--- a/TRPT_Lift_Device_Analysis.docx
+++ b/TRPT_Lift_Device_Analysis.docx
@@ -91,72 +91,19 @@
             </w:tcMar>
           </w:tcPr>
           <w:p>
-            <w:pPr>
-              <w:spacing w:after="120"/>
-            </w:pPr>
-            <w:r>
-              <w:rPr>
-                <w:rFonts w:ascii="Arial" w:cs="Arial" w:eastAsia="Arial" w:hAnsi="Arial"/>
-                <w:b/>
-                <w:bCs/>
-                <w:color w:val="1F497D"/>
-                <w:sz w:val="24"/>
-                <w:szCs w:val="24"/>
-              </w:rPr>
-              <w:t xml:space="preserve">Key Findings at a Glance</w:t>
-            </w:r>
-          </w:p>
-          <w:p>
-            <w:pPr>
-              <w:spacing w:after="60"/>
-            </w:pPr>
-            <w:r>
-              <w:rPr>
-                <w:rFonts w:ascii="Arial" w:cs="Arial" w:eastAsia="Arial" w:hAnsi="Arial"/>
-                <w:sz w:val="20"/>
-                <w:szCs w:val="20"/>
-              </w:rPr>
-              <w:t xml:space="preserve">Single kite: tension CV_T = 30% (lift line load swings ±30% of mean with each gust) → 10.3 mm hub altitude std at v = 11 m/s</w:t>
-            </w:r>
-          </w:p>
-          <w:p>
-            <w:pPr>
-              <w:spacing w:after="60"/>
-            </w:pPr>
-            <w:r>
-              <w:rPr>
-                <w:rFonts w:ascii="Arial" w:cs="Arial" w:eastAsia="Arial" w:hAnsi="Arial"/>
-                <w:sz w:val="20"/>
-                <w:szCs w:val="20"/>
-              </w:rPr>
-              <w:t xml:space="preserve">Stack ×3: identical tension CV_T and hub excursion — same total lift area, same physics. Benefit is handling only (7 m² each vs 21 m² single).</w:t>
-            </w:r>
-          </w:p>
-          <w:p>
-            <w:pPr>
-              <w:spacing w:after="60"/>
-            </w:pPr>
-            <w:r>
-              <w:rPr>
-                <w:rFonts w:ascii="Arial" w:cs="Arial" w:eastAsia="Arial" w:hAnsi="Arial"/>
-                <w:color w:val="C0392B"/>
-                <w:sz w:val="20"/>
-                <w:szCs w:val="20"/>
-              </w:rPr>
-              <w:t xml:space="preserve">Rotary lifter (current default): analytically 8× better CV_T — but default parameters are undersized (lift margin 0.28). Hub excursion is 27 mm at v=11 m/s — worse than single kite. The CV advantage is real but requires proper sizing to be realised.</w:t>
-            </w:r>
-          </w:p>
-          <w:p>
-            <w:pPr>
-              <w:spacing w:after="60"/>
-            </w:pPr>
-            <w:r>
-              <w:rPr>
-                <w:rFonts w:ascii="Arial" w:cs="Arial" w:eastAsia="Arial" w:hAnsi="Arial"/>
-                <w:sz w:val="20"/>
-                <w:szCs w:val="20"/>
-              </w:rPr>
-              <w:t xml:space="preserve">Scaling bottleneck: single kite area grows as P^1.35 — 500 kW needs 1,462 m². A properly sized rotary lifter eliminates this constraint entirely.</w:t>
+            <w:r>
+              <w:rPr>
+                <w:sz w:val="18"/>
+              </w:rPr>
+              <w:t>Key Findings at a Glance (updated 2026-04-20 with corrected CT-thrust physics)</w:t>
+              <w:br/>
+              <w:t>Single kite: tension CV_T = 30% (lift line load swings ±30% of mean with each gust) → 69 mm hub altitude std at v = 11 m/s (turbulence I=15%).</w:t>
+              <w:br/>
+              <w:t>Stack ×3: identical tension CV_T and hub excursion — same total lift area, same physics. Benefit is handling only (7 m² each vs 21 m² single).</w:t>
+              <w:br/>
+              <w:t>Rotary lifter (default parameters, LM=0.28 at v=11): hub excursion 88 mm at v=11 — 1.28× worse than single kite in turbulent wind. In steady wind the hub is more stable (0.63 mm vs 2.33 mm single kite), confirming the physical mechanism. Poor turbulent performance is due to undersized lift (LM&lt;1). A properly-sized rotary lifter (LM ≥ 1.1) would achieve CV_T ≈ 3.6% (analytically, 8× better) and comparable hub stability.</w:t>
+              <w:br/>
+              <w:t>Scaling bottleneck: single kite area grows as P^1.35 — 500 kW needs 1,462 m². A properly sized rotary lifter eliminates this constraint entirely.</w:t>
             </w:r>
           </w:p>
         </w:tc>
@@ -5580,19 +5527,12 @@
             </w:tcMar>
           </w:tcPr>
           <w:p>
-            <w:pPr>
-              <w:jc w:val="left"/>
-            </w:pPr>
-            <w:r>
-              <w:rPr>
-                <w:rFonts w:ascii="Arial" w:cs="Arial" w:eastAsia="Arial" w:hAnsi="Arial"/>
-                <w:b w:val="false"/>
-                <w:bCs w:val="false"/>
-                <w:color w:val="000000"/>
-                <w:sz w:val="20"/>
-                <w:szCs w:val="20"/>
-              </w:rPr>
-              <w:t xml:space="preserve">Single kite</w:t>
+            <w:r>
+              <w:rPr>
+                <w:b w:val="0"/>
+                <w:sz w:val="18"/>
+              </w:rPr>
+              <w:t>Single kite</w:t>
             </w:r>
           </w:p>
         </w:tc>
@@ -5614,19 +5554,12 @@
             </w:tcMar>
           </w:tcPr>
           <w:p>
-            <w:pPr>
-              <w:jc w:val="left"/>
-            </w:pPr>
-            <w:r>
-              <w:rPr>
-                <w:rFonts w:ascii="Arial" w:cs="Arial" w:eastAsia="Arial" w:hAnsi="Arial"/>
-                <w:b w:val="false"/>
-                <w:bCs w:val="false"/>
-                <w:color w:val="000000"/>
-                <w:sz w:val="20"/>
-                <w:szCs w:val="20"/>
-              </w:rPr>
-              <w:t xml:space="preserve">3.5</w:t>
+            <w:r>
+              <w:rPr>
+                <w:b w:val="0"/>
+                <w:sz w:val="18"/>
+              </w:rPr>
+              <w:t>2.33</w:t>
             </w:r>
           </w:p>
         </w:tc>
@@ -5648,19 +5581,12 @@
             </w:tcMar>
           </w:tcPr>
           <w:p>
-            <w:pPr>
-              <w:jc w:val="left"/>
-            </w:pPr>
-            <w:r>
-              <w:rPr>
-                <w:rFonts w:ascii="Arial" w:cs="Arial" w:eastAsia="Arial" w:hAnsi="Arial"/>
-                <w:b w:val="false"/>
-                <w:bCs w:val="false"/>
-                <w:color w:val="000000"/>
-                <w:sz w:val="20"/>
-                <w:szCs w:val="20"/>
-              </w:rPr>
-              <w:t xml:space="preserve">0.009</w:t>
+            <w:r>
+              <w:rPr>
+                <w:b w:val="0"/>
+                <w:sz w:val="18"/>
+              </w:rPr>
+              <w:t>0.005</w:t>
             </w:r>
           </w:p>
         </w:tc>
@@ -5682,19 +5608,12 @@
             </w:tcMar>
           </w:tcPr>
           <w:p>
-            <w:pPr>
-              <w:jc w:val="left"/>
-            </w:pPr>
-            <w:r>
-              <w:rPr>
-                <w:rFonts w:ascii="Arial" w:cs="Arial" w:eastAsia="Arial" w:hAnsi="Arial"/>
-                <w:b w:val="false"/>
-                <w:bCs w:val="false"/>
-                <w:color w:val="000000"/>
-                <w:sz w:val="20"/>
-                <w:szCs w:val="20"/>
-              </w:rPr>
-              <w:t xml:space="preserve">1.00× (reference)</w:t>
+            <w:r>
+              <w:rPr>
+                <w:b w:val="0"/>
+                <w:sz w:val="18"/>
+              </w:rPr>
+              <w:t>1.00× (reference)</w:t>
             </w:r>
           </w:p>
         </w:tc>
@@ -5717,19 +5636,12 @@
             </w:tcMar>
           </w:tcPr>
           <w:p>
-            <w:pPr>
-              <w:jc w:val="left"/>
-            </w:pPr>
-            <w:r>
-              <w:rPr>
-                <w:rFonts w:ascii="Arial" w:cs="Arial" w:eastAsia="Arial" w:hAnsi="Arial"/>
-                <w:b w:val="false"/>
-                <w:bCs w:val="false"/>
-                <w:color w:val="000000"/>
-                <w:sz w:val="20"/>
-                <w:szCs w:val="20"/>
-              </w:rPr>
-              <w:t xml:space="preserve">Stack ×3</w:t>
+            <w:r>
+              <w:rPr>
+                <w:b w:val="0"/>
+                <w:sz w:val="18"/>
+              </w:rPr>
+              <w:t>Stack ×3</w:t>
             </w:r>
           </w:p>
         </w:tc>
@@ -5750,19 +5662,12 @@
             </w:tcMar>
           </w:tcPr>
           <w:p>
-            <w:pPr>
-              <w:jc w:val="left"/>
-            </w:pPr>
-            <w:r>
-              <w:rPr>
-                <w:rFonts w:ascii="Arial" w:cs="Arial" w:eastAsia="Arial" w:hAnsi="Arial"/>
-                <w:b w:val="false"/>
-                <w:bCs w:val="false"/>
-                <w:color w:val="000000"/>
-                <w:sz w:val="20"/>
-                <w:szCs w:val="20"/>
-              </w:rPr>
-              <w:t xml:space="preserve">3.5</w:t>
+            <w:r>
+              <w:rPr>
+                <w:b w:val="0"/>
+                <w:sz w:val="18"/>
+              </w:rPr>
+              <w:t>2.33</w:t>
             </w:r>
           </w:p>
         </w:tc>
@@ -5783,19 +5688,12 @@
             </w:tcMar>
           </w:tcPr>
           <w:p>
-            <w:pPr>
-              <w:jc w:val="left"/>
-            </w:pPr>
-            <w:r>
-              <w:rPr>
-                <w:rFonts w:ascii="Arial" w:cs="Arial" w:eastAsia="Arial" w:hAnsi="Arial"/>
-                <w:b w:val="false"/>
-                <w:bCs w:val="false"/>
-                <w:color w:val="000000"/>
-                <w:sz w:val="20"/>
-                <w:szCs w:val="20"/>
-              </w:rPr>
-              <w:t xml:space="preserve">0.009</w:t>
+            <w:r>
+              <w:rPr>
+                <w:b w:val="0"/>
+                <w:sz w:val="18"/>
+              </w:rPr>
+              <w:t>0.005</w:t>
             </w:r>
           </w:p>
         </w:tc>
@@ -5816,19 +5714,12 @@
             </w:tcMar>
           </w:tcPr>
           <w:p>
-            <w:pPr>
-              <w:jc w:val="left"/>
-            </w:pPr>
-            <w:r>
-              <w:rPr>
-                <w:rFonts w:ascii="Arial" w:cs="Arial" w:eastAsia="Arial" w:hAnsi="Arial"/>
-                <w:b w:val="false"/>
-                <w:bCs w:val="false"/>
-                <w:color w:val="000000"/>
-                <w:sz w:val="20"/>
-                <w:szCs w:val="20"/>
-              </w:rPr>
-              <w:t xml:space="preserve">1.00×</w:t>
+            <w:r>
+              <w:rPr>
+                <w:b w:val="0"/>
+                <w:sz w:val="18"/>
+              </w:rPr>
+              <w:t>1.00×</w:t>
             </w:r>
           </w:p>
         </w:tc>
@@ -5852,19 +5743,12 @@
             </w:tcMar>
           </w:tcPr>
           <w:p>
-            <w:pPr>
-              <w:jc w:val="left"/>
-            </w:pPr>
-            <w:r>
-              <w:rPr>
-                <w:rFonts w:ascii="Arial" w:cs="Arial" w:eastAsia="Arial" w:hAnsi="Arial"/>
-                <w:b w:val="false"/>
-                <w:bCs w:val="false"/>
-                <w:color w:val="000000"/>
-                <w:sz w:val="20"/>
-                <w:szCs w:val="20"/>
-              </w:rPr>
-              <w:t xml:space="preserve">Rotary lifter</w:t>
+            <w:r>
+              <w:rPr>
+                <w:b w:val="0"/>
+                <w:sz w:val="18"/>
+              </w:rPr>
+              <w:t>Rotary lifter</w:t>
             </w:r>
           </w:p>
         </w:tc>
@@ -5886,19 +5770,12 @@
             </w:tcMar>
           </w:tcPr>
           <w:p>
-            <w:pPr>
-              <w:jc w:val="left"/>
-            </w:pPr>
-            <w:r>
-              <w:rPr>
-                <w:rFonts w:ascii="Arial" w:cs="Arial" w:eastAsia="Arial" w:hAnsi="Arial"/>
-                <w:b w:val="false"/>
-                <w:bCs w:val="false"/>
-                <w:color w:val="000000"/>
-                <w:sz w:val="20"/>
-                <w:szCs w:val="20"/>
-              </w:rPr>
-              <w:t xml:space="preserve">0.9</w:t>
+            <w:r>
+              <w:rPr>
+                <w:b w:val="0"/>
+                <w:sz w:val="18"/>
+              </w:rPr>
+              <w:t>0.63</w:t>
             </w:r>
           </w:p>
         </w:tc>
@@ -5920,19 +5797,12 @@
             </w:tcMar>
           </w:tcPr>
           <w:p>
-            <w:pPr>
-              <w:jc w:val="left"/>
-            </w:pPr>
-            <w:r>
-              <w:rPr>
-                <w:rFonts w:ascii="Arial" w:cs="Arial" w:eastAsia="Arial" w:hAnsi="Arial"/>
-                <w:b w:val="false"/>
-                <w:bCs w:val="false"/>
-                <w:color w:val="000000"/>
-                <w:sz w:val="20"/>
-                <w:szCs w:val="20"/>
-              </w:rPr>
-              <w:t xml:space="preserve">0.004</w:t>
+            <w:r>
+              <w:rPr>
+                <w:b w:val="0"/>
+                <w:sz w:val="18"/>
+              </w:rPr>
+              <w:t>0.001</w:t>
             </w:r>
           </w:p>
         </w:tc>
@@ -5954,19 +5824,12 @@
             </w:tcMar>
           </w:tcPr>
           <w:p>
-            <w:pPr>
-              <w:jc w:val="left"/>
-            </w:pPr>
-            <w:r>
-              <w:rPr>
-                <w:rFonts w:ascii="Arial" w:cs="Arial" w:eastAsia="Arial" w:hAnsi="Arial"/>
-                <w:b w:val="false"/>
-                <w:bCs w:val="false"/>
-                <w:color w:val="000000"/>
-                <w:sz w:val="20"/>
-                <w:szCs w:val="20"/>
-              </w:rPr>
-              <w:t xml:space="preserve">0.26× (3.9× better)</w:t>
+            <w:r>
+              <w:rPr>
+                <w:b w:val="0"/>
+                <w:sz w:val="18"/>
+              </w:rPr>
+              <w:t>0.27× (3.7× better)</w:t>
             </w:r>
           </w:p>
         </w:tc>
@@ -5989,19 +5852,12 @@
             </w:tcMar>
           </w:tcPr>
           <w:p>
-            <w:pPr>
-              <w:jc w:val="left"/>
-            </w:pPr>
-            <w:r>
-              <w:rPr>
-                <w:rFonts w:ascii="Arial" w:cs="Arial" w:eastAsia="Arial" w:hAnsi="Arial"/>
-                <w:b w:val="false"/>
-                <w:bCs w:val="false"/>
-                <w:color w:val="000000"/>
-                <w:sz w:val="20"/>
-                <w:szCs w:val="20"/>
-              </w:rPr>
-              <w:t xml:space="preserve">No lift (baseline)</w:t>
+            <w:r>
+              <w:rPr>
+                <w:b w:val="0"/>
+                <w:sz w:val="18"/>
+              </w:rPr>
+              <w:t>No lift (baseline)</w:t>
             </w:r>
           </w:p>
         </w:tc>
@@ -6022,19 +5878,12 @@
             </w:tcMar>
           </w:tcPr>
           <w:p>
-            <w:pPr>
-              <w:jc w:val="left"/>
-            </w:pPr>
-            <w:r>
-              <w:rPr>
-                <w:rFonts w:ascii="Arial" w:cs="Arial" w:eastAsia="Arial" w:hAnsi="Arial"/>
-                <w:b w:val="false"/>
-                <w:bCs w:val="false"/>
-                <w:color w:val="000000"/>
-                <w:sz w:val="20"/>
-                <w:szCs w:val="20"/>
-              </w:rPr>
-              <w:t xml:space="preserve">0.3</w:t>
+            <w:r>
+              <w:rPr>
+                <w:b w:val="0"/>
+                <w:sz w:val="18"/>
+              </w:rPr>
+              <w:t>186.00</w:t>
             </w:r>
           </w:p>
         </w:tc>
@@ -6055,19 +5904,12 @@
             </w:tcMar>
           </w:tcPr>
           <w:p>
-            <w:pPr>
-              <w:jc w:val="left"/>
-            </w:pPr>
-            <w:r>
-              <w:rPr>
-                <w:rFonts w:ascii="Arial" w:cs="Arial" w:eastAsia="Arial" w:hAnsi="Arial"/>
-                <w:b w:val="false"/>
-                <w:bCs w:val="false"/>
-                <w:color w:val="000000"/>
-                <w:sz w:val="20"/>
-                <w:szCs w:val="20"/>
-              </w:rPr>
-              <w:t xml:space="preserve">0.003</w:t>
+            <w:r>
+              <w:rPr>
+                <w:b w:val="0"/>
+                <w:sz w:val="18"/>
+              </w:rPr>
+              <w:t>0.338</w:t>
             </w:r>
           </w:p>
         </w:tc>
@@ -6088,19 +5930,12 @@
             </w:tcMar>
           </w:tcPr>
           <w:p>
-            <w:pPr>
-              <w:jc w:val="left"/>
-            </w:pPr>
-            <w:r>
-              <w:rPr>
-                <w:rFonts w:ascii="Arial" w:cs="Arial" w:eastAsia="Arial" w:hAnsi="Arial"/>
-                <w:b w:val="false"/>
-                <w:bCs w:val="false"/>
-                <w:color w:val="000000"/>
-                <w:sz w:val="20"/>
-                <w:szCs w:val="20"/>
-              </w:rPr>
-              <w:t xml:space="preserve">Wind noise floor</w:t>
+            <w:r>
+              <w:rPr>
+                <w:b w:val="0"/>
+                <w:sz w:val="18"/>
+              </w:rPr>
+              <w:t>80× worse (hub falls without lift)</w:t>
             </w:r>
           </w:p>
         </w:tc>
@@ -6445,19 +6280,12 @@
             </w:tcMar>
           </w:tcPr>
           <w:p>
-            <w:pPr>
-              <w:jc w:val="left"/>
-            </w:pPr>
-            <w:r>
-              <w:rPr>
-                <w:rFonts w:ascii="Arial" w:cs="Arial" w:eastAsia="Arial" w:hAnsi="Arial"/>
-                <w:b w:val="false"/>
-                <w:bCs w:val="false"/>
-                <w:color w:val="000000"/>
-                <w:sz w:val="20"/>
-                <w:szCs w:val="20"/>
-              </w:rPr>
-              <w:t xml:space="preserve">8</w:t>
+            <w:r>
+              <w:rPr>
+                <w:b w:val="0"/>
+                <w:sz w:val="18"/>
+              </w:rPr>
+              <w:t>8</w:t>
             </w:r>
           </w:p>
         </w:tc>
@@ -6479,19 +6307,12 @@
             </w:tcMar>
           </w:tcPr>
           <w:p>
-            <w:pPr>
-              <w:jc w:val="left"/>
-            </w:pPr>
-            <w:r>
-              <w:rPr>
-                <w:rFonts w:ascii="Arial" w:cs="Arial" w:eastAsia="Arial" w:hAnsi="Arial"/>
-                <w:b w:val="false"/>
-                <w:bCs w:val="false"/>
-                <w:color w:val="000000"/>
-                <w:sz w:val="20"/>
-                <w:szCs w:val="20"/>
-              </w:rPr>
-              <w:t xml:space="preserve">SingleKite</w:t>
+            <w:r>
+              <w:rPr>
+                <w:b w:val="0"/>
+                <w:sz w:val="18"/>
+              </w:rPr>
+              <w:t>SingleKite</w:t>
             </w:r>
           </w:p>
         </w:tc>
@@ -6513,19 +6334,12 @@
             </w:tcMar>
           </w:tcPr>
           <w:p>
-            <w:pPr>
-              <w:jc w:val="left"/>
-            </w:pPr>
-            <w:r>
-              <w:rPr>
-                <w:rFonts w:ascii="Arial" w:cs="Arial" w:eastAsia="Arial" w:hAnsi="Arial"/>
-                <w:b w:val="false"/>
-                <w:bCs w:val="false"/>
-                <w:color w:val="000000"/>
-                <w:sz w:val="20"/>
-                <w:szCs w:val="20"/>
-              </w:rPr>
-              <w:t xml:space="preserve">9.12</w:t>
+            <w:r>
+              <w:rPr>
+                <w:b w:val="0"/>
+                <w:sz w:val="18"/>
+              </w:rPr>
+              <w:t>80.60</w:t>
             </w:r>
           </w:p>
         </w:tc>
@@ -6547,19 +6361,12 @@
             </w:tcMar>
           </w:tcPr>
           <w:p>
-            <w:pPr>
-              <w:jc w:val="left"/>
-            </w:pPr>
-            <w:r>
-              <w:rPr>
-                <w:rFonts w:ascii="Arial" w:cs="Arial" w:eastAsia="Arial" w:hAnsi="Arial"/>
-                <w:b w:val="false"/>
-                <w:bCs w:val="false"/>
-                <w:color w:val="000000"/>
-                <w:sz w:val="20"/>
-                <w:szCs w:val="20"/>
-              </w:rPr>
-              <w:t xml:space="preserve">0.058</w:t>
+            <w:r>
+              <w:rPr>
+                <w:b w:val="0"/>
+                <w:sz w:val="18"/>
+              </w:rPr>
+              <w:t>0.071</w:t>
             </w:r>
           </w:p>
         </w:tc>
@@ -6581,19 +6388,12 @@
             </w:tcMar>
           </w:tcPr>
           <w:p>
-            <w:pPr>
-              <w:jc w:val="left"/>
-            </w:pPr>
-            <w:r>
-              <w:rPr>
-                <w:rFonts w:ascii="Arial" w:cs="Arial" w:eastAsia="Arial" w:hAnsi="Arial"/>
-                <w:b w:val="false"/>
-                <w:bCs w:val="false"/>
-                <w:color w:val="000000"/>
-                <w:sz w:val="20"/>
-                <w:szCs w:val="20"/>
-              </w:rPr>
-              <w:t xml:space="preserve">1.93</w:t>
+            <w:r>
+              <w:rPr>
+                <w:b w:val="0"/>
+                <w:sz w:val="18"/>
+              </w:rPr>
+              <w:t>3.82</w:t>
             </w:r>
           </w:p>
         </w:tc>
@@ -6615,19 +6415,12 @@
             </w:tcMar>
           </w:tcPr>
           <w:p>
-            <w:pPr>
-              <w:jc w:val="left"/>
-            </w:pPr>
-            <w:r>
-              <w:rPr>
-                <w:rFonts w:ascii="Arial" w:cs="Arial" w:eastAsia="Arial" w:hAnsi="Arial"/>
-                <w:b w:val="false"/>
-                <w:bCs w:val="false"/>
-                <w:color w:val="000000"/>
-                <w:sz w:val="20"/>
-                <w:szCs w:val="20"/>
-              </w:rPr>
-              <w:t xml:space="preserve">62.8</w:t>
+            <w:r>
+              <w:rPr>
+                <w:b w:val="0"/>
+                <w:sz w:val="18"/>
+              </w:rPr>
+              <w:t>24.5</w:t>
             </w:r>
           </w:p>
         </w:tc>
@@ -6649,19 +6442,12 @@
             </w:tcMar>
           </w:tcPr>
           <w:p>
-            <w:pPr>
-              <w:jc w:val="left"/>
-            </w:pPr>
-            <w:r>
-              <w:rPr>
-                <w:rFonts w:ascii="Arial" w:cs="Arial" w:eastAsia="Arial" w:hAnsi="Arial"/>
-                <w:b w:val="false"/>
-                <w:bCs w:val="false"/>
-                <w:color w:val="000000"/>
-                <w:sz w:val="20"/>
-                <w:szCs w:val="20"/>
-              </w:rPr>
-              <w:t xml:space="preserve">1.00× (ref)</w:t>
+            <w:r>
+              <w:rPr>
+                <w:b w:val="0"/>
+                <w:sz w:val="18"/>
+              </w:rPr>
+              <w:t>1.00×</w:t>
             </w:r>
           </w:p>
         </w:tc>
@@ -6683,19 +6469,12 @@
             </w:tcMar>
           </w:tcPr>
           <w:p>
-            <w:pPr>
-              <w:jc w:val="left"/>
-            </w:pPr>
-            <w:r>
-              <w:rPr>
-                <w:rFonts w:ascii="Arial" w:cs="Arial" w:eastAsia="Arial" w:hAnsi="Arial"/>
-                <w:b w:val="false"/>
-                <w:bCs w:val="false"/>
-                <w:color w:val="000000"/>
-                <w:sz w:val="20"/>
-                <w:szCs w:val="20"/>
-              </w:rPr>
-              <w:t xml:space="preserve">12.6</w:t>
+            <w:r>
+              <w:rPr>
+                <w:b w:val="0"/>
+                <w:sz w:val="18"/>
+              </w:rPr>
+              <w:t>10.4</w:t>
             </w:r>
           </w:p>
         </w:tc>
@@ -6718,19 +6497,12 @@
             </w:tcMar>
           </w:tcPr>
           <w:p>
-            <w:pPr>
-              <w:jc w:val="left"/>
-            </w:pPr>
-            <w:r>
-              <w:rPr>
-                <w:rFonts w:ascii="Arial" w:cs="Arial" w:eastAsia="Arial" w:hAnsi="Arial"/>
-                <w:b w:val="false"/>
-                <w:bCs w:val="false"/>
-                <w:color w:val="000000"/>
-                <w:sz w:val="20"/>
-                <w:szCs w:val="20"/>
-              </w:rPr>
-              <w:t xml:space="preserve">8</w:t>
+            <w:r>
+              <w:rPr>
+                <w:b w:val="0"/>
+                <w:sz w:val="18"/>
+              </w:rPr>
+              <w:t>8</w:t>
             </w:r>
           </w:p>
         </w:tc>
@@ -6751,19 +6523,12 @@
             </w:tcMar>
           </w:tcPr>
           <w:p>
-            <w:pPr>
-              <w:jc w:val="left"/>
-            </w:pPr>
-            <w:r>
-              <w:rPr>
-                <w:rFonts w:ascii="Arial" w:cs="Arial" w:eastAsia="Arial" w:hAnsi="Arial"/>
-                <w:b w:val="false"/>
-                <w:bCs w:val="false"/>
-                <w:color w:val="000000"/>
-                <w:sz w:val="20"/>
-                <w:szCs w:val="20"/>
-              </w:rPr>
-              <w:t xml:space="preserve">Stack×3</w:t>
+            <w:r>
+              <w:rPr>
+                <w:b w:val="0"/>
+                <w:sz w:val="18"/>
+              </w:rPr>
+              <w:t>Stack×3</w:t>
             </w:r>
           </w:p>
         </w:tc>
@@ -6784,19 +6549,12 @@
             </w:tcMar>
           </w:tcPr>
           <w:p>
-            <w:pPr>
-              <w:jc w:val="left"/>
-            </w:pPr>
-            <w:r>
-              <w:rPr>
-                <w:rFonts w:ascii="Arial" w:cs="Arial" w:eastAsia="Arial" w:hAnsi="Arial"/>
-                <w:b w:val="false"/>
-                <w:bCs w:val="false"/>
-                <w:color w:val="000000"/>
-                <w:sz w:val="20"/>
-                <w:szCs w:val="20"/>
-              </w:rPr>
-              <w:t xml:space="preserve">9.20</w:t>
+            <w:r>
+              <w:rPr>
+                <w:b w:val="0"/>
+                <w:sz w:val="18"/>
+              </w:rPr>
+              <w:t>80.70</w:t>
             </w:r>
           </w:p>
         </w:tc>
@@ -6817,19 +6575,12 @@
             </w:tcMar>
           </w:tcPr>
           <w:p>
-            <w:pPr>
-              <w:jc w:val="left"/>
-            </w:pPr>
-            <w:r>
-              <w:rPr>
-                <w:rFonts w:ascii="Arial" w:cs="Arial" w:eastAsia="Arial" w:hAnsi="Arial"/>
-                <w:b w:val="false"/>
-                <w:bCs w:val="false"/>
-                <w:color w:val="000000"/>
-                <w:sz w:val="20"/>
-                <w:szCs w:val="20"/>
-              </w:rPr>
-              <w:t xml:space="preserve">0.058</w:t>
+            <w:r>
+              <w:rPr>
+                <w:b w:val="0"/>
+                <w:sz w:val="18"/>
+              </w:rPr>
+              <w:t>0.072</w:t>
             </w:r>
           </w:p>
         </w:tc>
@@ -6850,19 +6601,12 @@
             </w:tcMar>
           </w:tcPr>
           <w:p>
-            <w:pPr>
-              <w:jc w:val="left"/>
-            </w:pPr>
-            <w:r>
-              <w:rPr>
-                <w:rFonts w:ascii="Arial" w:cs="Arial" w:eastAsia="Arial" w:hAnsi="Arial"/>
-                <w:b w:val="false"/>
-                <w:bCs w:val="false"/>
-                <w:color w:val="000000"/>
-                <w:sz w:val="20"/>
-                <w:szCs w:val="20"/>
-              </w:rPr>
-              <w:t xml:space="preserve">1.93</w:t>
+            <w:r>
+              <w:rPr>
+                <w:b w:val="0"/>
+                <w:sz w:val="18"/>
+              </w:rPr>
+              <w:t>3.82</w:t>
             </w:r>
           </w:p>
         </w:tc>
@@ -6883,19 +6627,12 @@
             </w:tcMar>
           </w:tcPr>
           <w:p>
-            <w:pPr>
-              <w:jc w:val="left"/>
-            </w:pPr>
-            <w:r>
-              <w:rPr>
-                <w:rFonts w:ascii="Arial" w:cs="Arial" w:eastAsia="Arial" w:hAnsi="Arial"/>
-                <w:b w:val="false"/>
-                <w:bCs w:val="false"/>
-                <w:color w:val="000000"/>
-                <w:sz w:val="20"/>
-                <w:szCs w:val="20"/>
-              </w:rPr>
-              <w:t xml:space="preserve">62.8</w:t>
+            <w:r>
+              <w:rPr>
+                <w:b w:val="0"/>
+                <w:sz w:val="18"/>
+              </w:rPr>
+              <w:t>24.5</w:t>
             </w:r>
           </w:p>
         </w:tc>
@@ -6916,19 +6653,12 @@
             </w:tcMar>
           </w:tcPr>
           <w:p>
-            <w:pPr>
-              <w:jc w:val="left"/>
-            </w:pPr>
-            <w:r>
-              <w:rPr>
-                <w:rFonts w:ascii="Arial" w:cs="Arial" w:eastAsia="Arial" w:hAnsi="Arial"/>
-                <w:b w:val="false"/>
-                <w:bCs w:val="false"/>
-                <w:color w:val="000000"/>
-                <w:sz w:val="20"/>
-                <w:szCs w:val="20"/>
-              </w:rPr>
-              <w:t xml:space="preserve">1.01×</w:t>
+            <w:r>
+              <w:rPr>
+                <w:b w:val="0"/>
+                <w:sz w:val="18"/>
+              </w:rPr>
+              <w:t>1.00×</w:t>
             </w:r>
           </w:p>
         </w:tc>
@@ -6949,19 +6679,12 @@
             </w:tcMar>
           </w:tcPr>
           <w:p>
-            <w:pPr>
-              <w:jc w:val="left"/>
-            </w:pPr>
-            <w:r>
-              <w:rPr>
-                <w:rFonts w:ascii="Arial" w:cs="Arial" w:eastAsia="Arial" w:hAnsi="Arial"/>
-                <w:b w:val="false"/>
-                <w:bCs w:val="false"/>
-                <w:color w:val="000000"/>
-                <w:sz w:val="20"/>
-                <w:szCs w:val="20"/>
-              </w:rPr>
-              <w:t xml:space="preserve">12.6</w:t>
+            <w:r>
+              <w:rPr>
+                <w:b w:val="0"/>
+                <w:sz w:val="18"/>
+              </w:rPr>
+              <w:t>10.4</w:t>
             </w:r>
           </w:p>
         </w:tc>
@@ -6985,19 +6708,12 @@
             </w:tcMar>
           </w:tcPr>
           <w:p>
-            <w:pPr>
-              <w:jc w:val="left"/>
-            </w:pPr>
-            <w:r>
-              <w:rPr>
-                <w:rFonts w:ascii="Arial" w:cs="Arial" w:eastAsia="Arial" w:hAnsi="Arial"/>
-                <w:b w:val="false"/>
-                <w:bCs w:val="false"/>
-                <w:color w:val="000000"/>
-                <w:sz w:val="20"/>
-                <w:szCs w:val="20"/>
-              </w:rPr>
-              <w:t xml:space="preserve">8</w:t>
+            <w:r>
+              <w:rPr>
+                <w:b w:val="0"/>
+                <w:sz w:val="18"/>
+              </w:rPr>
+              <w:t>8</w:t>
             </w:r>
           </w:p>
         </w:tc>
@@ -7019,19 +6735,12 @@
             </w:tcMar>
           </w:tcPr>
           <w:p>
-            <w:pPr>
-              <w:jc w:val="left"/>
-            </w:pPr>
-            <w:r>
-              <w:rPr>
-                <w:rFonts w:ascii="Arial" w:cs="Arial" w:eastAsia="Arial" w:hAnsi="Arial"/>
-                <w:b w:val="false"/>
-                <w:bCs w:val="false"/>
-                <w:color w:val="000000"/>
-                <w:sz w:val="20"/>
-                <w:szCs w:val="20"/>
-              </w:rPr>
-              <w:t xml:space="preserve">RotaryLifter ‼</w:t>
+            <w:r>
+              <w:rPr>
+                <w:b w:val="0"/>
+                <w:sz w:val="18"/>
+              </w:rPr>
+              <w:t>RotaryLifter ‼</w:t>
             </w:r>
           </w:p>
         </w:tc>
@@ -7053,19 +6762,12 @@
             </w:tcMar>
           </w:tcPr>
           <w:p>
-            <w:pPr>
-              <w:jc w:val="left"/>
-            </w:pPr>
-            <w:r>
-              <w:rPr>
-                <w:rFonts w:ascii="Arial" w:cs="Arial" w:eastAsia="Arial" w:hAnsi="Arial"/>
-                <w:b w:val="false"/>
-                <w:bCs w:val="false"/>
-                <w:color w:val="000000"/>
-                <w:sz w:val="20"/>
-                <w:szCs w:val="20"/>
-              </w:rPr>
-              <w:t xml:space="preserve">20.15</w:t>
+            <w:r>
+              <w:rPr>
+                <w:b w:val="0"/>
+                <w:sz w:val="18"/>
+              </w:rPr>
+              <w:t>94.40</w:t>
             </w:r>
           </w:p>
         </w:tc>
@@ -7087,19 +6789,12 @@
             </w:tcMar>
           </w:tcPr>
           <w:p>
-            <w:pPr>
-              <w:jc w:val="left"/>
-            </w:pPr>
-            <w:r>
-              <w:rPr>
-                <w:rFonts w:ascii="Arial" w:cs="Arial" w:eastAsia="Arial" w:hAnsi="Arial"/>
-                <w:b w:val="false"/>
-                <w:bCs w:val="false"/>
-                <w:color w:val="000000"/>
-                <w:sz w:val="20"/>
-                <w:szCs w:val="20"/>
-              </w:rPr>
-              <w:t xml:space="preserve">0.033</w:t>
+            <w:r>
+              <w:rPr>
+                <w:b w:val="0"/>
+                <w:sz w:val="18"/>
+              </w:rPr>
+              <w:t>0.085</w:t>
             </w:r>
           </w:p>
         </w:tc>
@@ -7121,19 +6816,12 @@
             </w:tcMar>
           </w:tcPr>
           <w:p>
-            <w:pPr>
-              <w:jc w:val="left"/>
-            </w:pPr>
-            <w:r>
-              <w:rPr>
-                <w:rFonts w:ascii="Arial" w:cs="Arial" w:eastAsia="Arial" w:hAnsi="Arial"/>
-                <w:b w:val="false"/>
-                <w:bCs w:val="false"/>
-                <w:color w:val="000000"/>
-                <w:sz w:val="20"/>
-                <w:szCs w:val="20"/>
-              </w:rPr>
-              <w:t xml:space="preserve">1.84</w:t>
+            <w:r>
+              <w:rPr>
+                <w:b w:val="0"/>
+                <w:sz w:val="18"/>
+              </w:rPr>
+              <w:t>3.96</w:t>
             </w:r>
           </w:p>
         </w:tc>
@@ -7155,19 +6843,12 @@
             </w:tcMar>
           </w:tcPr>
           <w:p>
-            <w:pPr>
-              <w:jc w:val="left"/>
-            </w:pPr>
-            <w:r>
-              <w:rPr>
-                <w:rFonts w:ascii="Arial" w:cs="Arial" w:eastAsia="Arial" w:hAnsi="Arial"/>
-                <w:b w:val="false"/>
-                <w:bCs w:val="false"/>
-                <w:color w:val="000000"/>
-                <w:sz w:val="20"/>
-                <w:szCs w:val="20"/>
-              </w:rPr>
-              <w:t xml:space="preserve">69.6</w:t>
+            <w:r>
+              <w:rPr>
+                <w:b w:val="0"/>
+                <w:sz w:val="18"/>
+              </w:rPr>
+              <w:t>25.4</w:t>
             </w:r>
           </w:p>
         </w:tc>
@@ -7189,19 +6870,12 @@
             </w:tcMar>
           </w:tcPr>
           <w:p>
-            <w:pPr>
-              <w:jc w:val="left"/>
-            </w:pPr>
-            <w:r>
-              <w:rPr>
-                <w:rFonts w:ascii="Arial" w:cs="Arial" w:eastAsia="Arial" w:hAnsi="Arial"/>
-                <w:b w:val="false"/>
-                <w:bCs w:val="false"/>
-                <w:color w:val="000000"/>
-                <w:sz w:val="20"/>
-                <w:szCs w:val="20"/>
-              </w:rPr>
-              <w:t xml:space="preserve">2.21× worse</w:t>
+            <w:r>
+              <w:rPr>
+                <w:b w:val="0"/>
+                <w:sz w:val="18"/>
+              </w:rPr>
+              <w:t>1.17× worse</w:t>
             </w:r>
           </w:p>
         </w:tc>
@@ -7223,19 +6897,12 @@
             </w:tcMar>
           </w:tcPr>
           <w:p>
-            <w:pPr>
-              <w:jc w:val="left"/>
-            </w:pPr>
-            <w:r>
-              <w:rPr>
-                <w:rFonts w:ascii="Arial" w:cs="Arial" w:eastAsia="Arial" w:hAnsi="Arial"/>
-                <w:b w:val="false"/>
-                <w:bCs w:val="false"/>
-                <w:color w:val="000000"/>
-                <w:sz w:val="20"/>
-                <w:szCs w:val="20"/>
-              </w:rPr>
-              <w:t xml:space="preserve">15.4</w:t>
+            <w:r>
+              <w:rPr>
+                <w:b w:val="0"/>
+                <w:sz w:val="18"/>
+              </w:rPr>
+              <w:t>11.1</w:t>
             </w:r>
           </w:p>
         </w:tc>
@@ -7258,19 +6925,12 @@
             </w:tcMar>
           </w:tcPr>
           <w:p>
-            <w:pPr>
-              <w:jc w:val="left"/>
-            </w:pPr>
-            <w:r>
-              <w:rPr>
-                <w:rFonts w:ascii="Arial" w:cs="Arial" w:eastAsia="Arial" w:hAnsi="Arial"/>
-                <w:b w:val="false"/>
-                <w:bCs w:val="false"/>
-                <w:color w:val="000000"/>
-                <w:sz w:val="20"/>
-                <w:szCs w:val="20"/>
-              </w:rPr>
-              <w:t xml:space="preserve">8</w:t>
+            <w:r>
+              <w:rPr>
+                <w:b w:val="0"/>
+                <w:sz w:val="18"/>
+              </w:rPr>
+              <w:t>8</w:t>
             </w:r>
           </w:p>
         </w:tc>
@@ -7291,19 +6951,12 @@
             </w:tcMar>
           </w:tcPr>
           <w:p>
-            <w:pPr>
-              <w:jc w:val="left"/>
-            </w:pPr>
-            <w:r>
-              <w:rPr>
-                <w:rFonts w:ascii="Arial" w:cs="Arial" w:eastAsia="Arial" w:hAnsi="Arial"/>
-                <w:b w:val="false"/>
-                <w:bCs w:val="false"/>
-                <w:color w:val="000000"/>
-                <w:sz w:val="20"/>
-                <w:szCs w:val="20"/>
-              </w:rPr>
-              <w:t xml:space="preserve">NoLift</w:t>
+            <w:r>
+              <w:rPr>
+                <w:b w:val="0"/>
+                <w:sz w:val="18"/>
+              </w:rPr>
+              <w:t>NoLift</w:t>
             </w:r>
           </w:p>
         </w:tc>
@@ -7324,19 +6977,12 @@
             </w:tcMar>
           </w:tcPr>
           <w:p>
-            <w:pPr>
-              <w:jc w:val="left"/>
-            </w:pPr>
-            <w:r>
-              <w:rPr>
-                <w:rFonts w:ascii="Arial" w:cs="Arial" w:eastAsia="Arial" w:hAnsi="Arial"/>
-                <w:b w:val="false"/>
-                <w:bCs w:val="false"/>
-                <w:color w:val="000000"/>
-                <w:sz w:val="20"/>
-                <w:szCs w:val="20"/>
-              </w:rPr>
-              <w:t xml:space="preserve">30.39</w:t>
+            <w:r>
+              <w:rPr>
+                <w:b w:val="0"/>
+                <w:sz w:val="18"/>
+              </w:rPr>
+              <w:t>402.40</w:t>
             </w:r>
           </w:p>
         </w:tc>
@@ -7357,19 +7003,12 @@
             </w:tcMar>
           </w:tcPr>
           <w:p>
-            <w:pPr>
-              <w:jc w:val="left"/>
-            </w:pPr>
-            <w:r>
-              <w:rPr>
-                <w:rFonts w:ascii="Arial" w:cs="Arial" w:eastAsia="Arial" w:hAnsi="Arial"/>
-                <w:b w:val="false"/>
-                <w:bCs w:val="false"/>
-                <w:color w:val="000000"/>
-                <w:sz w:val="20"/>
-                <w:szCs w:val="20"/>
-              </w:rPr>
-              <w:t xml:space="preserve">0.011</w:t>
+            <w:r>
+              <w:rPr>
+                <w:b w:val="0"/>
+                <w:sz w:val="18"/>
+              </w:rPr>
+              <w:t>0.632</w:t>
             </w:r>
           </w:p>
         </w:tc>
@@ -7390,19 +7029,12 @@
             </w:tcMar>
           </w:tcPr>
           <w:p>
-            <w:pPr>
-              <w:jc w:val="left"/>
-            </w:pPr>
-            <w:r>
-              <w:rPr>
-                <w:rFonts w:ascii="Arial" w:cs="Arial" w:eastAsia="Arial" w:hAnsi="Arial"/>
-                <w:b w:val="false"/>
-                <w:bCs w:val="false"/>
-                <w:color w:val="000000"/>
-                <w:sz w:val="20"/>
-                <w:szCs w:val="20"/>
-              </w:rPr>
-              <w:t xml:space="preserve">1.76</w:t>
+            <w:r>
+              <w:rPr>
+                <w:b w:val="0"/>
+                <w:sz w:val="18"/>
+              </w:rPr>
+              <w:t>3.84</w:t>
             </w:r>
           </w:p>
         </w:tc>
@@ -7423,19 +7055,12 @@
             </w:tcMar>
           </w:tcPr>
           <w:p>
-            <w:pPr>
-              <w:jc w:val="left"/>
-            </w:pPr>
-            <w:r>
-              <w:rPr>
-                <w:rFonts w:ascii="Arial" w:cs="Arial" w:eastAsia="Arial" w:hAnsi="Arial"/>
-                <w:b w:val="false"/>
-                <w:bCs w:val="false"/>
-                <w:color w:val="000000"/>
-                <w:sz w:val="20"/>
-                <w:szCs w:val="20"/>
-              </w:rPr>
-              <w:t xml:space="preserve">75.3</w:t>
+            <w:r>
+              <w:rPr>
+                <w:b w:val="0"/>
+                <w:sz w:val="18"/>
+              </w:rPr>
+              <w:t>29.0</w:t>
             </w:r>
           </w:p>
         </w:tc>
@@ -7456,19 +7081,12 @@
             </w:tcMar>
           </w:tcPr>
           <w:p>
-            <w:pPr>
-              <w:jc w:val="left"/>
-            </w:pPr>
-            <w:r>
-              <w:rPr>
-                <w:rFonts w:ascii="Arial" w:cs="Arial" w:eastAsia="Arial" w:hAnsi="Arial"/>
-                <w:b w:val="false"/>
-                <w:bCs w:val="false"/>
-                <w:color w:val="000000"/>
-                <w:sz w:val="20"/>
-                <w:szCs w:val="20"/>
-              </w:rPr>
-              <w:t xml:space="preserve">3.33× worse</w:t>
+            <w:r>
+              <w:rPr>
+                <w:b w:val="0"/>
+                <w:sz w:val="18"/>
+              </w:rPr>
+              <w:t>4.99× worse</w:t>
             </w:r>
           </w:p>
         </w:tc>
@@ -7489,19 +7107,12 @@
             </w:tcMar>
           </w:tcPr>
           <w:p>
-            <w:pPr>
-              <w:jc w:val="left"/>
-            </w:pPr>
-            <w:r>
-              <w:rPr>
-                <w:rFonts w:ascii="Arial" w:cs="Arial" w:eastAsia="Arial" w:hAnsi="Arial"/>
-                <w:b w:val="false"/>
-                <w:bCs w:val="false"/>
-                <w:color w:val="000000"/>
-                <w:sz w:val="20"/>
-                <w:szCs w:val="20"/>
-              </w:rPr>
-              <w:t xml:space="preserve">15.7</w:t>
+            <w:r>
+              <w:rPr>
+                <w:b w:val="0"/>
+                <w:sz w:val="18"/>
+              </w:rPr>
+              <w:t>14.4</w:t>
             </w:r>
           </w:p>
         </w:tc>
@@ -7525,19 +7136,12 @@
             </w:tcMar>
           </w:tcPr>
           <w:p>
-            <w:pPr>
-              <w:jc w:val="left"/>
-            </w:pPr>
-            <w:r>
-              <w:rPr>
-                <w:rFonts w:ascii="Arial" w:cs="Arial" w:eastAsia="Arial" w:hAnsi="Arial"/>
-                <w:b w:val="false"/>
-                <w:bCs w:val="false"/>
-                <w:color w:val="000000"/>
-                <w:sz w:val="20"/>
-                <w:szCs w:val="20"/>
-              </w:rPr>
-              <w:t xml:space="preserve">11</w:t>
+            <w:r>
+              <w:rPr>
+                <w:b w:val="0"/>
+                <w:sz w:val="18"/>
+              </w:rPr>
+              <w:t>11</w:t>
             </w:r>
           </w:p>
         </w:tc>
@@ -7559,19 +7163,12 @@
             </w:tcMar>
           </w:tcPr>
           <w:p>
-            <w:pPr>
-              <w:jc w:val="left"/>
-            </w:pPr>
-            <w:r>
-              <w:rPr>
-                <w:rFonts w:ascii="Arial" w:cs="Arial" w:eastAsia="Arial" w:hAnsi="Arial"/>
-                <w:b w:val="false"/>
-                <w:bCs w:val="false"/>
-                <w:color w:val="000000"/>
-                <w:sz w:val="20"/>
-                <w:szCs w:val="20"/>
-              </w:rPr>
-              <w:t xml:space="preserve">SingleKite</w:t>
+            <w:r>
+              <w:rPr>
+                <w:b w:val="0"/>
+                <w:sz w:val="18"/>
+              </w:rPr>
+              <w:t>SingleKite</w:t>
             </w:r>
           </w:p>
         </w:tc>
@@ -7593,19 +7190,12 @@
             </w:tcMar>
           </w:tcPr>
           <w:p>
-            <w:pPr>
-              <w:jc w:val="left"/>
-            </w:pPr>
-            <w:r>
-              <w:rPr>
-                <w:rFonts w:ascii="Arial" w:cs="Arial" w:eastAsia="Arial" w:hAnsi="Arial"/>
-                <w:b w:val="false"/>
-                <w:bCs w:val="false"/>
-                <w:color w:val="000000"/>
-                <w:sz w:val="20"/>
-                <w:szCs w:val="20"/>
-              </w:rPr>
-              <w:t xml:space="preserve">10.27</w:t>
+            <w:r>
+              <w:rPr>
+                <w:b w:val="0"/>
+                <w:sz w:val="18"/>
+              </w:rPr>
+              <w:t>69.00</w:t>
             </w:r>
           </w:p>
         </w:tc>
@@ -7627,19 +7217,12 @@
             </w:tcMar>
           </w:tcPr>
           <w:p>
-            <w:pPr>
-              <w:jc w:val="left"/>
-            </w:pPr>
-            <w:r>
-              <w:rPr>
-                <w:rFonts w:ascii="Arial" w:cs="Arial" w:eastAsia="Arial" w:hAnsi="Arial"/>
-                <w:b w:val="false"/>
-                <w:bCs w:val="false"/>
-                <w:color w:val="000000"/>
-                <w:sz w:val="20"/>
-                <w:szCs w:val="20"/>
-              </w:rPr>
-              <w:t xml:space="preserve">0.116</w:t>
+            <w:r>
+              <w:rPr>
+                <w:b w:val="0"/>
+                <w:sz w:val="18"/>
+              </w:rPr>
+              <w:t>0.058</w:t>
             </w:r>
           </w:p>
         </w:tc>
@@ -7661,19 +7244,12 @@
             </w:tcMar>
           </w:tcPr>
           <w:p>
-            <w:pPr>
-              <w:jc w:val="left"/>
-            </w:pPr>
-            <w:r>
-              <w:rPr>
-                <w:rFonts w:ascii="Arial" w:cs="Arial" w:eastAsia="Arial" w:hAnsi="Arial"/>
-                <w:b w:val="false"/>
-                <w:bCs w:val="false"/>
-                <w:color w:val="000000"/>
-                <w:sz w:val="20"/>
-                <w:szCs w:val="20"/>
-              </w:rPr>
-              <w:t xml:space="preserve">5.85</w:t>
+            <w:r>
+              <w:rPr>
+                <w:b w:val="0"/>
+                <w:sz w:val="18"/>
+              </w:rPr>
+              <w:t>9.30</w:t>
             </w:r>
           </w:p>
         </w:tc>
@@ -7695,19 +7271,12 @@
             </w:tcMar>
           </w:tcPr>
           <w:p>
-            <w:pPr>
-              <w:jc w:val="left"/>
-            </w:pPr>
-            <w:r>
-              <w:rPr>
-                <w:rFonts w:ascii="Arial" w:cs="Arial" w:eastAsia="Arial" w:hAnsi="Arial"/>
-                <w:b w:val="false"/>
-                <w:bCs w:val="false"/>
-                <w:color w:val="000000"/>
-                <w:sz w:val="20"/>
-                <w:szCs w:val="20"/>
-              </w:rPr>
-              <w:t xml:space="preserve">40.7</w:t>
+            <w:r>
+              <w:rPr>
+                <w:b w:val="0"/>
+                <w:sz w:val="18"/>
+              </w:rPr>
+              <w:t>26.8</w:t>
             </w:r>
           </w:p>
         </w:tc>
@@ -7729,19 +7298,12 @@
             </w:tcMar>
           </w:tcPr>
           <w:p>
-            <w:pPr>
-              <w:jc w:val="left"/>
-            </w:pPr>
-            <w:r>
-              <w:rPr>
-                <w:rFonts w:ascii="Arial" w:cs="Arial" w:eastAsia="Arial" w:hAnsi="Arial"/>
-                <w:b w:val="false"/>
-                <w:bCs w:val="false"/>
-                <w:color w:val="000000"/>
-                <w:sz w:val="20"/>
-                <w:szCs w:val="20"/>
-              </w:rPr>
-              <w:t xml:space="preserve">1.00× (ref)</w:t>
+            <w:r>
+              <w:rPr>
+                <w:b w:val="0"/>
+                <w:sz w:val="18"/>
+              </w:rPr>
+              <w:t>1.00×</w:t>
             </w:r>
           </w:p>
         </w:tc>
@@ -7763,19 +7325,12 @@
             </w:tcMar>
           </w:tcPr>
           <w:p>
-            <w:pPr>
-              <w:jc w:val="left"/>
-            </w:pPr>
-            <w:r>
-              <w:rPr>
-                <w:rFonts w:ascii="Arial" w:cs="Arial" w:eastAsia="Arial" w:hAnsi="Arial"/>
-                <w:b w:val="false"/>
-                <w:bCs w:val="false"/>
-                <w:color w:val="000000"/>
-                <w:sz w:val="20"/>
-                <w:szCs w:val="20"/>
-              </w:rPr>
-              <w:t xml:space="preserve">10.0</w:t>
+            <w:r>
+              <w:rPr>
+                <w:b w:val="0"/>
+                <w:sz w:val="18"/>
+              </w:rPr>
+              <w:t>7.1</w:t>
             </w:r>
           </w:p>
         </w:tc>
@@ -7798,19 +7353,12 @@
             </w:tcMar>
           </w:tcPr>
           <w:p>
-            <w:pPr>
-              <w:jc w:val="left"/>
-            </w:pPr>
-            <w:r>
-              <w:rPr>
-                <w:rFonts w:ascii="Arial" w:cs="Arial" w:eastAsia="Arial" w:hAnsi="Arial"/>
-                <w:b w:val="false"/>
-                <w:bCs w:val="false"/>
-                <w:color w:val="000000"/>
-                <w:sz w:val="20"/>
-                <w:szCs w:val="20"/>
-              </w:rPr>
-              <w:t xml:space="preserve">11</w:t>
+            <w:r>
+              <w:rPr>
+                <w:b w:val="0"/>
+                <w:sz w:val="18"/>
+              </w:rPr>
+              <w:t>11</w:t>
             </w:r>
           </w:p>
         </w:tc>
@@ -7831,19 +7379,12 @@
             </w:tcMar>
           </w:tcPr>
           <w:p>
-            <w:pPr>
-              <w:jc w:val="left"/>
-            </w:pPr>
-            <w:r>
-              <w:rPr>
-                <w:rFonts w:ascii="Arial" w:cs="Arial" w:eastAsia="Arial" w:hAnsi="Arial"/>
-                <w:b w:val="false"/>
-                <w:bCs w:val="false"/>
-                <w:color w:val="000000"/>
-                <w:sz w:val="20"/>
-                <w:szCs w:val="20"/>
-              </w:rPr>
-              <w:t xml:space="preserve">Stack×3</w:t>
+            <w:r>
+              <w:rPr>
+                <w:b w:val="0"/>
+                <w:sz w:val="18"/>
+              </w:rPr>
+              <w:t>Stack×3</w:t>
             </w:r>
           </w:p>
         </w:tc>
@@ -7864,19 +7405,12 @@
             </w:tcMar>
           </w:tcPr>
           <w:p>
-            <w:pPr>
-              <w:jc w:val="left"/>
-            </w:pPr>
-            <w:r>
-              <w:rPr>
-                <w:rFonts w:ascii="Arial" w:cs="Arial" w:eastAsia="Arial" w:hAnsi="Arial"/>
-                <w:b w:val="false"/>
-                <w:bCs w:val="false"/>
-                <w:color w:val="000000"/>
-                <w:sz w:val="20"/>
-                <w:szCs w:val="20"/>
-              </w:rPr>
-              <w:t xml:space="preserve">10.18</w:t>
+            <w:r>
+              <w:rPr>
+                <w:b w:val="0"/>
+                <w:sz w:val="18"/>
+              </w:rPr>
+              <w:t>69.10</w:t>
             </w:r>
           </w:p>
         </w:tc>
@@ -7897,19 +7431,12 @@
             </w:tcMar>
           </w:tcPr>
           <w:p>
-            <w:pPr>
-              <w:jc w:val="left"/>
-            </w:pPr>
-            <w:r>
-              <w:rPr>
-                <w:rFonts w:ascii="Arial" w:cs="Arial" w:eastAsia="Arial" w:hAnsi="Arial"/>
-                <w:b w:val="false"/>
-                <w:bCs w:val="false"/>
-                <w:color w:val="000000"/>
-                <w:sz w:val="20"/>
-                <w:szCs w:val="20"/>
-              </w:rPr>
-              <w:t xml:space="preserve">0.116</w:t>
+            <w:r>
+              <w:rPr>
+                <w:b w:val="0"/>
+                <w:sz w:val="18"/>
+              </w:rPr>
+              <w:t>0.058</w:t>
             </w:r>
           </w:p>
         </w:tc>
@@ -7930,19 +7457,12 @@
             </w:tcMar>
           </w:tcPr>
           <w:p>
-            <w:pPr>
-              <w:jc w:val="left"/>
-            </w:pPr>
-            <w:r>
-              <w:rPr>
-                <w:rFonts w:ascii="Arial" w:cs="Arial" w:eastAsia="Arial" w:hAnsi="Arial"/>
-                <w:b w:val="false"/>
-                <w:bCs w:val="false"/>
-                <w:color w:val="000000"/>
-                <w:sz w:val="20"/>
-                <w:szCs w:val="20"/>
-              </w:rPr>
-              <w:t xml:space="preserve">5.85</w:t>
+            <w:r>
+              <w:rPr>
+                <w:b w:val="0"/>
+                <w:sz w:val="18"/>
+              </w:rPr>
+              <w:t>9.30</w:t>
             </w:r>
           </w:p>
         </w:tc>
@@ -7963,19 +7483,12 @@
             </w:tcMar>
           </w:tcPr>
           <w:p>
-            <w:pPr>
-              <w:jc w:val="left"/>
-            </w:pPr>
-            <w:r>
-              <w:rPr>
-                <w:rFonts w:ascii="Arial" w:cs="Arial" w:eastAsia="Arial" w:hAnsi="Arial"/>
-                <w:b w:val="false"/>
-                <w:bCs w:val="false"/>
-                <w:color w:val="000000"/>
-                <w:sz w:val="20"/>
-                <w:szCs w:val="20"/>
-              </w:rPr>
-              <w:t xml:space="preserve">40.7</w:t>
+            <w:r>
+              <w:rPr>
+                <w:b w:val="0"/>
+                <w:sz w:val="18"/>
+              </w:rPr>
+              <w:t>26.8</w:t>
             </w:r>
           </w:p>
         </w:tc>
@@ -7996,19 +7509,12 @@
             </w:tcMar>
           </w:tcPr>
           <w:p>
-            <w:pPr>
-              <w:jc w:val="left"/>
-            </w:pPr>
-            <w:r>
-              <w:rPr>
-                <w:rFonts w:ascii="Arial" w:cs="Arial" w:eastAsia="Arial" w:hAnsi="Arial"/>
-                <w:b w:val="false"/>
-                <w:bCs w:val="false"/>
-                <w:color w:val="000000"/>
-                <w:sz w:val="20"/>
-                <w:szCs w:val="20"/>
-              </w:rPr>
-              <w:t xml:space="preserve">0.99×</w:t>
+            <w:r>
+              <w:rPr>
+                <w:b w:val="0"/>
+                <w:sz w:val="18"/>
+              </w:rPr>
+              <w:t>1.00×</w:t>
             </w:r>
           </w:p>
         </w:tc>
@@ -8029,19 +7535,12 @@
             </w:tcMar>
           </w:tcPr>
           <w:p>
-            <w:pPr>
-              <w:jc w:val="left"/>
-            </w:pPr>
-            <w:r>
-              <w:rPr>
-                <w:rFonts w:ascii="Arial" w:cs="Arial" w:eastAsia="Arial" w:hAnsi="Arial"/>
-                <w:b w:val="false"/>
-                <w:bCs w:val="false"/>
-                <w:color w:val="000000"/>
-                <w:sz w:val="20"/>
-                <w:szCs w:val="20"/>
-              </w:rPr>
-              <w:t xml:space="preserve">9.9</w:t>
+            <w:r>
+              <w:rPr>
+                <w:b w:val="0"/>
+                <w:sz w:val="18"/>
+              </w:rPr>
+              <w:t>7.1</w:t>
             </w:r>
           </w:p>
         </w:tc>
@@ -8065,19 +7564,12 @@
             </w:tcMar>
           </w:tcPr>
           <w:p>
-            <w:pPr>
-              <w:jc w:val="left"/>
-            </w:pPr>
-            <w:r>
-              <w:rPr>
-                <w:rFonts w:ascii="Arial" w:cs="Arial" w:eastAsia="Arial" w:hAnsi="Arial"/>
-                <w:b w:val="false"/>
-                <w:bCs w:val="false"/>
-                <w:color w:val="000000"/>
-                <w:sz w:val="20"/>
-                <w:szCs w:val="20"/>
-              </w:rPr>
-              <w:t xml:space="preserve">11</w:t>
+            <w:r>
+              <w:rPr>
+                <w:b w:val="0"/>
+                <w:sz w:val="18"/>
+              </w:rPr>
+              <w:t>11</w:t>
             </w:r>
           </w:p>
         </w:tc>
@@ -8099,19 +7591,12 @@
             </w:tcMar>
           </w:tcPr>
           <w:p>
-            <w:pPr>
-              <w:jc w:val="left"/>
-            </w:pPr>
-            <w:r>
-              <w:rPr>
-                <w:rFonts w:ascii="Arial" w:cs="Arial" w:eastAsia="Arial" w:hAnsi="Arial"/>
-                <w:b w:val="false"/>
-                <w:bCs w:val="false"/>
-                <w:color w:val="000000"/>
-                <w:sz w:val="20"/>
-                <w:szCs w:val="20"/>
-              </w:rPr>
-              <w:t xml:space="preserve">RotaryLifter ‼</w:t>
+            <w:r>
+              <w:rPr>
+                <w:b w:val="0"/>
+                <w:sz w:val="18"/>
+              </w:rPr>
+              <w:t>RotaryLifter ‼</w:t>
             </w:r>
           </w:p>
         </w:tc>
@@ -8133,19 +7618,12 @@
             </w:tcMar>
           </w:tcPr>
           <w:p>
-            <w:pPr>
-              <w:jc w:val="left"/>
-            </w:pPr>
-            <w:r>
-              <w:rPr>
-                <w:rFonts w:ascii="Arial" w:cs="Arial" w:eastAsia="Arial" w:hAnsi="Arial"/>
-                <w:b w:val="false"/>
-                <w:bCs w:val="false"/>
-                <w:color w:val="000000"/>
-                <w:sz w:val="20"/>
-                <w:szCs w:val="20"/>
-              </w:rPr>
-              <w:t xml:space="preserve">27.03</w:t>
+            <w:r>
+              <w:rPr>
+                <w:b w:val="0"/>
+                <w:sz w:val="18"/>
+              </w:rPr>
+              <w:t>88.40</w:t>
             </w:r>
           </w:p>
         </w:tc>
@@ -8167,19 +7645,12 @@
             </w:tcMar>
           </w:tcPr>
           <w:p>
-            <w:pPr>
-              <w:jc w:val="left"/>
-            </w:pPr>
-            <w:r>
-              <w:rPr>
-                <w:rFonts w:ascii="Arial" w:cs="Arial" w:eastAsia="Arial" w:hAnsi="Arial"/>
-                <w:b w:val="false"/>
-                <w:bCs w:val="false"/>
-                <w:color w:val="000000"/>
-                <w:sz w:val="20"/>
-                <w:szCs w:val="20"/>
-              </w:rPr>
-              <w:t xml:space="preserve">0.051</w:t>
+            <w:r>
+              <w:rPr>
+                <w:b w:val="0"/>
+                <w:sz w:val="18"/>
+              </w:rPr>
+              <w:t>0.086</w:t>
             </w:r>
           </w:p>
         </w:tc>
@@ -8201,19 +7672,12 @@
             </w:tcMar>
           </w:tcPr>
           <w:p>
-            <w:pPr>
-              <w:jc w:val="left"/>
-            </w:pPr>
-            <w:r>
-              <w:rPr>
-                <w:rFonts w:ascii="Arial" w:cs="Arial" w:eastAsia="Arial" w:hAnsi="Arial"/>
-                <w:b w:val="false"/>
-                <w:bCs w:val="false"/>
-                <w:color w:val="000000"/>
-                <w:sz w:val="20"/>
-                <w:szCs w:val="20"/>
-              </w:rPr>
-              <w:t xml:space="preserve">5.63</w:t>
+            <w:r>
+              <w:rPr>
+                <w:b w:val="0"/>
+                <w:sz w:val="18"/>
+              </w:rPr>
+              <w:t>9.66</w:t>
             </w:r>
           </w:p>
         </w:tc>
@@ -8235,19 +7699,12 @@
             </w:tcMar>
           </w:tcPr>
           <w:p>
-            <w:pPr>
-              <w:jc w:val="left"/>
-            </w:pPr>
-            <w:r>
-              <w:rPr>
-                <w:rFonts w:ascii="Arial" w:cs="Arial" w:eastAsia="Arial" w:hAnsi="Arial"/>
-                <w:b w:val="false"/>
-                <w:bCs w:val="false"/>
-                <w:color w:val="000000"/>
-                <w:sz w:val="20"/>
-                <w:szCs w:val="20"/>
-              </w:rPr>
-              <w:t xml:space="preserve">47.8</w:t>
+            <w:r>
+              <w:rPr>
+                <w:b w:val="0"/>
+                <w:sz w:val="18"/>
+              </w:rPr>
+              <w:t>28.5</w:t>
             </w:r>
           </w:p>
         </w:tc>
@@ -8269,19 +7726,12 @@
             </w:tcMar>
           </w:tcPr>
           <w:p>
-            <w:pPr>
-              <w:jc w:val="left"/>
-            </w:pPr>
-            <w:r>
-              <w:rPr>
-                <w:rFonts w:ascii="Arial" w:cs="Arial" w:eastAsia="Arial" w:hAnsi="Arial"/>
-                <w:b w:val="false"/>
-                <w:bCs w:val="false"/>
-                <w:color w:val="000000"/>
-                <w:sz w:val="20"/>
-                <w:szCs w:val="20"/>
-              </w:rPr>
-              <w:t xml:space="preserve">2.63× worse</w:t>
+            <w:r>
+              <w:rPr>
+                <w:b w:val="0"/>
+                <w:sz w:val="18"/>
+              </w:rPr>
+              <w:t>1.28× worse</w:t>
             </w:r>
           </w:p>
         </w:tc>
@@ -8303,19 +7753,12 @@
             </w:tcMar>
           </w:tcPr>
           <w:p>
-            <w:pPr>
-              <w:jc w:val="left"/>
-            </w:pPr>
-            <w:r>
-              <w:rPr>
-                <w:rFonts w:ascii="Arial" w:cs="Arial" w:eastAsia="Arial" w:hAnsi="Arial"/>
-                <w:b w:val="false"/>
-                <w:bCs w:val="false"/>
-                <w:color w:val="000000"/>
-                <w:sz w:val="20"/>
-                <w:szCs w:val="20"/>
-              </w:rPr>
-              <w:t xml:space="preserve">14.6</w:t>
+            <w:r>
+              <w:rPr>
+                <w:b w:val="0"/>
+                <w:sz w:val="18"/>
+              </w:rPr>
+              <w:t>8.7</w:t>
             </w:r>
           </w:p>
         </w:tc>
@@ -8338,19 +7781,12 @@
             </w:tcMar>
           </w:tcPr>
           <w:p>
-            <w:pPr>
-              <w:jc w:val="left"/>
-            </w:pPr>
-            <w:r>
-              <w:rPr>
-                <w:rFonts w:ascii="Arial" w:cs="Arial" w:eastAsia="Arial" w:hAnsi="Arial"/>
-                <w:b w:val="false"/>
-                <w:bCs w:val="false"/>
-                <w:color w:val="000000"/>
-                <w:sz w:val="20"/>
-                <w:szCs w:val="20"/>
-              </w:rPr>
-              <w:t xml:space="preserve">11</w:t>
+            <w:r>
+              <w:rPr>
+                <w:b w:val="0"/>
+                <w:sz w:val="18"/>
+              </w:rPr>
+              <w:t>11</w:t>
             </w:r>
           </w:p>
         </w:tc>
@@ -8371,19 +7807,12 @@
             </w:tcMar>
           </w:tcPr>
           <w:p>
-            <w:pPr>
-              <w:jc w:val="left"/>
-            </w:pPr>
-            <w:r>
-              <w:rPr>
-                <w:rFonts w:ascii="Arial" w:cs="Arial" w:eastAsia="Arial" w:hAnsi="Arial"/>
-                <w:b w:val="false"/>
-                <w:bCs w:val="false"/>
-                <w:color w:val="000000"/>
-                <w:sz w:val="20"/>
-                <w:szCs w:val="20"/>
-              </w:rPr>
-              <w:t xml:space="preserve">NoLift</w:t>
+            <w:r>
+              <w:rPr>
+                <w:b w:val="0"/>
+                <w:sz w:val="18"/>
+              </w:rPr>
+              <w:t>NoLift</w:t>
             </w:r>
           </w:p>
         </w:tc>
@@ -8404,19 +7833,12 @@
             </w:tcMar>
           </w:tcPr>
           <w:p>
-            <w:pPr>
-              <w:jc w:val="left"/>
-            </w:pPr>
-            <w:r>
-              <w:rPr>
-                <w:rFonts w:ascii="Arial" w:cs="Arial" w:eastAsia="Arial" w:hAnsi="Arial"/>
-                <w:b w:val="false"/>
-                <w:bCs w:val="false"/>
-                <w:color w:val="000000"/>
-                <w:sz w:val="20"/>
-                <w:szCs w:val="20"/>
-              </w:rPr>
-              <w:t xml:space="preserve">38.70</w:t>
+            <w:r>
+              <w:rPr>
+                <w:b w:val="0"/>
+                <w:sz w:val="18"/>
+              </w:rPr>
+              <w:t>399.10</w:t>
             </w:r>
           </w:p>
         </w:tc>
@@ -8437,19 +7859,12 @@
             </w:tcMar>
           </w:tcPr>
           <w:p>
-            <w:pPr>
-              <w:jc w:val="left"/>
-            </w:pPr>
-            <w:r>
-              <w:rPr>
-                <w:rFonts w:ascii="Arial" w:cs="Arial" w:eastAsia="Arial" w:hAnsi="Arial"/>
-                <w:b w:val="false"/>
-                <w:bCs w:val="false"/>
-                <w:color w:val="000000"/>
-                <w:sz w:val="20"/>
-                <w:szCs w:val="20"/>
-              </w:rPr>
-              <w:t xml:space="preserve">0.029</w:t>
+            <w:r>
+              <w:rPr>
+                <w:b w:val="0"/>
+                <w:sz w:val="18"/>
+              </w:rPr>
+              <w:t>0.653</w:t>
             </w:r>
           </w:p>
         </w:tc>
@@ -8470,19 +7885,12 @@
             </w:tcMar>
           </w:tcPr>
           <w:p>
-            <w:pPr>
-              <w:jc w:val="left"/>
-            </w:pPr>
-            <w:r>
-              <w:rPr>
-                <w:rFonts w:ascii="Arial" w:cs="Arial" w:eastAsia="Arial" w:hAnsi="Arial"/>
-                <w:b w:val="false"/>
-                <w:bCs w:val="false"/>
-                <w:color w:val="000000"/>
-                <w:sz w:val="20"/>
-                <w:szCs w:val="20"/>
-              </w:rPr>
-              <w:t xml:space="preserve">5.53</w:t>
+            <w:r>
+              <w:rPr>
+                <w:b w:val="0"/>
+                <w:sz w:val="18"/>
+              </w:rPr>
+              <w:t>9.90</w:t>
             </w:r>
           </w:p>
         </w:tc>
@@ -8503,19 +7911,12 @@
             </w:tcMar>
           </w:tcPr>
           <w:p>
-            <w:pPr>
-              <w:jc w:val="left"/>
-            </w:pPr>
-            <w:r>
-              <w:rPr>
-                <w:rFonts w:ascii="Arial" w:cs="Arial" w:eastAsia="Arial" w:hAnsi="Arial"/>
-                <w:b w:val="false"/>
-                <w:bCs w:val="false"/>
-                <w:color w:val="000000"/>
-                <w:sz w:val="20"/>
-                <w:szCs w:val="20"/>
-              </w:rPr>
-              <w:t xml:space="preserve">50.7</w:t>
+            <w:r>
+              <w:rPr>
+                <w:b w:val="0"/>
+                <w:sz w:val="18"/>
+              </w:rPr>
+              <w:t>29.2</w:t>
             </w:r>
           </w:p>
         </w:tc>
@@ -8536,19 +7937,12 @@
             </w:tcMar>
           </w:tcPr>
           <w:p>
-            <w:pPr>
-              <w:jc w:val="left"/>
-            </w:pPr>
-            <w:r>
-              <w:rPr>
-                <w:rFonts w:ascii="Arial" w:cs="Arial" w:eastAsia="Arial" w:hAnsi="Arial"/>
-                <w:b w:val="false"/>
-                <w:bCs w:val="false"/>
-                <w:color w:val="000000"/>
-                <w:sz w:val="20"/>
-                <w:szCs w:val="20"/>
-              </w:rPr>
-              <w:t xml:space="preserve">3.77× worse</w:t>
+            <w:r>
+              <w:rPr>
+                <w:b w:val="0"/>
+                <w:sz w:val="18"/>
+              </w:rPr>
+              <w:t>5.78× worse</w:t>
             </w:r>
           </w:p>
         </w:tc>
@@ -8569,19 +7963,12 @@
             </w:tcMar>
           </w:tcPr>
           <w:p>
-            <w:pPr>
-              <w:jc w:val="left"/>
-            </w:pPr>
-            <w:r>
-              <w:rPr>
-                <w:rFonts w:ascii="Arial" w:cs="Arial" w:eastAsia="Arial" w:hAnsi="Arial"/>
-                <w:b w:val="false"/>
-                <w:bCs w:val="false"/>
-                <w:color w:val="000000"/>
-                <w:sz w:val="20"/>
-                <w:szCs w:val="20"/>
-              </w:rPr>
-              <w:t xml:space="preserve">15.0</w:t>
+            <w:r>
+              <w:rPr>
+                <w:b w:val="0"/>
+                <w:sz w:val="18"/>
+              </w:rPr>
+              <w:t>14.1</w:t>
             </w:r>
           </w:p>
         </w:tc>
@@ -8605,19 +7992,12 @@
             </w:tcMar>
           </w:tcPr>
           <w:p>
-            <w:pPr>
-              <w:jc w:val="left"/>
-            </w:pPr>
-            <w:r>
-              <w:rPr>
-                <w:rFonts w:ascii="Arial" w:cs="Arial" w:eastAsia="Arial" w:hAnsi="Arial"/>
-                <w:b w:val="false"/>
-                <w:bCs w:val="false"/>
-                <w:color w:val="000000"/>
-                <w:sz w:val="20"/>
-                <w:szCs w:val="20"/>
-              </w:rPr>
-              <w:t xml:space="preserve">13</w:t>
+            <w:r>
+              <w:rPr>
+                <w:b w:val="0"/>
+                <w:sz w:val="18"/>
+              </w:rPr>
+              <w:t>13</w:t>
             </w:r>
           </w:p>
         </w:tc>
@@ -8639,19 +8019,12 @@
             </w:tcMar>
           </w:tcPr>
           <w:p>
-            <w:pPr>
-              <w:jc w:val="left"/>
-            </w:pPr>
-            <w:r>
-              <w:rPr>
-                <w:rFonts w:ascii="Arial" w:cs="Arial" w:eastAsia="Arial" w:hAnsi="Arial"/>
-                <w:b w:val="false"/>
-                <w:bCs w:val="false"/>
-                <w:color w:val="000000"/>
-                <w:sz w:val="20"/>
-                <w:szCs w:val="20"/>
-              </w:rPr>
-              <w:t xml:space="preserve">SingleKite</w:t>
+            <w:r>
+              <w:rPr>
+                <w:b w:val="0"/>
+                <w:sz w:val="18"/>
+              </w:rPr>
+              <w:t>SingleKite</w:t>
             </w:r>
           </w:p>
         </w:tc>
@@ -8673,19 +8046,12 @@
             </w:tcMar>
           </w:tcPr>
           <w:p>
-            <w:pPr>
-              <w:jc w:val="left"/>
-            </w:pPr>
-            <w:r>
-              <w:rPr>
-                <w:rFonts w:ascii="Arial" w:cs="Arial" w:eastAsia="Arial" w:hAnsi="Arial"/>
-                <w:b w:val="false"/>
-                <w:bCs w:val="false"/>
-                <w:color w:val="000000"/>
-                <w:sz w:val="20"/>
-                <w:szCs w:val="20"/>
-              </w:rPr>
-              <w:t xml:space="preserve">27.28</w:t>
+            <w:r>
+              <w:rPr>
+                <w:b w:val="0"/>
+                <w:sz w:val="18"/>
+              </w:rPr>
+              <w:t>63.20</w:t>
             </w:r>
           </w:p>
         </w:tc>
@@ -8707,19 +8073,12 @@
             </w:tcMar>
           </w:tcPr>
           <w:p>
-            <w:pPr>
-              <w:jc w:val="left"/>
-            </w:pPr>
-            <w:r>
-              <w:rPr>
-                <w:rFonts w:ascii="Arial" w:cs="Arial" w:eastAsia="Arial" w:hAnsi="Arial"/>
-                <w:b w:val="false"/>
-                <w:bCs w:val="false"/>
-                <w:color w:val="000000"/>
-                <w:sz w:val="20"/>
-                <w:szCs w:val="20"/>
-              </w:rPr>
-              <w:t xml:space="preserve">0.165</w:t>
+            <w:r>
+              <w:rPr>
+                <w:b w:val="0"/>
+                <w:sz w:val="18"/>
+              </w:rPr>
+              <w:t>0.051</w:t>
             </w:r>
           </w:p>
         </w:tc>
@@ -8741,19 +8100,12 @@
             </w:tcMar>
           </w:tcPr>
           <w:p>
-            <w:pPr>
-              <w:jc w:val="left"/>
-            </w:pPr>
-            <w:r>
-              <w:rPr>
-                <w:rFonts w:ascii="Arial" w:cs="Arial" w:eastAsia="Arial" w:hAnsi="Arial"/>
-                <w:b w:val="false"/>
-                <w:bCs w:val="false"/>
-                <w:color w:val="000000"/>
-                <w:sz w:val="20"/>
-                <w:szCs w:val="20"/>
-              </w:rPr>
-              <w:t xml:space="preserve">10.20</w:t>
+            <w:r>
+              <w:rPr>
+                <w:b w:val="0"/>
+                <w:sz w:val="18"/>
+              </w:rPr>
+              <w:t>14.99</w:t>
             </w:r>
           </w:p>
         </w:tc>
@@ -8775,19 +8127,12 @@
             </w:tcMar>
           </w:tcPr>
           <w:p>
-            <w:pPr>
-              <w:jc w:val="left"/>
-            </w:pPr>
-            <w:r>
-              <w:rPr>
-                <w:rFonts w:ascii="Arial" w:cs="Arial" w:eastAsia="Arial" w:hAnsi="Arial"/>
-                <w:b w:val="false"/>
-                <w:bCs w:val="false"/>
-                <w:color w:val="000000"/>
-                <w:sz w:val="20"/>
-                <w:szCs w:val="20"/>
-              </w:rPr>
-              <w:t xml:space="preserve">32.0</w:t>
+            <w:r>
+              <w:rPr>
+                <w:b w:val="0"/>
+                <w:sz w:val="18"/>
+              </w:rPr>
+              <w:t>27.6</w:t>
             </w:r>
           </w:p>
         </w:tc>
@@ -8809,19 +8154,12 @@
             </w:tcMar>
           </w:tcPr>
           <w:p>
-            <w:pPr>
-              <w:jc w:val="left"/>
-            </w:pPr>
-            <w:r>
-              <w:rPr>
-                <w:rFonts w:ascii="Arial" w:cs="Arial" w:eastAsia="Arial" w:hAnsi="Arial"/>
-                <w:b w:val="false"/>
-                <w:bCs w:val="false"/>
-                <w:color w:val="000000"/>
-                <w:sz w:val="20"/>
-                <w:szCs w:val="20"/>
-              </w:rPr>
-              <w:t xml:space="preserve">1.00× (ref)</w:t>
+            <w:r>
+              <w:rPr>
+                <w:b w:val="0"/>
+                <w:sz w:val="18"/>
+              </w:rPr>
+              <w:t>1.00×</w:t>
             </w:r>
           </w:p>
         </w:tc>
@@ -8843,19 +8181,12 @@
             </w:tcMar>
           </w:tcPr>
           <w:p>
-            <w:pPr>
-              <w:jc w:val="left"/>
-            </w:pPr>
-            <w:r>
-              <w:rPr>
-                <w:rFonts w:ascii="Arial" w:cs="Arial" w:eastAsia="Arial" w:hAnsi="Arial"/>
-                <w:b w:val="false"/>
-                <w:bCs w:val="false"/>
-                <w:color w:val="000000"/>
-                <w:sz w:val="20"/>
-                <w:szCs w:val="20"/>
-              </w:rPr>
-              <w:t xml:space="preserve">14.9</w:t>
+            <w:r>
+              <w:rPr>
+                <w:b w:val="0"/>
+                <w:sz w:val="18"/>
+              </w:rPr>
+              <w:t>6.0</w:t>
             </w:r>
           </w:p>
         </w:tc>
@@ -8878,19 +8209,12 @@
             </w:tcMar>
           </w:tcPr>
           <w:p>
-            <w:pPr>
-              <w:jc w:val="left"/>
-            </w:pPr>
-            <w:r>
-              <w:rPr>
-                <w:rFonts w:ascii="Arial" w:cs="Arial" w:eastAsia="Arial" w:hAnsi="Arial"/>
-                <w:b w:val="false"/>
-                <w:bCs w:val="false"/>
-                <w:color w:val="000000"/>
-                <w:sz w:val="20"/>
-                <w:szCs w:val="20"/>
-              </w:rPr>
-              <w:t xml:space="preserve">13</w:t>
+            <w:r>
+              <w:rPr>
+                <w:b w:val="0"/>
+                <w:sz w:val="18"/>
+              </w:rPr>
+              <w:t>13</w:t>
             </w:r>
           </w:p>
         </w:tc>
@@ -8911,19 +8235,12 @@
             </w:tcMar>
           </w:tcPr>
           <w:p>
-            <w:pPr>
-              <w:jc w:val="left"/>
-            </w:pPr>
-            <w:r>
-              <w:rPr>
-                <w:rFonts w:ascii="Arial" w:cs="Arial" w:eastAsia="Arial" w:hAnsi="Arial"/>
-                <w:b w:val="false"/>
-                <w:bCs w:val="false"/>
-                <w:color w:val="000000"/>
-                <w:sz w:val="20"/>
-                <w:szCs w:val="20"/>
-              </w:rPr>
-              <w:t xml:space="preserve">Stack×3</w:t>
+            <w:r>
+              <w:rPr>
+                <w:b w:val="0"/>
+                <w:sz w:val="18"/>
+              </w:rPr>
+              <w:t>Stack×3</w:t>
             </w:r>
           </w:p>
         </w:tc>
@@ -8944,19 +8261,12 @@
             </w:tcMar>
           </w:tcPr>
           <w:p>
-            <w:pPr>
-              <w:jc w:val="left"/>
-            </w:pPr>
-            <w:r>
-              <w:rPr>
-                <w:rFonts w:ascii="Arial" w:cs="Arial" w:eastAsia="Arial" w:hAnsi="Arial"/>
-                <w:b w:val="false"/>
-                <w:bCs w:val="false"/>
-                <w:color w:val="000000"/>
-                <w:sz w:val="20"/>
-                <w:szCs w:val="20"/>
-              </w:rPr>
-              <w:t xml:space="preserve">27.17</w:t>
+            <w:r>
+              <w:rPr>
+                <w:b w:val="0"/>
+                <w:sz w:val="18"/>
+              </w:rPr>
+              <w:t>63.20</w:t>
             </w:r>
           </w:p>
         </w:tc>
@@ -8977,19 +8287,12 @@
             </w:tcMar>
           </w:tcPr>
           <w:p>
-            <w:pPr>
-              <w:jc w:val="left"/>
-            </w:pPr>
-            <w:r>
-              <w:rPr>
-                <w:rFonts w:ascii="Arial" w:cs="Arial" w:eastAsia="Arial" w:hAnsi="Arial"/>
-                <w:b w:val="false"/>
-                <w:bCs w:val="false"/>
-                <w:color w:val="000000"/>
-                <w:sz w:val="20"/>
-                <w:szCs w:val="20"/>
-              </w:rPr>
-              <w:t xml:space="preserve">0.165</w:t>
+            <w:r>
+              <w:rPr>
+                <w:b w:val="0"/>
+                <w:sz w:val="18"/>
+              </w:rPr>
+              <w:t>0.051</w:t>
             </w:r>
           </w:p>
         </w:tc>
@@ -9010,19 +8313,12 @@
             </w:tcMar>
           </w:tcPr>
           <w:p>
-            <w:pPr>
-              <w:jc w:val="left"/>
-            </w:pPr>
-            <w:r>
-              <w:rPr>
-                <w:rFonts w:ascii="Arial" w:cs="Arial" w:eastAsia="Arial" w:hAnsi="Arial"/>
-                <w:b w:val="false"/>
-                <w:bCs w:val="false"/>
-                <w:color w:val="000000"/>
-                <w:sz w:val="20"/>
-                <w:szCs w:val="20"/>
-              </w:rPr>
-              <w:t xml:space="preserve">10.20</w:t>
+            <w:r>
+              <w:rPr>
+                <w:b w:val="0"/>
+                <w:sz w:val="18"/>
+              </w:rPr>
+              <w:t>14.99</w:t>
             </w:r>
           </w:p>
         </w:tc>
@@ -9043,19 +8339,12 @@
             </w:tcMar>
           </w:tcPr>
           <w:p>
-            <w:pPr>
-              <w:jc w:val="left"/>
-            </w:pPr>
-            <w:r>
-              <w:rPr>
-                <w:rFonts w:ascii="Arial" w:cs="Arial" w:eastAsia="Arial" w:hAnsi="Arial"/>
-                <w:b w:val="false"/>
-                <w:bCs w:val="false"/>
-                <w:color w:val="000000"/>
-                <w:sz w:val="20"/>
-                <w:szCs w:val="20"/>
-              </w:rPr>
-              <w:t xml:space="preserve">32.0</w:t>
+            <w:r>
+              <w:rPr>
+                <w:b w:val="0"/>
+                <w:sz w:val="18"/>
+              </w:rPr>
+              <w:t>27.6</w:t>
             </w:r>
           </w:p>
         </w:tc>
@@ -9076,19 +8365,12 @@
             </w:tcMar>
           </w:tcPr>
           <w:p>
-            <w:pPr>
-              <w:jc w:val="left"/>
-            </w:pPr>
-            <w:r>
-              <w:rPr>
-                <w:rFonts w:ascii="Arial" w:cs="Arial" w:eastAsia="Arial" w:hAnsi="Arial"/>
-                <w:b w:val="false"/>
-                <w:bCs w:val="false"/>
-                <w:color w:val="000000"/>
-                <w:sz w:val="20"/>
-                <w:szCs w:val="20"/>
-              </w:rPr>
-              <w:t xml:space="preserve">1.00×</w:t>
+            <w:r>
+              <w:rPr>
+                <w:b w:val="0"/>
+                <w:sz w:val="18"/>
+              </w:rPr>
+              <w:t>1.00×</w:t>
             </w:r>
           </w:p>
         </w:tc>
@@ -9109,19 +8391,12 @@
             </w:tcMar>
           </w:tcPr>
           <w:p>
-            <w:pPr>
-              <w:jc w:val="left"/>
-            </w:pPr>
-            <w:r>
-              <w:rPr>
-                <w:rFonts w:ascii="Arial" w:cs="Arial" w:eastAsia="Arial" w:hAnsi="Arial"/>
-                <w:b w:val="false"/>
-                <w:bCs w:val="false"/>
-                <w:color w:val="000000"/>
-                <w:sz w:val="20"/>
-                <w:szCs w:val="20"/>
-              </w:rPr>
-              <w:t xml:space="preserve">14.8</w:t>
+            <w:r>
+              <w:rPr>
+                <w:b w:val="0"/>
+                <w:sz w:val="18"/>
+              </w:rPr>
+              <w:t>6.0</w:t>
             </w:r>
           </w:p>
         </w:tc>
@@ -9145,19 +8420,12 @@
             </w:tcMar>
           </w:tcPr>
           <w:p>
-            <w:pPr>
-              <w:jc w:val="left"/>
-            </w:pPr>
-            <w:r>
-              <w:rPr>
-                <w:rFonts w:ascii="Arial" w:cs="Arial" w:eastAsia="Arial" w:hAnsi="Arial"/>
-                <w:b w:val="false"/>
-                <w:bCs w:val="false"/>
-                <w:color w:val="000000"/>
-                <w:sz w:val="20"/>
-                <w:szCs w:val="20"/>
-              </w:rPr>
-              <w:t xml:space="preserve">13</w:t>
+            <w:r>
+              <w:rPr>
+                <w:b w:val="0"/>
+                <w:sz w:val="18"/>
+              </w:rPr>
+              <w:t>13</w:t>
             </w:r>
           </w:p>
         </w:tc>
@@ -9179,19 +8447,12 @@
             </w:tcMar>
           </w:tcPr>
           <w:p>
-            <w:pPr>
-              <w:jc w:val="left"/>
-            </w:pPr>
-            <w:r>
-              <w:rPr>
-                <w:rFonts w:ascii="Arial" w:cs="Arial" w:eastAsia="Arial" w:hAnsi="Arial"/>
-                <w:b w:val="false"/>
-                <w:bCs w:val="false"/>
-                <w:color w:val="000000"/>
-                <w:sz w:val="20"/>
-                <w:szCs w:val="20"/>
-              </w:rPr>
-              <w:t xml:space="preserve">RotaryLifter ‼</w:t>
+            <w:r>
+              <w:rPr>
+                <w:b w:val="0"/>
+                <w:sz w:val="18"/>
+              </w:rPr>
+              <w:t>RotaryLifter ‼</w:t>
             </w:r>
           </w:p>
         </w:tc>
@@ -9213,19 +8474,12 @@
             </w:tcMar>
           </w:tcPr>
           <w:p>
-            <w:pPr>
-              <w:jc w:val="left"/>
-            </w:pPr>
-            <w:r>
-              <w:rPr>
-                <w:rFonts w:ascii="Arial" w:cs="Arial" w:eastAsia="Arial" w:hAnsi="Arial"/>
-                <w:b w:val="false"/>
-                <w:bCs w:val="false"/>
-                <w:color w:val="000000"/>
-                <w:sz w:val="20"/>
-                <w:szCs w:val="20"/>
-              </w:rPr>
-              <w:t xml:space="preserve">28.19</w:t>
+            <w:r>
+              <w:rPr>
+                <w:b w:val="0"/>
+                <w:sz w:val="18"/>
+              </w:rPr>
+              <w:t>81.00</w:t>
             </w:r>
           </w:p>
         </w:tc>
@@ -9247,19 +8501,12 @@
             </w:tcMar>
           </w:tcPr>
           <w:p>
-            <w:pPr>
-              <w:jc w:val="left"/>
-            </w:pPr>
-            <w:r>
-              <w:rPr>
-                <w:rFonts w:ascii="Arial" w:cs="Arial" w:eastAsia="Arial" w:hAnsi="Arial"/>
-                <w:b w:val="false"/>
-                <w:bCs w:val="false"/>
-                <w:color w:val="000000"/>
-                <w:sz w:val="20"/>
-                <w:szCs w:val="20"/>
-              </w:rPr>
-              <w:t xml:space="preserve">0.067</w:t>
+            <w:r>
+              <w:rPr>
+                <w:b w:val="0"/>
+                <w:sz w:val="18"/>
+              </w:rPr>
+              <w:t>0.085</w:t>
             </w:r>
           </w:p>
         </w:tc>
@@ -9281,19 +8528,12 @@
             </w:tcMar>
           </w:tcPr>
           <w:p>
-            <w:pPr>
-              <w:jc w:val="left"/>
-            </w:pPr>
-            <w:r>
-              <w:rPr>
-                <w:rFonts w:ascii="Arial" w:cs="Arial" w:eastAsia="Arial" w:hAnsi="Arial"/>
-                <w:b w:val="false"/>
-                <w:bCs w:val="false"/>
-                <w:color w:val="000000"/>
-                <w:sz w:val="20"/>
-                <w:szCs w:val="20"/>
-              </w:rPr>
-              <w:t xml:space="preserve">9.64</w:t>
+            <w:r>
+              <w:rPr>
+                <w:b w:val="0"/>
+                <w:sz w:val="18"/>
+              </w:rPr>
+              <w:t>15.53</w:t>
             </w:r>
           </w:p>
         </w:tc>
@@ -9315,19 +8555,12 @@
             </w:tcMar>
           </w:tcPr>
           <w:p>
-            <w:pPr>
-              <w:jc w:val="left"/>
-            </w:pPr>
-            <w:r>
-              <w:rPr>
-                <w:rFonts w:ascii="Arial" w:cs="Arial" w:eastAsia="Arial" w:hAnsi="Arial"/>
-                <w:b w:val="false"/>
-                <w:bCs w:val="false"/>
-                <w:color w:val="000000"/>
-                <w:sz w:val="20"/>
-                <w:szCs w:val="20"/>
-              </w:rPr>
-              <w:t xml:space="preserve">41.2</w:t>
+            <w:r>
+              <w:rPr>
+                <w:b w:val="0"/>
+                <w:sz w:val="18"/>
+              </w:rPr>
+              <w:t>29.3</w:t>
             </w:r>
           </w:p>
         </w:tc>
@@ -9349,19 +8582,12 @@
             </w:tcMar>
           </w:tcPr>
           <w:p>
-            <w:pPr>
-              <w:jc w:val="left"/>
-            </w:pPr>
-            <w:r>
-              <w:rPr>
-                <w:rFonts w:ascii="Arial" w:cs="Arial" w:eastAsia="Arial" w:hAnsi="Arial"/>
-                <w:b w:val="false"/>
-                <w:bCs w:val="false"/>
-                <w:color w:val="000000"/>
-                <w:sz w:val="20"/>
-                <w:szCs w:val="20"/>
-              </w:rPr>
-              <w:t xml:space="preserve">1.03× worse</w:t>
+            <w:r>
+              <w:rPr>
+                <w:b w:val="0"/>
+                <w:sz w:val="18"/>
+              </w:rPr>
+              <w:t>1.28× worse</w:t>
             </w:r>
           </w:p>
         </w:tc>
@@ -9383,19 +8609,12 @@
             </w:tcMar>
           </w:tcPr>
           <w:p>
-            <w:pPr>
-              <w:jc w:val="left"/>
-            </w:pPr>
-            <w:r>
-              <w:rPr>
-                <w:rFonts w:ascii="Arial" w:cs="Arial" w:eastAsia="Arial" w:hAnsi="Arial"/>
-                <w:b w:val="false"/>
-                <w:bCs w:val="false"/>
-                <w:color w:val="000000"/>
-                <w:sz w:val="20"/>
-                <w:szCs w:val="20"/>
-              </w:rPr>
-              <w:t xml:space="preserve">13.8</w:t>
+            <w:r>
+              <w:rPr>
+                <w:b w:val="0"/>
+                <w:sz w:val="18"/>
+              </w:rPr>
+              <w:t>7.1</w:t>
             </w:r>
           </w:p>
         </w:tc>
@@ -9418,19 +8637,12 @@
             </w:tcMar>
           </w:tcPr>
           <w:p>
-            <w:pPr>
-              <w:jc w:val="left"/>
-            </w:pPr>
-            <w:r>
-              <w:rPr>
-                <w:rFonts w:ascii="Arial" w:cs="Arial" w:eastAsia="Arial" w:hAnsi="Arial"/>
-                <w:b w:val="false"/>
-                <w:bCs w:val="false"/>
-                <w:color w:val="000000"/>
-                <w:sz w:val="20"/>
-                <w:szCs w:val="20"/>
-              </w:rPr>
-              <w:t xml:space="preserve">13</w:t>
+            <w:r>
+              <w:rPr>
+                <w:b w:val="0"/>
+                <w:sz w:val="18"/>
+              </w:rPr>
+              <w:t>13</w:t>
             </w:r>
           </w:p>
         </w:tc>
@@ -9451,19 +8663,12 @@
             </w:tcMar>
           </w:tcPr>
           <w:p>
-            <w:pPr>
-              <w:jc w:val="left"/>
-            </w:pPr>
-            <w:r>
-              <w:rPr>
-                <w:rFonts w:ascii="Arial" w:cs="Arial" w:eastAsia="Arial" w:hAnsi="Arial"/>
-                <w:b w:val="false"/>
-                <w:bCs w:val="false"/>
-                <w:color w:val="000000"/>
-                <w:sz w:val="20"/>
-                <w:szCs w:val="20"/>
-              </w:rPr>
-              <w:t xml:space="preserve">NoLift</w:t>
+            <w:r>
+              <w:rPr>
+                <w:b w:val="0"/>
+                <w:sz w:val="18"/>
+              </w:rPr>
+              <w:t>NoLift</w:t>
             </w:r>
           </w:p>
         </w:tc>
@@ -9484,19 +8689,12 @@
             </w:tcMar>
           </w:tcPr>
           <w:p>
-            <w:pPr>
-              <w:jc w:val="left"/>
-            </w:pPr>
-            <w:r>
-              <w:rPr>
-                <w:rFonts w:ascii="Arial" w:cs="Arial" w:eastAsia="Arial" w:hAnsi="Arial"/>
-                <w:b w:val="false"/>
-                <w:bCs w:val="false"/>
-                <w:color w:val="000000"/>
-                <w:sz w:val="20"/>
-                <w:szCs w:val="20"/>
-              </w:rPr>
-              <w:t xml:space="preserve">40.29</w:t>
+            <w:r>
+              <w:rPr>
+                <w:b w:val="0"/>
+                <w:sz w:val="18"/>
+              </w:rPr>
+              <w:t>389.60</w:t>
             </w:r>
           </w:p>
         </w:tc>
@@ -9517,19 +8715,12 @@
             </w:tcMar>
           </w:tcPr>
           <w:p>
-            <w:pPr>
-              <w:jc w:val="left"/>
-            </w:pPr>
-            <w:r>
-              <w:rPr>
-                <w:rFonts w:ascii="Arial" w:cs="Arial" w:eastAsia="Arial" w:hAnsi="Arial"/>
-                <w:b w:val="false"/>
-                <w:bCs w:val="false"/>
-                <w:color w:val="000000"/>
-                <w:sz w:val="20"/>
-                <w:szCs w:val="20"/>
-              </w:rPr>
-              <w:t xml:space="preserve">0.044</w:t>
+            <w:r>
+              <w:rPr>
+                <w:b w:val="0"/>
+                <w:sz w:val="18"/>
+              </w:rPr>
+              <w:t>0.667</w:t>
             </w:r>
           </w:p>
         </w:tc>
@@ -9550,19 +8741,12 @@
             </w:tcMar>
           </w:tcPr>
           <w:p>
-            <w:pPr>
-              <w:jc w:val="left"/>
-            </w:pPr>
-            <w:r>
-              <w:rPr>
-                <w:rFonts w:ascii="Arial" w:cs="Arial" w:eastAsia="Arial" w:hAnsi="Arial"/>
-                <w:b w:val="false"/>
-                <w:bCs w:val="false"/>
-                <w:color w:val="000000"/>
-                <w:sz w:val="20"/>
-                <w:szCs w:val="20"/>
-              </w:rPr>
-              <w:t xml:space="preserve">9.51</w:t>
+            <w:r>
+              <w:rPr>
+                <w:b w:val="0"/>
+                <w:sz w:val="18"/>
+              </w:rPr>
+              <w:t>16.02</w:t>
             </w:r>
           </w:p>
         </w:tc>
@@ -9583,19 +8767,12 @@
             </w:tcMar>
           </w:tcPr>
           <w:p>
-            <w:pPr>
-              <w:jc w:val="left"/>
-            </w:pPr>
-            <w:r>
-              <w:rPr>
-                <w:rFonts w:ascii="Arial" w:cs="Arial" w:eastAsia="Arial" w:hAnsi="Arial"/>
-                <w:b w:val="false"/>
-                <w:bCs w:val="false"/>
-                <w:color w:val="000000"/>
-                <w:sz w:val="20"/>
-                <w:szCs w:val="20"/>
-              </w:rPr>
-              <w:t xml:space="preserve">43.5</w:t>
+            <w:r>
+              <w:rPr>
+                <w:b w:val="0"/>
+                <w:sz w:val="18"/>
+              </w:rPr>
+              <w:t>29.3</w:t>
             </w:r>
           </w:p>
         </w:tc>
@@ -9616,19 +8793,12 @@
             </w:tcMar>
           </w:tcPr>
           <w:p>
-            <w:pPr>
-              <w:jc w:val="left"/>
-            </w:pPr>
-            <w:r>
-              <w:rPr>
-                <w:rFonts w:ascii="Arial" w:cs="Arial" w:eastAsia="Arial" w:hAnsi="Arial"/>
-                <w:b w:val="false"/>
-                <w:bCs w:val="false"/>
-                <w:color w:val="000000"/>
-                <w:sz w:val="20"/>
-                <w:szCs w:val="20"/>
-              </w:rPr>
-              <w:t xml:space="preserve">1.48× worse</w:t>
+            <w:r>
+              <w:rPr>
+                <w:b w:val="0"/>
+                <w:sz w:val="18"/>
+              </w:rPr>
+              <w:t>6.16× worse</w:t>
             </w:r>
           </w:p>
         </w:tc>
@@ -9649,19 +8819,12 @@
             </w:tcMar>
           </w:tcPr>
           <w:p>
-            <w:pPr>
-              <w:jc w:val="left"/>
-            </w:pPr>
-            <w:r>
-              <w:rPr>
-                <w:rFonts w:ascii="Arial" w:cs="Arial" w:eastAsia="Arial" w:hAnsi="Arial"/>
-                <w:b w:val="false"/>
-                <w:bCs w:val="false"/>
-                <w:color w:val="000000"/>
-                <w:sz w:val="20"/>
-                <w:szCs w:val="20"/>
-              </w:rPr>
-              <w:t xml:space="preserve">14.5</w:t>
+            <w:r>
+              <w:rPr>
+                <w:b w:val="0"/>
+                <w:sz w:val="18"/>
+              </w:rPr>
+              <w:t>13.9</w:t>
             </w:r>
           </w:p>
         </w:tc>
@@ -9741,7 +8904,7 @@
           <w:sz w:val="22"/>
           <w:szCs w:val="22"/>
         </w:rPr>
-        <w:t xml:space="preserve">Notice the pattern across wind speeds: at v = 13 m/s the rotary lifter hub_z std (28.19 mm) nearly equals the single kite (27.28 mm). As wind speed increases, the apparent wind speed v_app = √(v² + (ωr)²) grows, increasing both mean lift and the fraction of thrust from the wind term — nudging the system toward a more adequately tensioned state. The convergence at high wind speed is a direct confirmation that the undersizing is the limiting factor.</w:t>
+        <w:t>Notice the pattern across wind speeds: at v = 13 m/s the rotary lifter hub_z std (81.0 mm) is 1.28× worse than the single kite (63.2 mm). This ratio is consistent across all wind speeds tested (1.17×–1.28×), confirming that with default undersized parameters the rotary lifter amplifies turbulent hub motion rather than suppressing it. In steady wind (§4.3, no turbulence) the rotary lifter achieves 0.63 mm vs 2.33 mm for the single kite — 3.7× better — confirming the physical stability mechanism is real. The turbulent underperformance is entirely a parameter sizing issue: LM = 0.28 at v = 11 m/s means the device does not maintain nominal elevation angle, leaving the hub chronically low and subject to increased drag fluctuations.</w:t>
       </w:r>
     </w:p>
     <w:p>
@@ -9910,7 +9073,7 @@
           <w:sz w:val="22"/>
           <w:szCs w:val="22"/>
         </w:rPr>
-        <w:t xml:space="preserve">Indirect: hub velocity oscillations add to hub apparent wind, slightly modulating v_app and therefore τ_aero on fast timescales. At the 3.5 mm std level, hub velocity amplitude ≈ 0.07 mm/s — far below v_wind = 11 m/s and immaterial.</w:t>
+        <w:t>Indirect: hub velocity oscillations add to hub apparent wind, slightly modulating v_app and therefore τ_aero on fast timescales. At the 69 mm std (v=11, I=15%) level, hub velocity amplitude ≈ 0.07 mm/s — far below v_wind = 11 m/s and immaterial.</w:t>
       </w:r>
     </w:p>
     <w:p>
@@ -10649,19 +9812,12 @@
             </w:tcMar>
           </w:tcPr>
           <w:p>
-            <w:pPr>
-              <w:jc w:val="left"/>
-            </w:pPr>
-            <w:r>
-              <w:rPr>
-                <w:rFonts w:ascii="Arial" w:cs="Arial" w:eastAsia="Arial" w:hAnsi="Arial"/>
-                <w:b w:val="false"/>
-                <w:bCs w:val="false"/>
-                <w:color w:val="000000"/>
-                <w:sz w:val="20"/>
-                <w:szCs w:val="20"/>
-              </w:rPr>
-              <w:t xml:space="preserve">3.5 mm</w:t>
+            <w:r>
+              <w:rPr>
+                <w:b w:val="0"/>
+                <w:sz w:val="18"/>
+              </w:rPr>
+              <w:t>69 mm</w:t>
             </w:r>
           </w:p>
         </w:tc>
@@ -10682,19 +9838,12 @@
             </w:tcMar>
           </w:tcPr>
           <w:p>
-            <w:pPr>
-              <w:jc w:val="left"/>
-            </w:pPr>
-            <w:r>
-              <w:rPr>
-                <w:rFonts w:ascii="Arial" w:cs="Arial" w:eastAsia="Arial" w:hAnsi="Arial"/>
-                <w:b w:val="false"/>
-                <w:bCs w:val="false"/>
-                <w:color w:val="000000"/>
-                <w:sz w:val="20"/>
-                <w:szCs w:val="20"/>
-              </w:rPr>
-              <w:t xml:space="preserve">3.5 mm</w:t>
+            <w:r>
+              <w:rPr>
+                <w:b w:val="0"/>
+                <w:sz w:val="18"/>
+              </w:rPr>
+              <w:t>69 mm</w:t>
             </w:r>
           </w:p>
         </w:tc>
@@ -10715,19 +9864,12 @@
             </w:tcMar>
           </w:tcPr>
           <w:p>
-            <w:pPr>
-              <w:jc w:val="left"/>
-            </w:pPr>
-            <w:r>
-              <w:rPr>
-                <w:rFonts w:ascii="Arial" w:cs="Arial" w:eastAsia="Arial" w:hAnsi="Arial"/>
-                <w:b w:val="false"/>
-                <w:bCs w:val="false"/>
-                <w:color w:val="000000"/>
-                <w:sz w:val="20"/>
-                <w:szCs w:val="20"/>
-              </w:rPr>
-              <w:t xml:space="preserve">0.9 mm ✓✓</w:t>
+            <w:r>
+              <w:rPr>
+                <w:b w:val="0"/>
+                <w:sz w:val="18"/>
+              </w:rPr>
+              <w:t>88 mm ‼ (1.28× worse — default params undersized)</w:t>
             </w:r>
           </w:p>
         </w:tc>
@@ -11586,7 +10728,7 @@
           <w:sz w:val="22"/>
           <w:szCs w:val="22"/>
         </w:rPr>
-        <w:t xml:space="preserve">Single kite and Stack×3 are dynamically indistinguishable. Both produce hub_z std ≈ 9–27 mm across 8–13 m/s, with CV_T = 30% at all wind speeds. The simulation confirms the analytical prediction: stacking kites on one line does not change the physics. The advantage of stacking is entirely operational — smaller individual kites are human-portable. For 10 kW this is meaningful; for 50+ kW it is essential.</w:t>
+        <w:t>Single kite and Stack×3 are dynamically indistinguishable. Both produce hub_z std ≈ 63–81 mm across 8–13 m/s, with CV_T = 30% at all wind speeds. The simulation confirms the analytical prediction: stacking kites on one line does not change the physics. The advantage of stacking is entirely operational — smaller individual kites are human-portable. For 10 kW this is meaningful; for 50+ kW it is essential.</w:t>
       </w:r>
     </w:p>
     <w:p>

--- a/TRPT_Lift_Device_Analysis.docx
+++ b/TRPT_Lift_Device_Analysis.docx
@@ -91,19 +91,72 @@
             </w:tcMar>
           </w:tcPr>
           <w:p>
-            <w:r>
-              <w:rPr>
-                <w:sz w:val="18"/>
-              </w:rPr>
-              <w:t>Key Findings at a Glance (updated 2026-04-20 with corrected CT-thrust physics)</w:t>
-              <w:br/>
-              <w:t>Single kite: tension CV_T = 30% (lift line load swings ±30% of mean with each gust) → 69 mm hub altitude std at v = 11 m/s (turbulence I=15%).</w:t>
-              <w:br/>
-              <w:t>Stack ×3: identical tension CV_T and hub excursion — same total lift area, same physics. Benefit is handling only (7 m² each vs 21 m² single).</w:t>
-              <w:br/>
-              <w:t>Rotary lifter (default parameters, LM=0.28 at v=11): hub excursion 88 mm at v=11 — 1.28× worse than single kite in turbulent wind. In steady wind the hub is more stable (0.63 mm vs 2.33 mm single kite), confirming the physical mechanism. Poor turbulent performance is due to undersized lift (LM&lt;1). A properly-sized rotary lifter (LM ≥ 1.1) would achieve CV_T ≈ 3.6% (analytically, 8× better) and comparable hub stability.</w:t>
-              <w:br/>
-              <w:t>Scaling bottleneck: single kite area grows as P^1.35 — 500 kW needs 1,462 m². A properly sized rotary lifter eliminates this constraint entirely.</w:t>
+            <w:pPr>
+              <w:spacing w:after="120"/>
+            </w:pPr>
+            <w:r>
+              <w:rPr>
+                <w:rFonts w:ascii="Arial" w:cs="Arial" w:eastAsia="Arial" w:hAnsi="Arial"/>
+                <w:b/>
+                <w:bCs/>
+                <w:color w:val="1F497D"/>
+                <w:sz w:val="24"/>
+                <w:szCs w:val="24"/>
+              </w:rPr>
+              <w:t xml:space="preserve">Key Findings at a Glance</w:t>
+            </w:r>
+          </w:p>
+          <w:p>
+            <w:pPr>
+              <w:spacing w:after="60"/>
+            </w:pPr>
+            <w:r>
+              <w:rPr>
+                <w:rFonts w:ascii="Arial" w:cs="Arial" w:eastAsia="Arial" w:hAnsi="Arial"/>
+                <w:sz w:val="20"/>
+                <w:szCs w:val="20"/>
+              </w:rPr>
+              <w:t xml:space="preserve">Single kite: tension CV_T = 30% (lift line load swings ±30% of mean with each gust) → 10.3 mm hub altitude std at v = 11 m/s</w:t>
+            </w:r>
+          </w:p>
+          <w:p>
+            <w:pPr>
+              <w:spacing w:after="60"/>
+            </w:pPr>
+            <w:r>
+              <w:rPr>
+                <w:rFonts w:ascii="Arial" w:cs="Arial" w:eastAsia="Arial" w:hAnsi="Arial"/>
+                <w:sz w:val="20"/>
+                <w:szCs w:val="20"/>
+              </w:rPr>
+              <w:t xml:space="preserve">Stack ×3: identical tension CV_T and hub excursion — same total lift area, same physics. Benefit is handling only (7 m² each vs 21 m² single).</w:t>
+            </w:r>
+          </w:p>
+          <w:p>
+            <w:pPr>
+              <w:spacing w:after="60"/>
+            </w:pPr>
+            <w:r>
+              <w:rPr>
+                <w:rFonts w:ascii="Arial" w:cs="Arial" w:eastAsia="Arial" w:hAnsi="Arial"/>
+                <w:color w:val="C0392B"/>
+                <w:sz w:val="20"/>
+                <w:szCs w:val="20"/>
+              </w:rPr>
+              <w:t xml:space="preserve">Rotary lifter (current default): analytically 8× better CV_T — but default parameters are undersized (lift margin 0.28). Hub excursion is 27 mm at v=11 m/s — worse than single kite. The CV advantage is real but requires proper sizing to be realised.</w:t>
+            </w:r>
+          </w:p>
+          <w:p>
+            <w:pPr>
+              <w:spacing w:after="60"/>
+            </w:pPr>
+            <w:r>
+              <w:rPr>
+                <w:rFonts w:ascii="Arial" w:cs="Arial" w:eastAsia="Arial" w:hAnsi="Arial"/>
+                <w:sz w:val="20"/>
+                <w:szCs w:val="20"/>
+              </w:rPr>
+              <w:t xml:space="preserve">Scaling bottleneck: single kite area grows as P^1.35 — 500 kW needs 1,462 m². A properly sized rotary lifter eliminates this constraint entirely.</w:t>
             </w:r>
           </w:p>
         </w:tc>
@@ -5527,12 +5580,19 @@
             </w:tcMar>
           </w:tcPr>
           <w:p>
-            <w:r>
-              <w:rPr>
-                <w:b w:val="0"/>
-                <w:sz w:val="18"/>
-              </w:rPr>
-              <w:t>Single kite</w:t>
+            <w:pPr>
+              <w:jc w:val="left"/>
+            </w:pPr>
+            <w:r>
+              <w:rPr>
+                <w:rFonts w:ascii="Arial" w:cs="Arial" w:eastAsia="Arial" w:hAnsi="Arial"/>
+                <w:b w:val="false"/>
+                <w:bCs w:val="false"/>
+                <w:color w:val="000000"/>
+                <w:sz w:val="20"/>
+                <w:szCs w:val="20"/>
+              </w:rPr>
+              <w:t xml:space="preserve">Single kite</w:t>
             </w:r>
           </w:p>
         </w:tc>
@@ -5554,12 +5614,19 @@
             </w:tcMar>
           </w:tcPr>
           <w:p>
-            <w:r>
-              <w:rPr>
-                <w:b w:val="0"/>
-                <w:sz w:val="18"/>
-              </w:rPr>
-              <w:t>2.33</w:t>
+            <w:pPr>
+              <w:jc w:val="left"/>
+            </w:pPr>
+            <w:r>
+              <w:rPr>
+                <w:rFonts w:ascii="Arial" w:cs="Arial" w:eastAsia="Arial" w:hAnsi="Arial"/>
+                <w:b w:val="false"/>
+                <w:bCs w:val="false"/>
+                <w:color w:val="000000"/>
+                <w:sz w:val="20"/>
+                <w:szCs w:val="20"/>
+              </w:rPr>
+              <w:t xml:space="preserve">3.5</w:t>
             </w:r>
           </w:p>
         </w:tc>
@@ -5581,12 +5648,19 @@
             </w:tcMar>
           </w:tcPr>
           <w:p>
-            <w:r>
-              <w:rPr>
-                <w:b w:val="0"/>
-                <w:sz w:val="18"/>
-              </w:rPr>
-              <w:t>0.005</w:t>
+            <w:pPr>
+              <w:jc w:val="left"/>
+            </w:pPr>
+            <w:r>
+              <w:rPr>
+                <w:rFonts w:ascii="Arial" w:cs="Arial" w:eastAsia="Arial" w:hAnsi="Arial"/>
+                <w:b w:val="false"/>
+                <w:bCs w:val="false"/>
+                <w:color w:val="000000"/>
+                <w:sz w:val="20"/>
+                <w:szCs w:val="20"/>
+              </w:rPr>
+              <w:t xml:space="preserve">0.009</w:t>
             </w:r>
           </w:p>
         </w:tc>
@@ -5608,12 +5682,19 @@
             </w:tcMar>
           </w:tcPr>
           <w:p>
-            <w:r>
-              <w:rPr>
-                <w:b w:val="0"/>
-                <w:sz w:val="18"/>
-              </w:rPr>
-              <w:t>1.00× (reference)</w:t>
+            <w:pPr>
+              <w:jc w:val="left"/>
+            </w:pPr>
+            <w:r>
+              <w:rPr>
+                <w:rFonts w:ascii="Arial" w:cs="Arial" w:eastAsia="Arial" w:hAnsi="Arial"/>
+                <w:b w:val="false"/>
+                <w:bCs w:val="false"/>
+                <w:color w:val="000000"/>
+                <w:sz w:val="20"/>
+                <w:szCs w:val="20"/>
+              </w:rPr>
+              <w:t xml:space="preserve">1.00× (reference)</w:t>
             </w:r>
           </w:p>
         </w:tc>
@@ -5636,12 +5717,19 @@
             </w:tcMar>
           </w:tcPr>
           <w:p>
-            <w:r>
-              <w:rPr>
-                <w:b w:val="0"/>
-                <w:sz w:val="18"/>
-              </w:rPr>
-              <w:t>Stack ×3</w:t>
+            <w:pPr>
+              <w:jc w:val="left"/>
+            </w:pPr>
+            <w:r>
+              <w:rPr>
+                <w:rFonts w:ascii="Arial" w:cs="Arial" w:eastAsia="Arial" w:hAnsi="Arial"/>
+                <w:b w:val="false"/>
+                <w:bCs w:val="false"/>
+                <w:color w:val="000000"/>
+                <w:sz w:val="20"/>
+                <w:szCs w:val="20"/>
+              </w:rPr>
+              <w:t xml:space="preserve">Stack ×3</w:t>
             </w:r>
           </w:p>
         </w:tc>
@@ -5662,12 +5750,19 @@
             </w:tcMar>
           </w:tcPr>
           <w:p>
-            <w:r>
-              <w:rPr>
-                <w:b w:val="0"/>
-                <w:sz w:val="18"/>
-              </w:rPr>
-              <w:t>2.33</w:t>
+            <w:pPr>
+              <w:jc w:val="left"/>
+            </w:pPr>
+            <w:r>
+              <w:rPr>
+                <w:rFonts w:ascii="Arial" w:cs="Arial" w:eastAsia="Arial" w:hAnsi="Arial"/>
+                <w:b w:val="false"/>
+                <w:bCs w:val="false"/>
+                <w:color w:val="000000"/>
+                <w:sz w:val="20"/>
+                <w:szCs w:val="20"/>
+              </w:rPr>
+              <w:t xml:space="preserve">3.5</w:t>
             </w:r>
           </w:p>
         </w:tc>
@@ -5688,12 +5783,19 @@
             </w:tcMar>
           </w:tcPr>
           <w:p>
-            <w:r>
-              <w:rPr>
-                <w:b w:val="0"/>
-                <w:sz w:val="18"/>
-              </w:rPr>
-              <w:t>0.005</w:t>
+            <w:pPr>
+              <w:jc w:val="left"/>
+            </w:pPr>
+            <w:r>
+              <w:rPr>
+                <w:rFonts w:ascii="Arial" w:cs="Arial" w:eastAsia="Arial" w:hAnsi="Arial"/>
+                <w:b w:val="false"/>
+                <w:bCs w:val="false"/>
+                <w:color w:val="000000"/>
+                <w:sz w:val="20"/>
+                <w:szCs w:val="20"/>
+              </w:rPr>
+              <w:t xml:space="preserve">0.009</w:t>
             </w:r>
           </w:p>
         </w:tc>
@@ -5714,12 +5816,19 @@
             </w:tcMar>
           </w:tcPr>
           <w:p>
-            <w:r>
-              <w:rPr>
-                <w:b w:val="0"/>
-                <w:sz w:val="18"/>
-              </w:rPr>
-              <w:t>1.00×</w:t>
+            <w:pPr>
+              <w:jc w:val="left"/>
+            </w:pPr>
+            <w:r>
+              <w:rPr>
+                <w:rFonts w:ascii="Arial" w:cs="Arial" w:eastAsia="Arial" w:hAnsi="Arial"/>
+                <w:b w:val="false"/>
+                <w:bCs w:val="false"/>
+                <w:color w:val="000000"/>
+                <w:sz w:val="20"/>
+                <w:szCs w:val="20"/>
+              </w:rPr>
+              <w:t xml:space="preserve">1.00×</w:t>
             </w:r>
           </w:p>
         </w:tc>
@@ -5743,12 +5852,19 @@
             </w:tcMar>
           </w:tcPr>
           <w:p>
-            <w:r>
-              <w:rPr>
-                <w:b w:val="0"/>
-                <w:sz w:val="18"/>
-              </w:rPr>
-              <w:t>Rotary lifter</w:t>
+            <w:pPr>
+              <w:jc w:val="left"/>
+            </w:pPr>
+            <w:r>
+              <w:rPr>
+                <w:rFonts w:ascii="Arial" w:cs="Arial" w:eastAsia="Arial" w:hAnsi="Arial"/>
+                <w:b w:val="false"/>
+                <w:bCs w:val="false"/>
+                <w:color w:val="000000"/>
+                <w:sz w:val="20"/>
+                <w:szCs w:val="20"/>
+              </w:rPr>
+              <w:t xml:space="preserve">Rotary lifter</w:t>
             </w:r>
           </w:p>
         </w:tc>
@@ -5770,12 +5886,19 @@
             </w:tcMar>
           </w:tcPr>
           <w:p>
-            <w:r>
-              <w:rPr>
-                <w:b w:val="0"/>
-                <w:sz w:val="18"/>
-              </w:rPr>
-              <w:t>0.63</w:t>
+            <w:pPr>
+              <w:jc w:val="left"/>
+            </w:pPr>
+            <w:r>
+              <w:rPr>
+                <w:rFonts w:ascii="Arial" w:cs="Arial" w:eastAsia="Arial" w:hAnsi="Arial"/>
+                <w:b w:val="false"/>
+                <w:bCs w:val="false"/>
+                <w:color w:val="000000"/>
+                <w:sz w:val="20"/>
+                <w:szCs w:val="20"/>
+              </w:rPr>
+              <w:t xml:space="preserve">0.9</w:t>
             </w:r>
           </w:p>
         </w:tc>
@@ -5797,12 +5920,19 @@
             </w:tcMar>
           </w:tcPr>
           <w:p>
-            <w:r>
-              <w:rPr>
-                <w:b w:val="0"/>
-                <w:sz w:val="18"/>
-              </w:rPr>
-              <w:t>0.001</w:t>
+            <w:pPr>
+              <w:jc w:val="left"/>
+            </w:pPr>
+            <w:r>
+              <w:rPr>
+                <w:rFonts w:ascii="Arial" w:cs="Arial" w:eastAsia="Arial" w:hAnsi="Arial"/>
+                <w:b w:val="false"/>
+                <w:bCs w:val="false"/>
+                <w:color w:val="000000"/>
+                <w:sz w:val="20"/>
+                <w:szCs w:val="20"/>
+              </w:rPr>
+              <w:t xml:space="preserve">0.004</w:t>
             </w:r>
           </w:p>
         </w:tc>
@@ -5824,12 +5954,19 @@
             </w:tcMar>
           </w:tcPr>
           <w:p>
-            <w:r>
-              <w:rPr>
-                <w:b w:val="0"/>
-                <w:sz w:val="18"/>
-              </w:rPr>
-              <w:t>0.27× (3.7× better)</w:t>
+            <w:pPr>
+              <w:jc w:val="left"/>
+            </w:pPr>
+            <w:r>
+              <w:rPr>
+                <w:rFonts w:ascii="Arial" w:cs="Arial" w:eastAsia="Arial" w:hAnsi="Arial"/>
+                <w:b w:val="false"/>
+                <w:bCs w:val="false"/>
+                <w:color w:val="000000"/>
+                <w:sz w:val="20"/>
+                <w:szCs w:val="20"/>
+              </w:rPr>
+              <w:t xml:space="preserve">0.26× (3.9× better)</w:t>
             </w:r>
           </w:p>
         </w:tc>
@@ -5852,12 +5989,19 @@
             </w:tcMar>
           </w:tcPr>
           <w:p>
-            <w:r>
-              <w:rPr>
-                <w:b w:val="0"/>
-                <w:sz w:val="18"/>
-              </w:rPr>
-              <w:t>No lift (baseline)</w:t>
+            <w:pPr>
+              <w:jc w:val="left"/>
+            </w:pPr>
+            <w:r>
+              <w:rPr>
+                <w:rFonts w:ascii="Arial" w:cs="Arial" w:eastAsia="Arial" w:hAnsi="Arial"/>
+                <w:b w:val="false"/>
+                <w:bCs w:val="false"/>
+                <w:color w:val="000000"/>
+                <w:sz w:val="20"/>
+                <w:szCs w:val="20"/>
+              </w:rPr>
+              <w:t xml:space="preserve">No lift (baseline)</w:t>
             </w:r>
           </w:p>
         </w:tc>
@@ -5878,12 +6022,19 @@
             </w:tcMar>
           </w:tcPr>
           <w:p>
-            <w:r>
-              <w:rPr>
-                <w:b w:val="0"/>
-                <w:sz w:val="18"/>
-              </w:rPr>
-              <w:t>186.00</w:t>
+            <w:pPr>
+              <w:jc w:val="left"/>
+            </w:pPr>
+            <w:r>
+              <w:rPr>
+                <w:rFonts w:ascii="Arial" w:cs="Arial" w:eastAsia="Arial" w:hAnsi="Arial"/>
+                <w:b w:val="false"/>
+                <w:bCs w:val="false"/>
+                <w:color w:val="000000"/>
+                <w:sz w:val="20"/>
+                <w:szCs w:val="20"/>
+              </w:rPr>
+              <w:t xml:space="preserve">0.3</w:t>
             </w:r>
           </w:p>
         </w:tc>
@@ -5904,12 +6055,19 @@
             </w:tcMar>
           </w:tcPr>
           <w:p>
-            <w:r>
-              <w:rPr>
-                <w:b w:val="0"/>
-                <w:sz w:val="18"/>
-              </w:rPr>
-              <w:t>0.338</w:t>
+            <w:pPr>
+              <w:jc w:val="left"/>
+            </w:pPr>
+            <w:r>
+              <w:rPr>
+                <w:rFonts w:ascii="Arial" w:cs="Arial" w:eastAsia="Arial" w:hAnsi="Arial"/>
+                <w:b w:val="false"/>
+                <w:bCs w:val="false"/>
+                <w:color w:val="000000"/>
+                <w:sz w:val="20"/>
+                <w:szCs w:val="20"/>
+              </w:rPr>
+              <w:t xml:space="preserve">0.003</w:t>
             </w:r>
           </w:p>
         </w:tc>
@@ -5930,12 +6088,19 @@
             </w:tcMar>
           </w:tcPr>
           <w:p>
-            <w:r>
-              <w:rPr>
-                <w:b w:val="0"/>
-                <w:sz w:val="18"/>
-              </w:rPr>
-              <w:t>80× worse (hub falls without lift)</w:t>
+            <w:pPr>
+              <w:jc w:val="left"/>
+            </w:pPr>
+            <w:r>
+              <w:rPr>
+                <w:rFonts w:ascii="Arial" w:cs="Arial" w:eastAsia="Arial" w:hAnsi="Arial"/>
+                <w:b w:val="false"/>
+                <w:bCs w:val="false"/>
+                <w:color w:val="000000"/>
+                <w:sz w:val="20"/>
+                <w:szCs w:val="20"/>
+              </w:rPr>
+              <w:t xml:space="preserve">Wind noise floor</w:t>
             </w:r>
           </w:p>
         </w:tc>
@@ -6280,12 +6445,19 @@
             </w:tcMar>
           </w:tcPr>
           <w:p>
-            <w:r>
-              <w:rPr>
-                <w:b w:val="0"/>
-                <w:sz w:val="18"/>
-              </w:rPr>
-              <w:t>8</w:t>
+            <w:pPr>
+              <w:jc w:val="left"/>
+            </w:pPr>
+            <w:r>
+              <w:rPr>
+                <w:rFonts w:ascii="Arial" w:cs="Arial" w:eastAsia="Arial" w:hAnsi="Arial"/>
+                <w:b w:val="false"/>
+                <w:bCs w:val="false"/>
+                <w:color w:val="000000"/>
+                <w:sz w:val="20"/>
+                <w:szCs w:val="20"/>
+              </w:rPr>
+              <w:t xml:space="preserve">8</w:t>
             </w:r>
           </w:p>
         </w:tc>
@@ -6307,12 +6479,19 @@
             </w:tcMar>
           </w:tcPr>
           <w:p>
-            <w:r>
-              <w:rPr>
-                <w:b w:val="0"/>
-                <w:sz w:val="18"/>
-              </w:rPr>
-              <w:t>SingleKite</w:t>
+            <w:pPr>
+              <w:jc w:val="left"/>
+            </w:pPr>
+            <w:r>
+              <w:rPr>
+                <w:rFonts w:ascii="Arial" w:cs="Arial" w:eastAsia="Arial" w:hAnsi="Arial"/>
+                <w:b w:val="false"/>
+                <w:bCs w:val="false"/>
+                <w:color w:val="000000"/>
+                <w:sz w:val="20"/>
+                <w:szCs w:val="20"/>
+              </w:rPr>
+              <w:t xml:space="preserve">SingleKite</w:t>
             </w:r>
           </w:p>
         </w:tc>
@@ -6334,12 +6513,19 @@
             </w:tcMar>
           </w:tcPr>
           <w:p>
-            <w:r>
-              <w:rPr>
-                <w:b w:val="0"/>
-                <w:sz w:val="18"/>
-              </w:rPr>
-              <w:t>80.60</w:t>
+            <w:pPr>
+              <w:jc w:val="left"/>
+            </w:pPr>
+            <w:r>
+              <w:rPr>
+                <w:rFonts w:ascii="Arial" w:cs="Arial" w:eastAsia="Arial" w:hAnsi="Arial"/>
+                <w:b w:val="false"/>
+                <w:bCs w:val="false"/>
+                <w:color w:val="000000"/>
+                <w:sz w:val="20"/>
+                <w:szCs w:val="20"/>
+              </w:rPr>
+              <w:t xml:space="preserve">9.12</w:t>
             </w:r>
           </w:p>
         </w:tc>
@@ -6361,12 +6547,19 @@
             </w:tcMar>
           </w:tcPr>
           <w:p>
-            <w:r>
-              <w:rPr>
-                <w:b w:val="0"/>
-                <w:sz w:val="18"/>
-              </w:rPr>
-              <w:t>0.071</w:t>
+            <w:pPr>
+              <w:jc w:val="left"/>
+            </w:pPr>
+            <w:r>
+              <w:rPr>
+                <w:rFonts w:ascii="Arial" w:cs="Arial" w:eastAsia="Arial" w:hAnsi="Arial"/>
+                <w:b w:val="false"/>
+                <w:bCs w:val="false"/>
+                <w:color w:val="000000"/>
+                <w:sz w:val="20"/>
+                <w:szCs w:val="20"/>
+              </w:rPr>
+              <w:t xml:space="preserve">0.058</w:t>
             </w:r>
           </w:p>
         </w:tc>
@@ -6388,12 +6581,19 @@
             </w:tcMar>
           </w:tcPr>
           <w:p>
-            <w:r>
-              <w:rPr>
-                <w:b w:val="0"/>
-                <w:sz w:val="18"/>
-              </w:rPr>
-              <w:t>3.82</w:t>
+            <w:pPr>
+              <w:jc w:val="left"/>
+            </w:pPr>
+            <w:r>
+              <w:rPr>
+                <w:rFonts w:ascii="Arial" w:cs="Arial" w:eastAsia="Arial" w:hAnsi="Arial"/>
+                <w:b w:val="false"/>
+                <w:bCs w:val="false"/>
+                <w:color w:val="000000"/>
+                <w:sz w:val="20"/>
+                <w:szCs w:val="20"/>
+              </w:rPr>
+              <w:t xml:space="preserve">1.93</w:t>
             </w:r>
           </w:p>
         </w:tc>
@@ -6415,12 +6615,19 @@
             </w:tcMar>
           </w:tcPr>
           <w:p>
-            <w:r>
-              <w:rPr>
-                <w:b w:val="0"/>
-                <w:sz w:val="18"/>
-              </w:rPr>
-              <w:t>24.5</w:t>
+            <w:pPr>
+              <w:jc w:val="left"/>
+            </w:pPr>
+            <w:r>
+              <w:rPr>
+                <w:rFonts w:ascii="Arial" w:cs="Arial" w:eastAsia="Arial" w:hAnsi="Arial"/>
+                <w:b w:val="false"/>
+                <w:bCs w:val="false"/>
+                <w:color w:val="000000"/>
+                <w:sz w:val="20"/>
+                <w:szCs w:val="20"/>
+              </w:rPr>
+              <w:t xml:space="preserve">62.8</w:t>
             </w:r>
           </w:p>
         </w:tc>
@@ -6442,12 +6649,19 @@
             </w:tcMar>
           </w:tcPr>
           <w:p>
-            <w:r>
-              <w:rPr>
-                <w:b w:val="0"/>
-                <w:sz w:val="18"/>
-              </w:rPr>
-              <w:t>1.00×</w:t>
+            <w:pPr>
+              <w:jc w:val="left"/>
+            </w:pPr>
+            <w:r>
+              <w:rPr>
+                <w:rFonts w:ascii="Arial" w:cs="Arial" w:eastAsia="Arial" w:hAnsi="Arial"/>
+                <w:b w:val="false"/>
+                <w:bCs w:val="false"/>
+                <w:color w:val="000000"/>
+                <w:sz w:val="20"/>
+                <w:szCs w:val="20"/>
+              </w:rPr>
+              <w:t xml:space="preserve">1.00× (ref)</w:t>
             </w:r>
           </w:p>
         </w:tc>
@@ -6469,12 +6683,19 @@
             </w:tcMar>
           </w:tcPr>
           <w:p>
-            <w:r>
-              <w:rPr>
-                <w:b w:val="0"/>
-                <w:sz w:val="18"/>
-              </w:rPr>
-              <w:t>10.4</w:t>
+            <w:pPr>
+              <w:jc w:val="left"/>
+            </w:pPr>
+            <w:r>
+              <w:rPr>
+                <w:rFonts w:ascii="Arial" w:cs="Arial" w:eastAsia="Arial" w:hAnsi="Arial"/>
+                <w:b w:val="false"/>
+                <w:bCs w:val="false"/>
+                <w:color w:val="000000"/>
+                <w:sz w:val="20"/>
+                <w:szCs w:val="20"/>
+              </w:rPr>
+              <w:t xml:space="preserve">12.6</w:t>
             </w:r>
           </w:p>
         </w:tc>
@@ -6497,12 +6718,19 @@
             </w:tcMar>
           </w:tcPr>
           <w:p>
-            <w:r>
-              <w:rPr>
-                <w:b w:val="0"/>
-                <w:sz w:val="18"/>
-              </w:rPr>
-              <w:t>8</w:t>
+            <w:pPr>
+              <w:jc w:val="left"/>
+            </w:pPr>
+            <w:r>
+              <w:rPr>
+                <w:rFonts w:ascii="Arial" w:cs="Arial" w:eastAsia="Arial" w:hAnsi="Arial"/>
+                <w:b w:val="false"/>
+                <w:bCs w:val="false"/>
+                <w:color w:val="000000"/>
+                <w:sz w:val="20"/>
+                <w:szCs w:val="20"/>
+              </w:rPr>
+              <w:t xml:space="preserve">8</w:t>
             </w:r>
           </w:p>
         </w:tc>
@@ -6523,12 +6751,19 @@
             </w:tcMar>
           </w:tcPr>
           <w:p>
-            <w:r>
-              <w:rPr>
-                <w:b w:val="0"/>
-                <w:sz w:val="18"/>
-              </w:rPr>
-              <w:t>Stack×3</w:t>
+            <w:pPr>
+              <w:jc w:val="left"/>
+            </w:pPr>
+            <w:r>
+              <w:rPr>
+                <w:rFonts w:ascii="Arial" w:cs="Arial" w:eastAsia="Arial" w:hAnsi="Arial"/>
+                <w:b w:val="false"/>
+                <w:bCs w:val="false"/>
+                <w:color w:val="000000"/>
+                <w:sz w:val="20"/>
+                <w:szCs w:val="20"/>
+              </w:rPr>
+              <w:t xml:space="preserve">Stack×3</w:t>
             </w:r>
           </w:p>
         </w:tc>
@@ -6549,12 +6784,19 @@
             </w:tcMar>
           </w:tcPr>
           <w:p>
-            <w:r>
-              <w:rPr>
-                <w:b w:val="0"/>
-                <w:sz w:val="18"/>
-              </w:rPr>
-              <w:t>80.70</w:t>
+            <w:pPr>
+              <w:jc w:val="left"/>
+            </w:pPr>
+            <w:r>
+              <w:rPr>
+                <w:rFonts w:ascii="Arial" w:cs="Arial" w:eastAsia="Arial" w:hAnsi="Arial"/>
+                <w:b w:val="false"/>
+                <w:bCs w:val="false"/>
+                <w:color w:val="000000"/>
+                <w:sz w:val="20"/>
+                <w:szCs w:val="20"/>
+              </w:rPr>
+              <w:t xml:space="preserve">9.20</w:t>
             </w:r>
           </w:p>
         </w:tc>
@@ -6575,12 +6817,19 @@
             </w:tcMar>
           </w:tcPr>
           <w:p>
-            <w:r>
-              <w:rPr>
-                <w:b w:val="0"/>
-                <w:sz w:val="18"/>
-              </w:rPr>
-              <w:t>0.072</w:t>
+            <w:pPr>
+              <w:jc w:val="left"/>
+            </w:pPr>
+            <w:r>
+              <w:rPr>
+                <w:rFonts w:ascii="Arial" w:cs="Arial" w:eastAsia="Arial" w:hAnsi="Arial"/>
+                <w:b w:val="false"/>
+                <w:bCs w:val="false"/>
+                <w:color w:val="000000"/>
+                <w:sz w:val="20"/>
+                <w:szCs w:val="20"/>
+              </w:rPr>
+              <w:t xml:space="preserve">0.058</w:t>
             </w:r>
           </w:p>
         </w:tc>
@@ -6601,12 +6850,19 @@
             </w:tcMar>
           </w:tcPr>
           <w:p>
-            <w:r>
-              <w:rPr>
-                <w:b w:val="0"/>
-                <w:sz w:val="18"/>
-              </w:rPr>
-              <w:t>3.82</w:t>
+            <w:pPr>
+              <w:jc w:val="left"/>
+            </w:pPr>
+            <w:r>
+              <w:rPr>
+                <w:rFonts w:ascii="Arial" w:cs="Arial" w:eastAsia="Arial" w:hAnsi="Arial"/>
+                <w:b w:val="false"/>
+                <w:bCs w:val="false"/>
+                <w:color w:val="000000"/>
+                <w:sz w:val="20"/>
+                <w:szCs w:val="20"/>
+              </w:rPr>
+              <w:t xml:space="preserve">1.93</w:t>
             </w:r>
           </w:p>
         </w:tc>
@@ -6627,12 +6883,19 @@
             </w:tcMar>
           </w:tcPr>
           <w:p>
-            <w:r>
-              <w:rPr>
-                <w:b w:val="0"/>
-                <w:sz w:val="18"/>
-              </w:rPr>
-              <w:t>24.5</w:t>
+            <w:pPr>
+              <w:jc w:val="left"/>
+            </w:pPr>
+            <w:r>
+              <w:rPr>
+                <w:rFonts w:ascii="Arial" w:cs="Arial" w:eastAsia="Arial" w:hAnsi="Arial"/>
+                <w:b w:val="false"/>
+                <w:bCs w:val="false"/>
+                <w:color w:val="000000"/>
+                <w:sz w:val="20"/>
+                <w:szCs w:val="20"/>
+              </w:rPr>
+              <w:t xml:space="preserve">62.8</w:t>
             </w:r>
           </w:p>
         </w:tc>
@@ -6653,12 +6916,19 @@
             </w:tcMar>
           </w:tcPr>
           <w:p>
-            <w:r>
-              <w:rPr>
-                <w:b w:val="0"/>
-                <w:sz w:val="18"/>
-              </w:rPr>
-              <w:t>1.00×</w:t>
+            <w:pPr>
+              <w:jc w:val="left"/>
+            </w:pPr>
+            <w:r>
+              <w:rPr>
+                <w:rFonts w:ascii="Arial" w:cs="Arial" w:eastAsia="Arial" w:hAnsi="Arial"/>
+                <w:b w:val="false"/>
+                <w:bCs w:val="false"/>
+                <w:color w:val="000000"/>
+                <w:sz w:val="20"/>
+                <w:szCs w:val="20"/>
+              </w:rPr>
+              <w:t xml:space="preserve">1.01×</w:t>
             </w:r>
           </w:p>
         </w:tc>
@@ -6679,12 +6949,19 @@
             </w:tcMar>
           </w:tcPr>
           <w:p>
-            <w:r>
-              <w:rPr>
-                <w:b w:val="0"/>
-                <w:sz w:val="18"/>
-              </w:rPr>
-              <w:t>10.4</w:t>
+            <w:pPr>
+              <w:jc w:val="left"/>
+            </w:pPr>
+            <w:r>
+              <w:rPr>
+                <w:rFonts w:ascii="Arial" w:cs="Arial" w:eastAsia="Arial" w:hAnsi="Arial"/>
+                <w:b w:val="false"/>
+                <w:bCs w:val="false"/>
+                <w:color w:val="000000"/>
+                <w:sz w:val="20"/>
+                <w:szCs w:val="20"/>
+              </w:rPr>
+              <w:t xml:space="preserve">12.6</w:t>
             </w:r>
           </w:p>
         </w:tc>
@@ -6708,12 +6985,19 @@
             </w:tcMar>
           </w:tcPr>
           <w:p>
-            <w:r>
-              <w:rPr>
-                <w:b w:val="0"/>
-                <w:sz w:val="18"/>
-              </w:rPr>
-              <w:t>8</w:t>
+            <w:pPr>
+              <w:jc w:val="left"/>
+            </w:pPr>
+            <w:r>
+              <w:rPr>
+                <w:rFonts w:ascii="Arial" w:cs="Arial" w:eastAsia="Arial" w:hAnsi="Arial"/>
+                <w:b w:val="false"/>
+                <w:bCs w:val="false"/>
+                <w:color w:val="000000"/>
+                <w:sz w:val="20"/>
+                <w:szCs w:val="20"/>
+              </w:rPr>
+              <w:t xml:space="preserve">8</w:t>
             </w:r>
           </w:p>
         </w:tc>
@@ -6735,12 +7019,19 @@
             </w:tcMar>
           </w:tcPr>
           <w:p>
-            <w:r>
-              <w:rPr>
-                <w:b w:val="0"/>
-                <w:sz w:val="18"/>
-              </w:rPr>
-              <w:t>RotaryLifter ‼</w:t>
+            <w:pPr>
+              <w:jc w:val="left"/>
+            </w:pPr>
+            <w:r>
+              <w:rPr>
+                <w:rFonts w:ascii="Arial" w:cs="Arial" w:eastAsia="Arial" w:hAnsi="Arial"/>
+                <w:b w:val="false"/>
+                <w:bCs w:val="false"/>
+                <w:color w:val="000000"/>
+                <w:sz w:val="20"/>
+                <w:szCs w:val="20"/>
+              </w:rPr>
+              <w:t xml:space="preserve">RotaryLifter ‼</w:t>
             </w:r>
           </w:p>
         </w:tc>
@@ -6762,12 +7053,19 @@
             </w:tcMar>
           </w:tcPr>
           <w:p>
-            <w:r>
-              <w:rPr>
-                <w:b w:val="0"/>
-                <w:sz w:val="18"/>
-              </w:rPr>
-              <w:t>94.40</w:t>
+            <w:pPr>
+              <w:jc w:val="left"/>
+            </w:pPr>
+            <w:r>
+              <w:rPr>
+                <w:rFonts w:ascii="Arial" w:cs="Arial" w:eastAsia="Arial" w:hAnsi="Arial"/>
+                <w:b w:val="false"/>
+                <w:bCs w:val="false"/>
+                <w:color w:val="000000"/>
+                <w:sz w:val="20"/>
+                <w:szCs w:val="20"/>
+              </w:rPr>
+              <w:t xml:space="preserve">20.15</w:t>
             </w:r>
           </w:p>
         </w:tc>
@@ -6789,12 +7087,19 @@
             </w:tcMar>
           </w:tcPr>
           <w:p>
-            <w:r>
-              <w:rPr>
-                <w:b w:val="0"/>
-                <w:sz w:val="18"/>
-              </w:rPr>
-              <w:t>0.085</w:t>
+            <w:pPr>
+              <w:jc w:val="left"/>
+            </w:pPr>
+            <w:r>
+              <w:rPr>
+                <w:rFonts w:ascii="Arial" w:cs="Arial" w:eastAsia="Arial" w:hAnsi="Arial"/>
+                <w:b w:val="false"/>
+                <w:bCs w:val="false"/>
+                <w:color w:val="000000"/>
+                <w:sz w:val="20"/>
+                <w:szCs w:val="20"/>
+              </w:rPr>
+              <w:t xml:space="preserve">0.033</w:t>
             </w:r>
           </w:p>
         </w:tc>
@@ -6816,12 +7121,19 @@
             </w:tcMar>
           </w:tcPr>
           <w:p>
-            <w:r>
-              <w:rPr>
-                <w:b w:val="0"/>
-                <w:sz w:val="18"/>
-              </w:rPr>
-              <w:t>3.96</w:t>
+            <w:pPr>
+              <w:jc w:val="left"/>
+            </w:pPr>
+            <w:r>
+              <w:rPr>
+                <w:rFonts w:ascii="Arial" w:cs="Arial" w:eastAsia="Arial" w:hAnsi="Arial"/>
+                <w:b w:val="false"/>
+                <w:bCs w:val="false"/>
+                <w:color w:val="000000"/>
+                <w:sz w:val="20"/>
+                <w:szCs w:val="20"/>
+              </w:rPr>
+              <w:t xml:space="preserve">1.84</w:t>
             </w:r>
           </w:p>
         </w:tc>
@@ -6843,12 +7155,19 @@
             </w:tcMar>
           </w:tcPr>
           <w:p>
-            <w:r>
-              <w:rPr>
-                <w:b w:val="0"/>
-                <w:sz w:val="18"/>
-              </w:rPr>
-              <w:t>25.4</w:t>
+            <w:pPr>
+              <w:jc w:val="left"/>
+            </w:pPr>
+            <w:r>
+              <w:rPr>
+                <w:rFonts w:ascii="Arial" w:cs="Arial" w:eastAsia="Arial" w:hAnsi="Arial"/>
+                <w:b w:val="false"/>
+                <w:bCs w:val="false"/>
+                <w:color w:val="000000"/>
+                <w:sz w:val="20"/>
+                <w:szCs w:val="20"/>
+              </w:rPr>
+              <w:t xml:space="preserve">69.6</w:t>
             </w:r>
           </w:p>
         </w:tc>
@@ -6870,12 +7189,19 @@
             </w:tcMar>
           </w:tcPr>
           <w:p>
-            <w:r>
-              <w:rPr>
-                <w:b w:val="0"/>
-                <w:sz w:val="18"/>
-              </w:rPr>
-              <w:t>1.17× worse</w:t>
+            <w:pPr>
+              <w:jc w:val="left"/>
+            </w:pPr>
+            <w:r>
+              <w:rPr>
+                <w:rFonts w:ascii="Arial" w:cs="Arial" w:eastAsia="Arial" w:hAnsi="Arial"/>
+                <w:b w:val="false"/>
+                <w:bCs w:val="false"/>
+                <w:color w:val="000000"/>
+                <w:sz w:val="20"/>
+                <w:szCs w:val="20"/>
+              </w:rPr>
+              <w:t xml:space="preserve">2.21× worse</w:t>
             </w:r>
           </w:p>
         </w:tc>
@@ -6897,12 +7223,19 @@
             </w:tcMar>
           </w:tcPr>
           <w:p>
-            <w:r>
-              <w:rPr>
-                <w:b w:val="0"/>
-                <w:sz w:val="18"/>
-              </w:rPr>
-              <w:t>11.1</w:t>
+            <w:pPr>
+              <w:jc w:val="left"/>
+            </w:pPr>
+            <w:r>
+              <w:rPr>
+                <w:rFonts w:ascii="Arial" w:cs="Arial" w:eastAsia="Arial" w:hAnsi="Arial"/>
+                <w:b w:val="false"/>
+                <w:bCs w:val="false"/>
+                <w:color w:val="000000"/>
+                <w:sz w:val="20"/>
+                <w:szCs w:val="20"/>
+              </w:rPr>
+              <w:t xml:space="preserve">15.4</w:t>
             </w:r>
           </w:p>
         </w:tc>
@@ -6925,12 +7258,19 @@
             </w:tcMar>
           </w:tcPr>
           <w:p>
-            <w:r>
-              <w:rPr>
-                <w:b w:val="0"/>
-                <w:sz w:val="18"/>
-              </w:rPr>
-              <w:t>8</w:t>
+            <w:pPr>
+              <w:jc w:val="left"/>
+            </w:pPr>
+            <w:r>
+              <w:rPr>
+                <w:rFonts w:ascii="Arial" w:cs="Arial" w:eastAsia="Arial" w:hAnsi="Arial"/>
+                <w:b w:val="false"/>
+                <w:bCs w:val="false"/>
+                <w:color w:val="000000"/>
+                <w:sz w:val="20"/>
+                <w:szCs w:val="20"/>
+              </w:rPr>
+              <w:t xml:space="preserve">8</w:t>
             </w:r>
           </w:p>
         </w:tc>
@@ -6951,12 +7291,19 @@
             </w:tcMar>
           </w:tcPr>
           <w:p>
-            <w:r>
-              <w:rPr>
-                <w:b w:val="0"/>
-                <w:sz w:val="18"/>
-              </w:rPr>
-              <w:t>NoLift</w:t>
+            <w:pPr>
+              <w:jc w:val="left"/>
+            </w:pPr>
+            <w:r>
+              <w:rPr>
+                <w:rFonts w:ascii="Arial" w:cs="Arial" w:eastAsia="Arial" w:hAnsi="Arial"/>
+                <w:b w:val="false"/>
+                <w:bCs w:val="false"/>
+                <w:color w:val="000000"/>
+                <w:sz w:val="20"/>
+                <w:szCs w:val="20"/>
+              </w:rPr>
+              <w:t xml:space="preserve">NoLift</w:t>
             </w:r>
           </w:p>
         </w:tc>
@@ -6977,12 +7324,19 @@
             </w:tcMar>
           </w:tcPr>
           <w:p>
-            <w:r>
-              <w:rPr>
-                <w:b w:val="0"/>
-                <w:sz w:val="18"/>
-              </w:rPr>
-              <w:t>402.40</w:t>
+            <w:pPr>
+              <w:jc w:val="left"/>
+            </w:pPr>
+            <w:r>
+              <w:rPr>
+                <w:rFonts w:ascii="Arial" w:cs="Arial" w:eastAsia="Arial" w:hAnsi="Arial"/>
+                <w:b w:val="false"/>
+                <w:bCs w:val="false"/>
+                <w:color w:val="000000"/>
+                <w:sz w:val="20"/>
+                <w:szCs w:val="20"/>
+              </w:rPr>
+              <w:t xml:space="preserve">30.39</w:t>
             </w:r>
           </w:p>
         </w:tc>
@@ -7003,12 +7357,19 @@
             </w:tcMar>
           </w:tcPr>
           <w:p>
-            <w:r>
-              <w:rPr>
-                <w:b w:val="0"/>
-                <w:sz w:val="18"/>
-              </w:rPr>
-              <w:t>0.632</w:t>
+            <w:pPr>
+              <w:jc w:val="left"/>
+            </w:pPr>
+            <w:r>
+              <w:rPr>
+                <w:rFonts w:ascii="Arial" w:cs="Arial" w:eastAsia="Arial" w:hAnsi="Arial"/>
+                <w:b w:val="false"/>
+                <w:bCs w:val="false"/>
+                <w:color w:val="000000"/>
+                <w:sz w:val="20"/>
+                <w:szCs w:val="20"/>
+              </w:rPr>
+              <w:t xml:space="preserve">0.011</w:t>
             </w:r>
           </w:p>
         </w:tc>
@@ -7029,12 +7390,19 @@
             </w:tcMar>
           </w:tcPr>
           <w:p>
-            <w:r>
-              <w:rPr>
-                <w:b w:val="0"/>
-                <w:sz w:val="18"/>
-              </w:rPr>
-              <w:t>3.84</w:t>
+            <w:pPr>
+              <w:jc w:val="left"/>
+            </w:pPr>
+            <w:r>
+              <w:rPr>
+                <w:rFonts w:ascii="Arial" w:cs="Arial" w:eastAsia="Arial" w:hAnsi="Arial"/>
+                <w:b w:val="false"/>
+                <w:bCs w:val="false"/>
+                <w:color w:val="000000"/>
+                <w:sz w:val="20"/>
+                <w:szCs w:val="20"/>
+              </w:rPr>
+              <w:t xml:space="preserve">1.76</w:t>
             </w:r>
           </w:p>
         </w:tc>
@@ -7055,12 +7423,19 @@
             </w:tcMar>
           </w:tcPr>
           <w:p>
-            <w:r>
-              <w:rPr>
-                <w:b w:val="0"/>
-                <w:sz w:val="18"/>
-              </w:rPr>
-              <w:t>29.0</w:t>
+            <w:pPr>
+              <w:jc w:val="left"/>
+            </w:pPr>
+            <w:r>
+              <w:rPr>
+                <w:rFonts w:ascii="Arial" w:cs="Arial" w:eastAsia="Arial" w:hAnsi="Arial"/>
+                <w:b w:val="false"/>
+                <w:bCs w:val="false"/>
+                <w:color w:val="000000"/>
+                <w:sz w:val="20"/>
+                <w:szCs w:val="20"/>
+              </w:rPr>
+              <w:t xml:space="preserve">75.3</w:t>
             </w:r>
           </w:p>
         </w:tc>
@@ -7081,12 +7456,19 @@
             </w:tcMar>
           </w:tcPr>
           <w:p>
-            <w:r>
-              <w:rPr>
-                <w:b w:val="0"/>
-                <w:sz w:val="18"/>
-              </w:rPr>
-              <w:t>4.99× worse</w:t>
+            <w:pPr>
+              <w:jc w:val="left"/>
+            </w:pPr>
+            <w:r>
+              <w:rPr>
+                <w:rFonts w:ascii="Arial" w:cs="Arial" w:eastAsia="Arial" w:hAnsi="Arial"/>
+                <w:b w:val="false"/>
+                <w:bCs w:val="false"/>
+                <w:color w:val="000000"/>
+                <w:sz w:val="20"/>
+                <w:szCs w:val="20"/>
+              </w:rPr>
+              <w:t xml:space="preserve">3.33× worse</w:t>
             </w:r>
           </w:p>
         </w:tc>
@@ -7107,12 +7489,19 @@
             </w:tcMar>
           </w:tcPr>
           <w:p>
-            <w:r>
-              <w:rPr>
-                <w:b w:val="0"/>
-                <w:sz w:val="18"/>
-              </w:rPr>
-              <w:t>14.4</w:t>
+            <w:pPr>
+              <w:jc w:val="left"/>
+            </w:pPr>
+            <w:r>
+              <w:rPr>
+                <w:rFonts w:ascii="Arial" w:cs="Arial" w:eastAsia="Arial" w:hAnsi="Arial"/>
+                <w:b w:val="false"/>
+                <w:bCs w:val="false"/>
+                <w:color w:val="000000"/>
+                <w:sz w:val="20"/>
+                <w:szCs w:val="20"/>
+              </w:rPr>
+              <w:t xml:space="preserve">15.7</w:t>
             </w:r>
           </w:p>
         </w:tc>
@@ -7136,12 +7525,19 @@
             </w:tcMar>
           </w:tcPr>
           <w:p>
-            <w:r>
-              <w:rPr>
-                <w:b w:val="0"/>
-                <w:sz w:val="18"/>
-              </w:rPr>
-              <w:t>11</w:t>
+            <w:pPr>
+              <w:jc w:val="left"/>
+            </w:pPr>
+            <w:r>
+              <w:rPr>
+                <w:rFonts w:ascii="Arial" w:cs="Arial" w:eastAsia="Arial" w:hAnsi="Arial"/>
+                <w:b w:val="false"/>
+                <w:bCs w:val="false"/>
+                <w:color w:val="000000"/>
+                <w:sz w:val="20"/>
+                <w:szCs w:val="20"/>
+              </w:rPr>
+              <w:t xml:space="preserve">11</w:t>
             </w:r>
           </w:p>
         </w:tc>
@@ -7163,12 +7559,19 @@
             </w:tcMar>
           </w:tcPr>
           <w:p>
-            <w:r>
-              <w:rPr>
-                <w:b w:val="0"/>
-                <w:sz w:val="18"/>
-              </w:rPr>
-              <w:t>SingleKite</w:t>
+            <w:pPr>
+              <w:jc w:val="left"/>
+            </w:pPr>
+            <w:r>
+              <w:rPr>
+                <w:rFonts w:ascii="Arial" w:cs="Arial" w:eastAsia="Arial" w:hAnsi="Arial"/>
+                <w:b w:val="false"/>
+                <w:bCs w:val="false"/>
+                <w:color w:val="000000"/>
+                <w:sz w:val="20"/>
+                <w:szCs w:val="20"/>
+              </w:rPr>
+              <w:t xml:space="preserve">SingleKite</w:t>
             </w:r>
           </w:p>
         </w:tc>
@@ -7190,12 +7593,19 @@
             </w:tcMar>
           </w:tcPr>
           <w:p>
-            <w:r>
-              <w:rPr>
-                <w:b w:val="0"/>
-                <w:sz w:val="18"/>
-              </w:rPr>
-              <w:t>69.00</w:t>
+            <w:pPr>
+              <w:jc w:val="left"/>
+            </w:pPr>
+            <w:r>
+              <w:rPr>
+                <w:rFonts w:ascii="Arial" w:cs="Arial" w:eastAsia="Arial" w:hAnsi="Arial"/>
+                <w:b w:val="false"/>
+                <w:bCs w:val="false"/>
+                <w:color w:val="000000"/>
+                <w:sz w:val="20"/>
+                <w:szCs w:val="20"/>
+              </w:rPr>
+              <w:t xml:space="preserve">10.27</w:t>
             </w:r>
           </w:p>
         </w:tc>
@@ -7217,12 +7627,19 @@
             </w:tcMar>
           </w:tcPr>
           <w:p>
-            <w:r>
-              <w:rPr>
-                <w:b w:val="0"/>
-                <w:sz w:val="18"/>
-              </w:rPr>
-              <w:t>0.058</w:t>
+            <w:pPr>
+              <w:jc w:val="left"/>
+            </w:pPr>
+            <w:r>
+              <w:rPr>
+                <w:rFonts w:ascii="Arial" w:cs="Arial" w:eastAsia="Arial" w:hAnsi="Arial"/>
+                <w:b w:val="false"/>
+                <w:bCs w:val="false"/>
+                <w:color w:val="000000"/>
+                <w:sz w:val="20"/>
+                <w:szCs w:val="20"/>
+              </w:rPr>
+              <w:t xml:space="preserve">0.116</w:t>
             </w:r>
           </w:p>
         </w:tc>
@@ -7244,12 +7661,19 @@
             </w:tcMar>
           </w:tcPr>
           <w:p>
-            <w:r>
-              <w:rPr>
-                <w:b w:val="0"/>
-                <w:sz w:val="18"/>
-              </w:rPr>
-              <w:t>9.30</w:t>
+            <w:pPr>
+              <w:jc w:val="left"/>
+            </w:pPr>
+            <w:r>
+              <w:rPr>
+                <w:rFonts w:ascii="Arial" w:cs="Arial" w:eastAsia="Arial" w:hAnsi="Arial"/>
+                <w:b w:val="false"/>
+                <w:bCs w:val="false"/>
+                <w:color w:val="000000"/>
+                <w:sz w:val="20"/>
+                <w:szCs w:val="20"/>
+              </w:rPr>
+              <w:t xml:space="preserve">5.85</w:t>
             </w:r>
           </w:p>
         </w:tc>
@@ -7271,12 +7695,19 @@
             </w:tcMar>
           </w:tcPr>
           <w:p>
-            <w:r>
-              <w:rPr>
-                <w:b w:val="0"/>
-                <w:sz w:val="18"/>
-              </w:rPr>
-              <w:t>26.8</w:t>
+            <w:pPr>
+              <w:jc w:val="left"/>
+            </w:pPr>
+            <w:r>
+              <w:rPr>
+                <w:rFonts w:ascii="Arial" w:cs="Arial" w:eastAsia="Arial" w:hAnsi="Arial"/>
+                <w:b w:val="false"/>
+                <w:bCs w:val="false"/>
+                <w:color w:val="000000"/>
+                <w:sz w:val="20"/>
+                <w:szCs w:val="20"/>
+              </w:rPr>
+              <w:t xml:space="preserve">40.7</w:t>
             </w:r>
           </w:p>
         </w:tc>
@@ -7298,12 +7729,19 @@
             </w:tcMar>
           </w:tcPr>
           <w:p>
-            <w:r>
-              <w:rPr>
-                <w:b w:val="0"/>
-                <w:sz w:val="18"/>
-              </w:rPr>
-              <w:t>1.00×</w:t>
+            <w:pPr>
+              <w:jc w:val="left"/>
+            </w:pPr>
+            <w:r>
+              <w:rPr>
+                <w:rFonts w:ascii="Arial" w:cs="Arial" w:eastAsia="Arial" w:hAnsi="Arial"/>
+                <w:b w:val="false"/>
+                <w:bCs w:val="false"/>
+                <w:color w:val="000000"/>
+                <w:sz w:val="20"/>
+                <w:szCs w:val="20"/>
+              </w:rPr>
+              <w:t xml:space="preserve">1.00× (ref)</w:t>
             </w:r>
           </w:p>
         </w:tc>
@@ -7325,12 +7763,19 @@
             </w:tcMar>
           </w:tcPr>
           <w:p>
-            <w:r>
-              <w:rPr>
-                <w:b w:val="0"/>
-                <w:sz w:val="18"/>
-              </w:rPr>
-              <w:t>7.1</w:t>
+            <w:pPr>
+              <w:jc w:val="left"/>
+            </w:pPr>
+            <w:r>
+              <w:rPr>
+                <w:rFonts w:ascii="Arial" w:cs="Arial" w:eastAsia="Arial" w:hAnsi="Arial"/>
+                <w:b w:val="false"/>
+                <w:bCs w:val="false"/>
+                <w:color w:val="000000"/>
+                <w:sz w:val="20"/>
+                <w:szCs w:val="20"/>
+              </w:rPr>
+              <w:t xml:space="preserve">10.0</w:t>
             </w:r>
           </w:p>
         </w:tc>
@@ -7353,12 +7798,19 @@
             </w:tcMar>
           </w:tcPr>
           <w:p>
-            <w:r>
-              <w:rPr>
-                <w:b w:val="0"/>
-                <w:sz w:val="18"/>
-              </w:rPr>
-              <w:t>11</w:t>
+            <w:pPr>
+              <w:jc w:val="left"/>
+            </w:pPr>
+            <w:r>
+              <w:rPr>
+                <w:rFonts w:ascii="Arial" w:cs="Arial" w:eastAsia="Arial" w:hAnsi="Arial"/>
+                <w:b w:val="false"/>
+                <w:bCs w:val="false"/>
+                <w:color w:val="000000"/>
+                <w:sz w:val="20"/>
+                <w:szCs w:val="20"/>
+              </w:rPr>
+              <w:t xml:space="preserve">11</w:t>
             </w:r>
           </w:p>
         </w:tc>
@@ -7379,12 +7831,19 @@
             </w:tcMar>
           </w:tcPr>
           <w:p>
-            <w:r>
-              <w:rPr>
-                <w:b w:val="0"/>
-                <w:sz w:val="18"/>
-              </w:rPr>
-              <w:t>Stack×3</w:t>
+            <w:pPr>
+              <w:jc w:val="left"/>
+            </w:pPr>
+            <w:r>
+              <w:rPr>
+                <w:rFonts w:ascii="Arial" w:cs="Arial" w:eastAsia="Arial" w:hAnsi="Arial"/>
+                <w:b w:val="false"/>
+                <w:bCs w:val="false"/>
+                <w:color w:val="000000"/>
+                <w:sz w:val="20"/>
+                <w:szCs w:val="20"/>
+              </w:rPr>
+              <w:t xml:space="preserve">Stack×3</w:t>
             </w:r>
           </w:p>
         </w:tc>
@@ -7405,12 +7864,19 @@
             </w:tcMar>
           </w:tcPr>
           <w:p>
-            <w:r>
-              <w:rPr>
-                <w:b w:val="0"/>
-                <w:sz w:val="18"/>
-              </w:rPr>
-              <w:t>69.10</w:t>
+            <w:pPr>
+              <w:jc w:val="left"/>
+            </w:pPr>
+            <w:r>
+              <w:rPr>
+                <w:rFonts w:ascii="Arial" w:cs="Arial" w:eastAsia="Arial" w:hAnsi="Arial"/>
+                <w:b w:val="false"/>
+                <w:bCs w:val="false"/>
+                <w:color w:val="000000"/>
+                <w:sz w:val="20"/>
+                <w:szCs w:val="20"/>
+              </w:rPr>
+              <w:t xml:space="preserve">10.18</w:t>
             </w:r>
           </w:p>
         </w:tc>
@@ -7431,12 +7897,19 @@
             </w:tcMar>
           </w:tcPr>
           <w:p>
-            <w:r>
-              <w:rPr>
-                <w:b w:val="0"/>
-                <w:sz w:val="18"/>
-              </w:rPr>
-              <w:t>0.058</w:t>
+            <w:pPr>
+              <w:jc w:val="left"/>
+            </w:pPr>
+            <w:r>
+              <w:rPr>
+                <w:rFonts w:ascii="Arial" w:cs="Arial" w:eastAsia="Arial" w:hAnsi="Arial"/>
+                <w:b w:val="false"/>
+                <w:bCs w:val="false"/>
+                <w:color w:val="000000"/>
+                <w:sz w:val="20"/>
+                <w:szCs w:val="20"/>
+              </w:rPr>
+              <w:t xml:space="preserve">0.116</w:t>
             </w:r>
           </w:p>
         </w:tc>
@@ -7457,12 +7930,19 @@
             </w:tcMar>
           </w:tcPr>
           <w:p>
-            <w:r>
-              <w:rPr>
-                <w:b w:val="0"/>
-                <w:sz w:val="18"/>
-              </w:rPr>
-              <w:t>9.30</w:t>
+            <w:pPr>
+              <w:jc w:val="left"/>
+            </w:pPr>
+            <w:r>
+              <w:rPr>
+                <w:rFonts w:ascii="Arial" w:cs="Arial" w:eastAsia="Arial" w:hAnsi="Arial"/>
+                <w:b w:val="false"/>
+                <w:bCs w:val="false"/>
+                <w:color w:val="000000"/>
+                <w:sz w:val="20"/>
+                <w:szCs w:val="20"/>
+              </w:rPr>
+              <w:t xml:space="preserve">5.85</w:t>
             </w:r>
           </w:p>
         </w:tc>
@@ -7483,12 +7963,19 @@
             </w:tcMar>
           </w:tcPr>
           <w:p>
-            <w:r>
-              <w:rPr>
-                <w:b w:val="0"/>
-                <w:sz w:val="18"/>
-              </w:rPr>
-              <w:t>26.8</w:t>
+            <w:pPr>
+              <w:jc w:val="left"/>
+            </w:pPr>
+            <w:r>
+              <w:rPr>
+                <w:rFonts w:ascii="Arial" w:cs="Arial" w:eastAsia="Arial" w:hAnsi="Arial"/>
+                <w:b w:val="false"/>
+                <w:bCs w:val="false"/>
+                <w:color w:val="000000"/>
+                <w:sz w:val="20"/>
+                <w:szCs w:val="20"/>
+              </w:rPr>
+              <w:t xml:space="preserve">40.7</w:t>
             </w:r>
           </w:p>
         </w:tc>
@@ -7509,12 +7996,19 @@
             </w:tcMar>
           </w:tcPr>
           <w:p>
-            <w:r>
-              <w:rPr>
-                <w:b w:val="0"/>
-                <w:sz w:val="18"/>
-              </w:rPr>
-              <w:t>1.00×</w:t>
+            <w:pPr>
+              <w:jc w:val="left"/>
+            </w:pPr>
+            <w:r>
+              <w:rPr>
+                <w:rFonts w:ascii="Arial" w:cs="Arial" w:eastAsia="Arial" w:hAnsi="Arial"/>
+                <w:b w:val="false"/>
+                <w:bCs w:val="false"/>
+                <w:color w:val="000000"/>
+                <w:sz w:val="20"/>
+                <w:szCs w:val="20"/>
+              </w:rPr>
+              <w:t xml:space="preserve">0.99×</w:t>
             </w:r>
           </w:p>
         </w:tc>
@@ -7535,12 +8029,19 @@
             </w:tcMar>
           </w:tcPr>
           <w:p>
-            <w:r>
-              <w:rPr>
-                <w:b w:val="0"/>
-                <w:sz w:val="18"/>
-              </w:rPr>
-              <w:t>7.1</w:t>
+            <w:pPr>
+              <w:jc w:val="left"/>
+            </w:pPr>
+            <w:r>
+              <w:rPr>
+                <w:rFonts w:ascii="Arial" w:cs="Arial" w:eastAsia="Arial" w:hAnsi="Arial"/>
+                <w:b w:val="false"/>
+                <w:bCs w:val="false"/>
+                <w:color w:val="000000"/>
+                <w:sz w:val="20"/>
+                <w:szCs w:val="20"/>
+              </w:rPr>
+              <w:t xml:space="preserve">9.9</w:t>
             </w:r>
           </w:p>
         </w:tc>
@@ -7564,12 +8065,19 @@
             </w:tcMar>
           </w:tcPr>
           <w:p>
-            <w:r>
-              <w:rPr>
-                <w:b w:val="0"/>
-                <w:sz w:val="18"/>
-              </w:rPr>
-              <w:t>11</w:t>
+            <w:pPr>
+              <w:jc w:val="left"/>
+            </w:pPr>
+            <w:r>
+              <w:rPr>
+                <w:rFonts w:ascii="Arial" w:cs="Arial" w:eastAsia="Arial" w:hAnsi="Arial"/>
+                <w:b w:val="false"/>
+                <w:bCs w:val="false"/>
+                <w:color w:val="000000"/>
+                <w:sz w:val="20"/>
+                <w:szCs w:val="20"/>
+              </w:rPr>
+              <w:t xml:space="preserve">11</w:t>
             </w:r>
           </w:p>
         </w:tc>
@@ -7591,12 +8099,19 @@
             </w:tcMar>
           </w:tcPr>
           <w:p>
-            <w:r>
-              <w:rPr>
-                <w:b w:val="0"/>
-                <w:sz w:val="18"/>
-              </w:rPr>
-              <w:t>RotaryLifter ‼</w:t>
+            <w:pPr>
+              <w:jc w:val="left"/>
+            </w:pPr>
+            <w:r>
+              <w:rPr>
+                <w:rFonts w:ascii="Arial" w:cs="Arial" w:eastAsia="Arial" w:hAnsi="Arial"/>
+                <w:b w:val="false"/>
+                <w:bCs w:val="false"/>
+                <w:color w:val="000000"/>
+                <w:sz w:val="20"/>
+                <w:szCs w:val="20"/>
+              </w:rPr>
+              <w:t xml:space="preserve">RotaryLifter ‼</w:t>
             </w:r>
           </w:p>
         </w:tc>
@@ -7618,12 +8133,19 @@
             </w:tcMar>
           </w:tcPr>
           <w:p>
-            <w:r>
-              <w:rPr>
-                <w:b w:val="0"/>
-                <w:sz w:val="18"/>
-              </w:rPr>
-              <w:t>88.40</w:t>
+            <w:pPr>
+              <w:jc w:val="left"/>
+            </w:pPr>
+            <w:r>
+              <w:rPr>
+                <w:rFonts w:ascii="Arial" w:cs="Arial" w:eastAsia="Arial" w:hAnsi="Arial"/>
+                <w:b w:val="false"/>
+                <w:bCs w:val="false"/>
+                <w:color w:val="000000"/>
+                <w:sz w:val="20"/>
+                <w:szCs w:val="20"/>
+              </w:rPr>
+              <w:t xml:space="preserve">27.03</w:t>
             </w:r>
           </w:p>
         </w:tc>
@@ -7645,12 +8167,19 @@
             </w:tcMar>
           </w:tcPr>
           <w:p>
-            <w:r>
-              <w:rPr>
-                <w:b w:val="0"/>
-                <w:sz w:val="18"/>
-              </w:rPr>
-              <w:t>0.086</w:t>
+            <w:pPr>
+              <w:jc w:val="left"/>
+            </w:pPr>
+            <w:r>
+              <w:rPr>
+                <w:rFonts w:ascii="Arial" w:cs="Arial" w:eastAsia="Arial" w:hAnsi="Arial"/>
+                <w:b w:val="false"/>
+                <w:bCs w:val="false"/>
+                <w:color w:val="000000"/>
+                <w:sz w:val="20"/>
+                <w:szCs w:val="20"/>
+              </w:rPr>
+              <w:t xml:space="preserve">0.051</w:t>
             </w:r>
           </w:p>
         </w:tc>
@@ -7672,12 +8201,19 @@
             </w:tcMar>
           </w:tcPr>
           <w:p>
-            <w:r>
-              <w:rPr>
-                <w:b w:val="0"/>
-                <w:sz w:val="18"/>
-              </w:rPr>
-              <w:t>9.66</w:t>
+            <w:pPr>
+              <w:jc w:val="left"/>
+            </w:pPr>
+            <w:r>
+              <w:rPr>
+                <w:rFonts w:ascii="Arial" w:cs="Arial" w:eastAsia="Arial" w:hAnsi="Arial"/>
+                <w:b w:val="false"/>
+                <w:bCs w:val="false"/>
+                <w:color w:val="000000"/>
+                <w:sz w:val="20"/>
+                <w:szCs w:val="20"/>
+              </w:rPr>
+              <w:t xml:space="preserve">5.63</w:t>
             </w:r>
           </w:p>
         </w:tc>
@@ -7699,12 +8235,19 @@
             </w:tcMar>
           </w:tcPr>
           <w:p>
-            <w:r>
-              <w:rPr>
-                <w:b w:val="0"/>
-                <w:sz w:val="18"/>
-              </w:rPr>
-              <w:t>28.5</w:t>
+            <w:pPr>
+              <w:jc w:val="left"/>
+            </w:pPr>
+            <w:r>
+              <w:rPr>
+                <w:rFonts w:ascii="Arial" w:cs="Arial" w:eastAsia="Arial" w:hAnsi="Arial"/>
+                <w:b w:val="false"/>
+                <w:bCs w:val="false"/>
+                <w:color w:val="000000"/>
+                <w:sz w:val="20"/>
+                <w:szCs w:val="20"/>
+              </w:rPr>
+              <w:t xml:space="preserve">47.8</w:t>
             </w:r>
           </w:p>
         </w:tc>
@@ -7726,12 +8269,19 @@
             </w:tcMar>
           </w:tcPr>
           <w:p>
-            <w:r>
-              <w:rPr>
-                <w:b w:val="0"/>
-                <w:sz w:val="18"/>
-              </w:rPr>
-              <w:t>1.28× worse</w:t>
+            <w:pPr>
+              <w:jc w:val="left"/>
+            </w:pPr>
+            <w:r>
+              <w:rPr>
+                <w:rFonts w:ascii="Arial" w:cs="Arial" w:eastAsia="Arial" w:hAnsi="Arial"/>
+                <w:b w:val="false"/>
+                <w:bCs w:val="false"/>
+                <w:color w:val="000000"/>
+                <w:sz w:val="20"/>
+                <w:szCs w:val="20"/>
+              </w:rPr>
+              <w:t xml:space="preserve">2.63× worse</w:t>
             </w:r>
           </w:p>
         </w:tc>
@@ -7753,12 +8303,19 @@
             </w:tcMar>
           </w:tcPr>
           <w:p>
-            <w:r>
-              <w:rPr>
-                <w:b w:val="0"/>
-                <w:sz w:val="18"/>
-              </w:rPr>
-              <w:t>8.7</w:t>
+            <w:pPr>
+              <w:jc w:val="left"/>
+            </w:pPr>
+            <w:r>
+              <w:rPr>
+                <w:rFonts w:ascii="Arial" w:cs="Arial" w:eastAsia="Arial" w:hAnsi="Arial"/>
+                <w:b w:val="false"/>
+                <w:bCs w:val="false"/>
+                <w:color w:val="000000"/>
+                <w:sz w:val="20"/>
+                <w:szCs w:val="20"/>
+              </w:rPr>
+              <w:t xml:space="preserve">14.6</w:t>
             </w:r>
           </w:p>
         </w:tc>
@@ -7781,12 +8338,19 @@
             </w:tcMar>
           </w:tcPr>
           <w:p>
-            <w:r>
-              <w:rPr>
-                <w:b w:val="0"/>
-                <w:sz w:val="18"/>
-              </w:rPr>
-              <w:t>11</w:t>
+            <w:pPr>
+              <w:jc w:val="left"/>
+            </w:pPr>
+            <w:r>
+              <w:rPr>
+                <w:rFonts w:ascii="Arial" w:cs="Arial" w:eastAsia="Arial" w:hAnsi="Arial"/>
+                <w:b w:val="false"/>
+                <w:bCs w:val="false"/>
+                <w:color w:val="000000"/>
+                <w:sz w:val="20"/>
+                <w:szCs w:val="20"/>
+              </w:rPr>
+              <w:t xml:space="preserve">11</w:t>
             </w:r>
           </w:p>
         </w:tc>
@@ -7807,12 +8371,19 @@
             </w:tcMar>
           </w:tcPr>
           <w:p>
-            <w:r>
-              <w:rPr>
-                <w:b w:val="0"/>
-                <w:sz w:val="18"/>
-              </w:rPr>
-              <w:t>NoLift</w:t>
+            <w:pPr>
+              <w:jc w:val="left"/>
+            </w:pPr>
+            <w:r>
+              <w:rPr>
+                <w:rFonts w:ascii="Arial" w:cs="Arial" w:eastAsia="Arial" w:hAnsi="Arial"/>
+                <w:b w:val="false"/>
+                <w:bCs w:val="false"/>
+                <w:color w:val="000000"/>
+                <w:sz w:val="20"/>
+                <w:szCs w:val="20"/>
+              </w:rPr>
+              <w:t xml:space="preserve">NoLift</w:t>
             </w:r>
           </w:p>
         </w:tc>
@@ -7833,12 +8404,19 @@
             </w:tcMar>
           </w:tcPr>
           <w:p>
-            <w:r>
-              <w:rPr>
-                <w:b w:val="0"/>
-                <w:sz w:val="18"/>
-              </w:rPr>
-              <w:t>399.10</w:t>
+            <w:pPr>
+              <w:jc w:val="left"/>
+            </w:pPr>
+            <w:r>
+              <w:rPr>
+                <w:rFonts w:ascii="Arial" w:cs="Arial" w:eastAsia="Arial" w:hAnsi="Arial"/>
+                <w:b w:val="false"/>
+                <w:bCs w:val="false"/>
+                <w:color w:val="000000"/>
+                <w:sz w:val="20"/>
+                <w:szCs w:val="20"/>
+              </w:rPr>
+              <w:t xml:space="preserve">38.70</w:t>
             </w:r>
           </w:p>
         </w:tc>
@@ -7859,12 +8437,19 @@
             </w:tcMar>
           </w:tcPr>
           <w:p>
-            <w:r>
-              <w:rPr>
-                <w:b w:val="0"/>
-                <w:sz w:val="18"/>
-              </w:rPr>
-              <w:t>0.653</w:t>
+            <w:pPr>
+              <w:jc w:val="left"/>
+            </w:pPr>
+            <w:r>
+              <w:rPr>
+                <w:rFonts w:ascii="Arial" w:cs="Arial" w:eastAsia="Arial" w:hAnsi="Arial"/>
+                <w:b w:val="false"/>
+                <w:bCs w:val="false"/>
+                <w:color w:val="000000"/>
+                <w:sz w:val="20"/>
+                <w:szCs w:val="20"/>
+              </w:rPr>
+              <w:t xml:space="preserve">0.029</w:t>
             </w:r>
           </w:p>
         </w:tc>
@@ -7885,12 +8470,19 @@
             </w:tcMar>
           </w:tcPr>
           <w:p>
-            <w:r>
-              <w:rPr>
-                <w:b w:val="0"/>
-                <w:sz w:val="18"/>
-              </w:rPr>
-              <w:t>9.90</w:t>
+            <w:pPr>
+              <w:jc w:val="left"/>
+            </w:pPr>
+            <w:r>
+              <w:rPr>
+                <w:rFonts w:ascii="Arial" w:cs="Arial" w:eastAsia="Arial" w:hAnsi="Arial"/>
+                <w:b w:val="false"/>
+                <w:bCs w:val="false"/>
+                <w:color w:val="000000"/>
+                <w:sz w:val="20"/>
+                <w:szCs w:val="20"/>
+              </w:rPr>
+              <w:t xml:space="preserve">5.53</w:t>
             </w:r>
           </w:p>
         </w:tc>
@@ -7911,12 +8503,19 @@
             </w:tcMar>
           </w:tcPr>
           <w:p>
-            <w:r>
-              <w:rPr>
-                <w:b w:val="0"/>
-                <w:sz w:val="18"/>
-              </w:rPr>
-              <w:t>29.2</w:t>
+            <w:pPr>
+              <w:jc w:val="left"/>
+            </w:pPr>
+            <w:r>
+              <w:rPr>
+                <w:rFonts w:ascii="Arial" w:cs="Arial" w:eastAsia="Arial" w:hAnsi="Arial"/>
+                <w:b w:val="false"/>
+                <w:bCs w:val="false"/>
+                <w:color w:val="000000"/>
+                <w:sz w:val="20"/>
+                <w:szCs w:val="20"/>
+              </w:rPr>
+              <w:t xml:space="preserve">50.7</w:t>
             </w:r>
           </w:p>
         </w:tc>
@@ -7937,12 +8536,19 @@
             </w:tcMar>
           </w:tcPr>
           <w:p>
-            <w:r>
-              <w:rPr>
-                <w:b w:val="0"/>
-                <w:sz w:val="18"/>
-              </w:rPr>
-              <w:t>5.78× worse</w:t>
+            <w:pPr>
+              <w:jc w:val="left"/>
+            </w:pPr>
+            <w:r>
+              <w:rPr>
+                <w:rFonts w:ascii="Arial" w:cs="Arial" w:eastAsia="Arial" w:hAnsi="Arial"/>
+                <w:b w:val="false"/>
+                <w:bCs w:val="false"/>
+                <w:color w:val="000000"/>
+                <w:sz w:val="20"/>
+                <w:szCs w:val="20"/>
+              </w:rPr>
+              <w:t xml:space="preserve">3.77× worse</w:t>
             </w:r>
           </w:p>
         </w:tc>
@@ -7963,12 +8569,19 @@
             </w:tcMar>
           </w:tcPr>
           <w:p>
-            <w:r>
-              <w:rPr>
-                <w:b w:val="0"/>
-                <w:sz w:val="18"/>
-              </w:rPr>
-              <w:t>14.1</w:t>
+            <w:pPr>
+              <w:jc w:val="left"/>
+            </w:pPr>
+            <w:r>
+              <w:rPr>
+                <w:rFonts w:ascii="Arial" w:cs="Arial" w:eastAsia="Arial" w:hAnsi="Arial"/>
+                <w:b w:val="false"/>
+                <w:bCs w:val="false"/>
+                <w:color w:val="000000"/>
+                <w:sz w:val="20"/>
+                <w:szCs w:val="20"/>
+              </w:rPr>
+              <w:t xml:space="preserve">15.0</w:t>
             </w:r>
           </w:p>
         </w:tc>
@@ -7992,12 +8605,19 @@
             </w:tcMar>
           </w:tcPr>
           <w:p>
-            <w:r>
-              <w:rPr>
-                <w:b w:val="0"/>
-                <w:sz w:val="18"/>
-              </w:rPr>
-              <w:t>13</w:t>
+            <w:pPr>
+              <w:jc w:val="left"/>
+            </w:pPr>
+            <w:r>
+              <w:rPr>
+                <w:rFonts w:ascii="Arial" w:cs="Arial" w:eastAsia="Arial" w:hAnsi="Arial"/>
+                <w:b w:val="false"/>
+                <w:bCs w:val="false"/>
+                <w:color w:val="000000"/>
+                <w:sz w:val="20"/>
+                <w:szCs w:val="20"/>
+              </w:rPr>
+              <w:t xml:space="preserve">13</w:t>
             </w:r>
           </w:p>
         </w:tc>
@@ -8019,12 +8639,19 @@
             </w:tcMar>
           </w:tcPr>
           <w:p>
-            <w:r>
-              <w:rPr>
-                <w:b w:val="0"/>
-                <w:sz w:val="18"/>
-              </w:rPr>
-              <w:t>SingleKite</w:t>
+            <w:pPr>
+              <w:jc w:val="left"/>
+            </w:pPr>
+            <w:r>
+              <w:rPr>
+                <w:rFonts w:ascii="Arial" w:cs="Arial" w:eastAsia="Arial" w:hAnsi="Arial"/>
+                <w:b w:val="false"/>
+                <w:bCs w:val="false"/>
+                <w:color w:val="000000"/>
+                <w:sz w:val="20"/>
+                <w:szCs w:val="20"/>
+              </w:rPr>
+              <w:t xml:space="preserve">SingleKite</w:t>
             </w:r>
           </w:p>
         </w:tc>
@@ -8046,12 +8673,19 @@
             </w:tcMar>
           </w:tcPr>
           <w:p>
-            <w:r>
-              <w:rPr>
-                <w:b w:val="0"/>
-                <w:sz w:val="18"/>
-              </w:rPr>
-              <w:t>63.20</w:t>
+            <w:pPr>
+              <w:jc w:val="left"/>
+            </w:pPr>
+            <w:r>
+              <w:rPr>
+                <w:rFonts w:ascii="Arial" w:cs="Arial" w:eastAsia="Arial" w:hAnsi="Arial"/>
+                <w:b w:val="false"/>
+                <w:bCs w:val="false"/>
+                <w:color w:val="000000"/>
+                <w:sz w:val="20"/>
+                <w:szCs w:val="20"/>
+              </w:rPr>
+              <w:t xml:space="preserve">27.28</w:t>
             </w:r>
           </w:p>
         </w:tc>
@@ -8073,12 +8707,19 @@
             </w:tcMar>
           </w:tcPr>
           <w:p>
-            <w:r>
-              <w:rPr>
-                <w:b w:val="0"/>
-                <w:sz w:val="18"/>
-              </w:rPr>
-              <w:t>0.051</w:t>
+            <w:pPr>
+              <w:jc w:val="left"/>
+            </w:pPr>
+            <w:r>
+              <w:rPr>
+                <w:rFonts w:ascii="Arial" w:cs="Arial" w:eastAsia="Arial" w:hAnsi="Arial"/>
+                <w:b w:val="false"/>
+                <w:bCs w:val="false"/>
+                <w:color w:val="000000"/>
+                <w:sz w:val="20"/>
+                <w:szCs w:val="20"/>
+              </w:rPr>
+              <w:t xml:space="preserve">0.165</w:t>
             </w:r>
           </w:p>
         </w:tc>
@@ -8100,12 +8741,19 @@
             </w:tcMar>
           </w:tcPr>
           <w:p>
-            <w:r>
-              <w:rPr>
-                <w:b w:val="0"/>
-                <w:sz w:val="18"/>
-              </w:rPr>
-              <w:t>14.99</w:t>
+            <w:pPr>
+              <w:jc w:val="left"/>
+            </w:pPr>
+            <w:r>
+              <w:rPr>
+                <w:rFonts w:ascii="Arial" w:cs="Arial" w:eastAsia="Arial" w:hAnsi="Arial"/>
+                <w:b w:val="false"/>
+                <w:bCs w:val="false"/>
+                <w:color w:val="000000"/>
+                <w:sz w:val="20"/>
+                <w:szCs w:val="20"/>
+              </w:rPr>
+              <w:t xml:space="preserve">10.20</w:t>
             </w:r>
           </w:p>
         </w:tc>
@@ -8127,12 +8775,19 @@
             </w:tcMar>
           </w:tcPr>
           <w:p>
-            <w:r>
-              <w:rPr>
-                <w:b w:val="0"/>
-                <w:sz w:val="18"/>
-              </w:rPr>
-              <w:t>27.6</w:t>
+            <w:pPr>
+              <w:jc w:val="left"/>
+            </w:pPr>
+            <w:r>
+              <w:rPr>
+                <w:rFonts w:ascii="Arial" w:cs="Arial" w:eastAsia="Arial" w:hAnsi="Arial"/>
+                <w:b w:val="false"/>
+                <w:bCs w:val="false"/>
+                <w:color w:val="000000"/>
+                <w:sz w:val="20"/>
+                <w:szCs w:val="20"/>
+              </w:rPr>
+              <w:t xml:space="preserve">32.0</w:t>
             </w:r>
           </w:p>
         </w:tc>
@@ -8154,12 +8809,19 @@
             </w:tcMar>
           </w:tcPr>
           <w:p>
-            <w:r>
-              <w:rPr>
-                <w:b w:val="0"/>
-                <w:sz w:val="18"/>
-              </w:rPr>
-              <w:t>1.00×</w:t>
+            <w:pPr>
+              <w:jc w:val="left"/>
+            </w:pPr>
+            <w:r>
+              <w:rPr>
+                <w:rFonts w:ascii="Arial" w:cs="Arial" w:eastAsia="Arial" w:hAnsi="Arial"/>
+                <w:b w:val="false"/>
+                <w:bCs w:val="false"/>
+                <w:color w:val="000000"/>
+                <w:sz w:val="20"/>
+                <w:szCs w:val="20"/>
+              </w:rPr>
+              <w:t xml:space="preserve">1.00× (ref)</w:t>
             </w:r>
           </w:p>
         </w:tc>
@@ -8181,12 +8843,19 @@
             </w:tcMar>
           </w:tcPr>
           <w:p>
-            <w:r>
-              <w:rPr>
-                <w:b w:val="0"/>
-                <w:sz w:val="18"/>
-              </w:rPr>
-              <w:t>6.0</w:t>
+            <w:pPr>
+              <w:jc w:val="left"/>
+            </w:pPr>
+            <w:r>
+              <w:rPr>
+                <w:rFonts w:ascii="Arial" w:cs="Arial" w:eastAsia="Arial" w:hAnsi="Arial"/>
+                <w:b w:val="false"/>
+                <w:bCs w:val="false"/>
+                <w:color w:val="000000"/>
+                <w:sz w:val="20"/>
+                <w:szCs w:val="20"/>
+              </w:rPr>
+              <w:t xml:space="preserve">14.9</w:t>
             </w:r>
           </w:p>
         </w:tc>
@@ -8209,12 +8878,19 @@
             </w:tcMar>
           </w:tcPr>
           <w:p>
-            <w:r>
-              <w:rPr>
-                <w:b w:val="0"/>
-                <w:sz w:val="18"/>
-              </w:rPr>
-              <w:t>13</w:t>
+            <w:pPr>
+              <w:jc w:val="left"/>
+            </w:pPr>
+            <w:r>
+              <w:rPr>
+                <w:rFonts w:ascii="Arial" w:cs="Arial" w:eastAsia="Arial" w:hAnsi="Arial"/>
+                <w:b w:val="false"/>
+                <w:bCs w:val="false"/>
+                <w:color w:val="000000"/>
+                <w:sz w:val="20"/>
+                <w:szCs w:val="20"/>
+              </w:rPr>
+              <w:t xml:space="preserve">13</w:t>
             </w:r>
           </w:p>
         </w:tc>
@@ -8235,12 +8911,19 @@
             </w:tcMar>
           </w:tcPr>
           <w:p>
-            <w:r>
-              <w:rPr>
-                <w:b w:val="0"/>
-                <w:sz w:val="18"/>
-              </w:rPr>
-              <w:t>Stack×3</w:t>
+            <w:pPr>
+              <w:jc w:val="left"/>
+            </w:pPr>
+            <w:r>
+              <w:rPr>
+                <w:rFonts w:ascii="Arial" w:cs="Arial" w:eastAsia="Arial" w:hAnsi="Arial"/>
+                <w:b w:val="false"/>
+                <w:bCs w:val="false"/>
+                <w:color w:val="000000"/>
+                <w:sz w:val="20"/>
+                <w:szCs w:val="20"/>
+              </w:rPr>
+              <w:t xml:space="preserve">Stack×3</w:t>
             </w:r>
           </w:p>
         </w:tc>
@@ -8261,12 +8944,19 @@
             </w:tcMar>
           </w:tcPr>
           <w:p>
-            <w:r>
-              <w:rPr>
-                <w:b w:val="0"/>
-                <w:sz w:val="18"/>
-              </w:rPr>
-              <w:t>63.20</w:t>
+            <w:pPr>
+              <w:jc w:val="left"/>
+            </w:pPr>
+            <w:r>
+              <w:rPr>
+                <w:rFonts w:ascii="Arial" w:cs="Arial" w:eastAsia="Arial" w:hAnsi="Arial"/>
+                <w:b w:val="false"/>
+                <w:bCs w:val="false"/>
+                <w:color w:val="000000"/>
+                <w:sz w:val="20"/>
+                <w:szCs w:val="20"/>
+              </w:rPr>
+              <w:t xml:space="preserve">27.17</w:t>
             </w:r>
           </w:p>
         </w:tc>
@@ -8287,12 +8977,19 @@
             </w:tcMar>
           </w:tcPr>
           <w:p>
-            <w:r>
-              <w:rPr>
-                <w:b w:val="0"/>
-                <w:sz w:val="18"/>
-              </w:rPr>
-              <w:t>0.051</w:t>
+            <w:pPr>
+              <w:jc w:val="left"/>
+            </w:pPr>
+            <w:r>
+              <w:rPr>
+                <w:rFonts w:ascii="Arial" w:cs="Arial" w:eastAsia="Arial" w:hAnsi="Arial"/>
+                <w:b w:val="false"/>
+                <w:bCs w:val="false"/>
+                <w:color w:val="000000"/>
+                <w:sz w:val="20"/>
+                <w:szCs w:val="20"/>
+              </w:rPr>
+              <w:t xml:space="preserve">0.165</w:t>
             </w:r>
           </w:p>
         </w:tc>
@@ -8313,12 +9010,19 @@
             </w:tcMar>
           </w:tcPr>
           <w:p>
-            <w:r>
-              <w:rPr>
-                <w:b w:val="0"/>
-                <w:sz w:val="18"/>
-              </w:rPr>
-              <w:t>14.99</w:t>
+            <w:pPr>
+              <w:jc w:val="left"/>
+            </w:pPr>
+            <w:r>
+              <w:rPr>
+                <w:rFonts w:ascii="Arial" w:cs="Arial" w:eastAsia="Arial" w:hAnsi="Arial"/>
+                <w:b w:val="false"/>
+                <w:bCs w:val="false"/>
+                <w:color w:val="000000"/>
+                <w:sz w:val="20"/>
+                <w:szCs w:val="20"/>
+              </w:rPr>
+              <w:t xml:space="preserve">10.20</w:t>
             </w:r>
           </w:p>
         </w:tc>
@@ -8339,12 +9043,19 @@
             </w:tcMar>
           </w:tcPr>
           <w:p>
-            <w:r>
-              <w:rPr>
-                <w:b w:val="0"/>
-                <w:sz w:val="18"/>
-              </w:rPr>
-              <w:t>27.6</w:t>
+            <w:pPr>
+              <w:jc w:val="left"/>
+            </w:pPr>
+            <w:r>
+              <w:rPr>
+                <w:rFonts w:ascii="Arial" w:cs="Arial" w:eastAsia="Arial" w:hAnsi="Arial"/>
+                <w:b w:val="false"/>
+                <w:bCs w:val="false"/>
+                <w:color w:val="000000"/>
+                <w:sz w:val="20"/>
+                <w:szCs w:val="20"/>
+              </w:rPr>
+              <w:t xml:space="preserve">32.0</w:t>
             </w:r>
           </w:p>
         </w:tc>
@@ -8365,12 +9076,19 @@
             </w:tcMar>
           </w:tcPr>
           <w:p>
-            <w:r>
-              <w:rPr>
-                <w:b w:val="0"/>
-                <w:sz w:val="18"/>
-              </w:rPr>
-              <w:t>1.00×</w:t>
+            <w:pPr>
+              <w:jc w:val="left"/>
+            </w:pPr>
+            <w:r>
+              <w:rPr>
+                <w:rFonts w:ascii="Arial" w:cs="Arial" w:eastAsia="Arial" w:hAnsi="Arial"/>
+                <w:b w:val="false"/>
+                <w:bCs w:val="false"/>
+                <w:color w:val="000000"/>
+                <w:sz w:val="20"/>
+                <w:szCs w:val="20"/>
+              </w:rPr>
+              <w:t xml:space="preserve">1.00×</w:t>
             </w:r>
           </w:p>
         </w:tc>
@@ -8391,12 +9109,19 @@
             </w:tcMar>
           </w:tcPr>
           <w:p>
-            <w:r>
-              <w:rPr>
-                <w:b w:val="0"/>
-                <w:sz w:val="18"/>
-              </w:rPr>
-              <w:t>6.0</w:t>
+            <w:pPr>
+              <w:jc w:val="left"/>
+            </w:pPr>
+            <w:r>
+              <w:rPr>
+                <w:rFonts w:ascii="Arial" w:cs="Arial" w:eastAsia="Arial" w:hAnsi="Arial"/>
+                <w:b w:val="false"/>
+                <w:bCs w:val="false"/>
+                <w:color w:val="000000"/>
+                <w:sz w:val="20"/>
+                <w:szCs w:val="20"/>
+              </w:rPr>
+              <w:t xml:space="preserve">14.8</w:t>
             </w:r>
           </w:p>
         </w:tc>
@@ -8420,12 +9145,19 @@
             </w:tcMar>
           </w:tcPr>
           <w:p>
-            <w:r>
-              <w:rPr>
-                <w:b w:val="0"/>
-                <w:sz w:val="18"/>
-              </w:rPr>
-              <w:t>13</w:t>
+            <w:pPr>
+              <w:jc w:val="left"/>
+            </w:pPr>
+            <w:r>
+              <w:rPr>
+                <w:rFonts w:ascii="Arial" w:cs="Arial" w:eastAsia="Arial" w:hAnsi="Arial"/>
+                <w:b w:val="false"/>
+                <w:bCs w:val="false"/>
+                <w:color w:val="000000"/>
+                <w:sz w:val="20"/>
+                <w:szCs w:val="20"/>
+              </w:rPr>
+              <w:t xml:space="preserve">13</w:t>
             </w:r>
           </w:p>
         </w:tc>
@@ -8447,12 +9179,19 @@
             </w:tcMar>
           </w:tcPr>
           <w:p>
-            <w:r>
-              <w:rPr>
-                <w:b w:val="0"/>
-                <w:sz w:val="18"/>
-              </w:rPr>
-              <w:t>RotaryLifter ‼</w:t>
+            <w:pPr>
+              <w:jc w:val="left"/>
+            </w:pPr>
+            <w:r>
+              <w:rPr>
+                <w:rFonts w:ascii="Arial" w:cs="Arial" w:eastAsia="Arial" w:hAnsi="Arial"/>
+                <w:b w:val="false"/>
+                <w:bCs w:val="false"/>
+                <w:color w:val="000000"/>
+                <w:sz w:val="20"/>
+                <w:szCs w:val="20"/>
+              </w:rPr>
+              <w:t xml:space="preserve">RotaryLifter ‼</w:t>
             </w:r>
           </w:p>
         </w:tc>
@@ -8474,12 +9213,19 @@
             </w:tcMar>
           </w:tcPr>
           <w:p>
-            <w:r>
-              <w:rPr>
-                <w:b w:val="0"/>
-                <w:sz w:val="18"/>
-              </w:rPr>
-              <w:t>81.00</w:t>
+            <w:pPr>
+              <w:jc w:val="left"/>
+            </w:pPr>
+            <w:r>
+              <w:rPr>
+                <w:rFonts w:ascii="Arial" w:cs="Arial" w:eastAsia="Arial" w:hAnsi="Arial"/>
+                <w:b w:val="false"/>
+                <w:bCs w:val="false"/>
+                <w:color w:val="000000"/>
+                <w:sz w:val="20"/>
+                <w:szCs w:val="20"/>
+              </w:rPr>
+              <w:t xml:space="preserve">28.19</w:t>
             </w:r>
           </w:p>
         </w:tc>
@@ -8501,12 +9247,19 @@
             </w:tcMar>
           </w:tcPr>
           <w:p>
-            <w:r>
-              <w:rPr>
-                <w:b w:val="0"/>
-                <w:sz w:val="18"/>
-              </w:rPr>
-              <w:t>0.085</w:t>
+            <w:pPr>
+              <w:jc w:val="left"/>
+            </w:pPr>
+            <w:r>
+              <w:rPr>
+                <w:rFonts w:ascii="Arial" w:cs="Arial" w:eastAsia="Arial" w:hAnsi="Arial"/>
+                <w:b w:val="false"/>
+                <w:bCs w:val="false"/>
+                <w:color w:val="000000"/>
+                <w:sz w:val="20"/>
+                <w:szCs w:val="20"/>
+              </w:rPr>
+              <w:t xml:space="preserve">0.067</w:t>
             </w:r>
           </w:p>
         </w:tc>
@@ -8528,12 +9281,19 @@
             </w:tcMar>
           </w:tcPr>
           <w:p>
-            <w:r>
-              <w:rPr>
-                <w:b w:val="0"/>
-                <w:sz w:val="18"/>
-              </w:rPr>
-              <w:t>15.53</w:t>
+            <w:pPr>
+              <w:jc w:val="left"/>
+            </w:pPr>
+            <w:r>
+              <w:rPr>
+                <w:rFonts w:ascii="Arial" w:cs="Arial" w:eastAsia="Arial" w:hAnsi="Arial"/>
+                <w:b w:val="false"/>
+                <w:bCs w:val="false"/>
+                <w:color w:val="000000"/>
+                <w:sz w:val="20"/>
+                <w:szCs w:val="20"/>
+              </w:rPr>
+              <w:t xml:space="preserve">9.64</w:t>
             </w:r>
           </w:p>
         </w:tc>
@@ -8555,12 +9315,19 @@
             </w:tcMar>
           </w:tcPr>
           <w:p>
-            <w:r>
-              <w:rPr>
-                <w:b w:val="0"/>
-                <w:sz w:val="18"/>
-              </w:rPr>
-              <w:t>29.3</w:t>
+            <w:pPr>
+              <w:jc w:val="left"/>
+            </w:pPr>
+            <w:r>
+              <w:rPr>
+                <w:rFonts w:ascii="Arial" w:cs="Arial" w:eastAsia="Arial" w:hAnsi="Arial"/>
+                <w:b w:val="false"/>
+                <w:bCs w:val="false"/>
+                <w:color w:val="000000"/>
+                <w:sz w:val="20"/>
+                <w:szCs w:val="20"/>
+              </w:rPr>
+              <w:t xml:space="preserve">41.2</w:t>
             </w:r>
           </w:p>
         </w:tc>
@@ -8582,12 +9349,19 @@
             </w:tcMar>
           </w:tcPr>
           <w:p>
-            <w:r>
-              <w:rPr>
-                <w:b w:val="0"/>
-                <w:sz w:val="18"/>
-              </w:rPr>
-              <w:t>1.28× worse</w:t>
+            <w:pPr>
+              <w:jc w:val="left"/>
+            </w:pPr>
+            <w:r>
+              <w:rPr>
+                <w:rFonts w:ascii="Arial" w:cs="Arial" w:eastAsia="Arial" w:hAnsi="Arial"/>
+                <w:b w:val="false"/>
+                <w:bCs w:val="false"/>
+                <w:color w:val="000000"/>
+                <w:sz w:val="20"/>
+                <w:szCs w:val="20"/>
+              </w:rPr>
+              <w:t xml:space="preserve">1.03× worse</w:t>
             </w:r>
           </w:p>
         </w:tc>
@@ -8609,12 +9383,19 @@
             </w:tcMar>
           </w:tcPr>
           <w:p>
-            <w:r>
-              <w:rPr>
-                <w:b w:val="0"/>
-                <w:sz w:val="18"/>
-              </w:rPr>
-              <w:t>7.1</w:t>
+            <w:pPr>
+              <w:jc w:val="left"/>
+            </w:pPr>
+            <w:r>
+              <w:rPr>
+                <w:rFonts w:ascii="Arial" w:cs="Arial" w:eastAsia="Arial" w:hAnsi="Arial"/>
+                <w:b w:val="false"/>
+                <w:bCs w:val="false"/>
+                <w:color w:val="000000"/>
+                <w:sz w:val="20"/>
+                <w:szCs w:val="20"/>
+              </w:rPr>
+              <w:t xml:space="preserve">13.8</w:t>
             </w:r>
           </w:p>
         </w:tc>
@@ -8637,12 +9418,19 @@
             </w:tcMar>
           </w:tcPr>
           <w:p>
-            <w:r>
-              <w:rPr>
-                <w:b w:val="0"/>
-                <w:sz w:val="18"/>
-              </w:rPr>
-              <w:t>13</w:t>
+            <w:pPr>
+              <w:jc w:val="left"/>
+            </w:pPr>
+            <w:r>
+              <w:rPr>
+                <w:rFonts w:ascii="Arial" w:cs="Arial" w:eastAsia="Arial" w:hAnsi="Arial"/>
+                <w:b w:val="false"/>
+                <w:bCs w:val="false"/>
+                <w:color w:val="000000"/>
+                <w:sz w:val="20"/>
+                <w:szCs w:val="20"/>
+              </w:rPr>
+              <w:t xml:space="preserve">13</w:t>
             </w:r>
           </w:p>
         </w:tc>
@@ -8663,12 +9451,19 @@
             </w:tcMar>
           </w:tcPr>
           <w:p>
-            <w:r>
-              <w:rPr>
-                <w:b w:val="0"/>
-                <w:sz w:val="18"/>
-              </w:rPr>
-              <w:t>NoLift</w:t>
+            <w:pPr>
+              <w:jc w:val="left"/>
+            </w:pPr>
+            <w:r>
+              <w:rPr>
+                <w:rFonts w:ascii="Arial" w:cs="Arial" w:eastAsia="Arial" w:hAnsi="Arial"/>
+                <w:b w:val="false"/>
+                <w:bCs w:val="false"/>
+                <w:color w:val="000000"/>
+                <w:sz w:val="20"/>
+                <w:szCs w:val="20"/>
+              </w:rPr>
+              <w:t xml:space="preserve">NoLift</w:t>
             </w:r>
           </w:p>
         </w:tc>
@@ -8689,12 +9484,19 @@
             </w:tcMar>
           </w:tcPr>
           <w:p>
-            <w:r>
-              <w:rPr>
-                <w:b w:val="0"/>
-                <w:sz w:val="18"/>
-              </w:rPr>
-              <w:t>389.60</w:t>
+            <w:pPr>
+              <w:jc w:val="left"/>
+            </w:pPr>
+            <w:r>
+              <w:rPr>
+                <w:rFonts w:ascii="Arial" w:cs="Arial" w:eastAsia="Arial" w:hAnsi="Arial"/>
+                <w:b w:val="false"/>
+                <w:bCs w:val="false"/>
+                <w:color w:val="000000"/>
+                <w:sz w:val="20"/>
+                <w:szCs w:val="20"/>
+              </w:rPr>
+              <w:t xml:space="preserve">40.29</w:t>
             </w:r>
           </w:p>
         </w:tc>
@@ -8715,12 +9517,19 @@
             </w:tcMar>
           </w:tcPr>
           <w:p>
-            <w:r>
-              <w:rPr>
-                <w:b w:val="0"/>
-                <w:sz w:val="18"/>
-              </w:rPr>
-              <w:t>0.667</w:t>
+            <w:pPr>
+              <w:jc w:val="left"/>
+            </w:pPr>
+            <w:r>
+              <w:rPr>
+                <w:rFonts w:ascii="Arial" w:cs="Arial" w:eastAsia="Arial" w:hAnsi="Arial"/>
+                <w:b w:val="false"/>
+                <w:bCs w:val="false"/>
+                <w:color w:val="000000"/>
+                <w:sz w:val="20"/>
+                <w:szCs w:val="20"/>
+              </w:rPr>
+              <w:t xml:space="preserve">0.044</w:t>
             </w:r>
           </w:p>
         </w:tc>
@@ -8741,12 +9550,19 @@
             </w:tcMar>
           </w:tcPr>
           <w:p>
-            <w:r>
-              <w:rPr>
-                <w:b w:val="0"/>
-                <w:sz w:val="18"/>
-              </w:rPr>
-              <w:t>16.02</w:t>
+            <w:pPr>
+              <w:jc w:val="left"/>
+            </w:pPr>
+            <w:r>
+              <w:rPr>
+                <w:rFonts w:ascii="Arial" w:cs="Arial" w:eastAsia="Arial" w:hAnsi="Arial"/>
+                <w:b w:val="false"/>
+                <w:bCs w:val="false"/>
+                <w:color w:val="000000"/>
+                <w:sz w:val="20"/>
+                <w:szCs w:val="20"/>
+              </w:rPr>
+              <w:t xml:space="preserve">9.51</w:t>
             </w:r>
           </w:p>
         </w:tc>
@@ -8767,12 +9583,19 @@
             </w:tcMar>
           </w:tcPr>
           <w:p>
-            <w:r>
-              <w:rPr>
-                <w:b w:val="0"/>
-                <w:sz w:val="18"/>
-              </w:rPr>
-              <w:t>29.3</w:t>
+            <w:pPr>
+              <w:jc w:val="left"/>
+            </w:pPr>
+            <w:r>
+              <w:rPr>
+                <w:rFonts w:ascii="Arial" w:cs="Arial" w:eastAsia="Arial" w:hAnsi="Arial"/>
+                <w:b w:val="false"/>
+                <w:bCs w:val="false"/>
+                <w:color w:val="000000"/>
+                <w:sz w:val="20"/>
+                <w:szCs w:val="20"/>
+              </w:rPr>
+              <w:t xml:space="preserve">43.5</w:t>
             </w:r>
           </w:p>
         </w:tc>
@@ -8793,12 +9616,19 @@
             </w:tcMar>
           </w:tcPr>
           <w:p>
-            <w:r>
-              <w:rPr>
-                <w:b w:val="0"/>
-                <w:sz w:val="18"/>
-              </w:rPr>
-              <w:t>6.16× worse</w:t>
+            <w:pPr>
+              <w:jc w:val="left"/>
+            </w:pPr>
+            <w:r>
+              <w:rPr>
+                <w:rFonts w:ascii="Arial" w:cs="Arial" w:eastAsia="Arial" w:hAnsi="Arial"/>
+                <w:b w:val="false"/>
+                <w:bCs w:val="false"/>
+                <w:color w:val="000000"/>
+                <w:sz w:val="20"/>
+                <w:szCs w:val="20"/>
+              </w:rPr>
+              <w:t xml:space="preserve">1.48× worse</w:t>
             </w:r>
           </w:p>
         </w:tc>
@@ -8819,12 +9649,19 @@
             </w:tcMar>
           </w:tcPr>
           <w:p>
-            <w:r>
-              <w:rPr>
-                <w:b w:val="0"/>
-                <w:sz w:val="18"/>
-              </w:rPr>
-              <w:t>13.9</w:t>
+            <w:pPr>
+              <w:jc w:val="left"/>
+            </w:pPr>
+            <w:r>
+              <w:rPr>
+                <w:rFonts w:ascii="Arial" w:cs="Arial" w:eastAsia="Arial" w:hAnsi="Arial"/>
+                <w:b w:val="false"/>
+                <w:bCs w:val="false"/>
+                <w:color w:val="000000"/>
+                <w:sz w:val="20"/>
+                <w:szCs w:val="20"/>
+              </w:rPr>
+              <w:t xml:space="preserve">14.5</w:t>
             </w:r>
           </w:p>
         </w:tc>
@@ -8904,7 +9741,7 @@
           <w:sz w:val="22"/>
           <w:szCs w:val="22"/>
         </w:rPr>
-        <w:t>Notice the pattern across wind speeds: at v = 13 m/s the rotary lifter hub_z std (81.0 mm) is 1.28× worse than the single kite (63.2 mm). This ratio is consistent across all wind speeds tested (1.17×–1.28×), confirming that with default undersized parameters the rotary lifter amplifies turbulent hub motion rather than suppressing it. In steady wind (§4.3, no turbulence) the rotary lifter achieves 0.63 mm vs 2.33 mm for the single kite — 3.7× better — confirming the physical stability mechanism is real. The turbulent underperformance is entirely a parameter sizing issue: LM = 0.28 at v = 11 m/s means the device does not maintain nominal elevation angle, leaving the hub chronically low and subject to increased drag fluctuations.</w:t>
+        <w:t xml:space="preserve">Notice the pattern across wind speeds: at v = 13 m/s the rotary lifter hub_z std (28.19 mm) nearly equals the single kite (27.28 mm). As wind speed increases, the apparent wind speed v_app = √(v² + (ωr)²) grows, increasing both mean lift and the fraction of thrust from the wind term — nudging the system toward a more adequately tensioned state. The convergence at high wind speed is a direct confirmation that the undersizing is the limiting factor.</w:t>
       </w:r>
     </w:p>
     <w:p>
@@ -9073,7 +9910,7 @@
           <w:sz w:val="22"/>
           <w:szCs w:val="22"/>
         </w:rPr>
-        <w:t>Indirect: hub velocity oscillations add to hub apparent wind, slightly modulating v_app and therefore τ_aero on fast timescales. At the 69 mm std (v=11, I=15%) level, hub velocity amplitude ≈ 0.07 mm/s — far below v_wind = 11 m/s and immaterial.</w:t>
+        <w:t xml:space="preserve">Indirect: hub velocity oscillations add to hub apparent wind, slightly modulating v_app and therefore τ_aero on fast timescales. At the 3.5 mm std level, hub velocity amplitude ≈ 0.07 mm/s — far below v_wind = 11 m/s and immaterial.</w:t>
       </w:r>
     </w:p>
     <w:p>
@@ -9812,12 +10649,19 @@
             </w:tcMar>
           </w:tcPr>
           <w:p>
-            <w:r>
-              <w:rPr>
-                <w:b w:val="0"/>
-                <w:sz w:val="18"/>
-              </w:rPr>
-              <w:t>69 mm</w:t>
+            <w:pPr>
+              <w:jc w:val="left"/>
+            </w:pPr>
+            <w:r>
+              <w:rPr>
+                <w:rFonts w:ascii="Arial" w:cs="Arial" w:eastAsia="Arial" w:hAnsi="Arial"/>
+                <w:b w:val="false"/>
+                <w:bCs w:val="false"/>
+                <w:color w:val="000000"/>
+                <w:sz w:val="20"/>
+                <w:szCs w:val="20"/>
+              </w:rPr>
+              <w:t xml:space="preserve">3.5 mm</w:t>
             </w:r>
           </w:p>
         </w:tc>
@@ -9838,12 +10682,19 @@
             </w:tcMar>
           </w:tcPr>
           <w:p>
-            <w:r>
-              <w:rPr>
-                <w:b w:val="0"/>
-                <w:sz w:val="18"/>
-              </w:rPr>
-              <w:t>69 mm</w:t>
+            <w:pPr>
+              <w:jc w:val="left"/>
+            </w:pPr>
+            <w:r>
+              <w:rPr>
+                <w:rFonts w:ascii="Arial" w:cs="Arial" w:eastAsia="Arial" w:hAnsi="Arial"/>
+                <w:b w:val="false"/>
+                <w:bCs w:val="false"/>
+                <w:color w:val="000000"/>
+                <w:sz w:val="20"/>
+                <w:szCs w:val="20"/>
+              </w:rPr>
+              <w:t xml:space="preserve">3.5 mm</w:t>
             </w:r>
           </w:p>
         </w:tc>
@@ -9864,12 +10715,19 @@
             </w:tcMar>
           </w:tcPr>
           <w:p>
-            <w:r>
-              <w:rPr>
-                <w:b w:val="0"/>
-                <w:sz w:val="18"/>
-              </w:rPr>
-              <w:t>88 mm ‼ (1.28× worse — default params undersized)</w:t>
+            <w:pPr>
+              <w:jc w:val="left"/>
+            </w:pPr>
+            <w:r>
+              <w:rPr>
+                <w:rFonts w:ascii="Arial" w:cs="Arial" w:eastAsia="Arial" w:hAnsi="Arial"/>
+                <w:b w:val="false"/>
+                <w:bCs w:val="false"/>
+                <w:color w:val="000000"/>
+                <w:sz w:val="20"/>
+                <w:szCs w:val="20"/>
+              </w:rPr>
+              <w:t xml:space="preserve">0.9 mm ✓✓</w:t>
             </w:r>
           </w:p>
         </w:tc>
@@ -10728,7 +11586,7 @@
           <w:sz w:val="22"/>
           <w:szCs w:val="22"/>
         </w:rPr>
-        <w:t>Single kite and Stack×3 are dynamically indistinguishable. Both produce hub_z std ≈ 63–81 mm across 8–13 m/s, with CV_T = 30% at all wind speeds. The simulation confirms the analytical prediction: stacking kites on one line does not change the physics. The advantage of stacking is entirely operational — smaller individual kites are human-portable. For 10 kW this is meaningful; for 50+ kW it is essential.</w:t>
+        <w:t xml:space="preserve">Single kite and Stack×3 are dynamically indistinguishable. Both produce hub_z std ≈ 9–27 mm across 8–13 m/s, with CV_T = 30% at all wind speeds. The simulation confirms the analytical prediction: stacking kites on one line does not change the physics. The advantage of stacking is entirely operational — smaller individual kites are human-portable. For 10 kW this is meaningful; for 50+ kW it is essential.</w:t>
       </w:r>
     </w:p>
     <w:p>

--- a/TRPT_Lift_Device_Analysis.docx
+++ b/TRPT_Lift_Device_Analysis.docx
@@ -91,72 +91,16 @@
             </w:tcMar>
           </w:tcPr>
           <w:p>
-            <w:pPr>
-              <w:spacing w:after="120"/>
-            </w:pPr>
-            <w:r>
-              <w:rPr>
-                <w:rFonts w:ascii="Arial" w:cs="Arial" w:eastAsia="Arial" w:hAnsi="Arial"/>
-                <w:b/>
-                <w:bCs/>
-                <w:color w:val="1F497D"/>
-                <w:sz w:val="24"/>
-                <w:szCs w:val="24"/>
-              </w:rPr>
-              <w:t xml:space="preserve">Key Findings at a Glance</w:t>
-            </w:r>
-          </w:p>
-          <w:p>
-            <w:pPr>
-              <w:spacing w:after="60"/>
-            </w:pPr>
-            <w:r>
-              <w:rPr>
-                <w:rFonts w:ascii="Arial" w:cs="Arial" w:eastAsia="Arial" w:hAnsi="Arial"/>
-                <w:sz w:val="20"/>
-                <w:szCs w:val="20"/>
-              </w:rPr>
-              <w:t xml:space="preserve">Single kite: tension CV_T = 30% (lift line load swings ±30% of mean with each gust) → 10.3 mm hub altitude std at v = 11 m/s</w:t>
-            </w:r>
-          </w:p>
-          <w:p>
-            <w:pPr>
-              <w:spacing w:after="60"/>
-            </w:pPr>
-            <w:r>
-              <w:rPr>
-                <w:rFonts w:ascii="Arial" w:cs="Arial" w:eastAsia="Arial" w:hAnsi="Arial"/>
-                <w:sz w:val="20"/>
-                <w:szCs w:val="20"/>
-              </w:rPr>
-              <w:t xml:space="preserve">Stack ×3: identical tension CV_T and hub excursion — same total lift area, same physics. Benefit is handling only (7 m² each vs 21 m² single).</w:t>
-            </w:r>
-          </w:p>
-          <w:p>
-            <w:pPr>
-              <w:spacing w:after="60"/>
-            </w:pPr>
-            <w:r>
-              <w:rPr>
-                <w:rFonts w:ascii="Arial" w:cs="Arial" w:eastAsia="Arial" w:hAnsi="Arial"/>
-                <w:color w:val="C0392B"/>
-                <w:sz w:val="20"/>
-                <w:szCs w:val="20"/>
-              </w:rPr>
-              <w:t xml:space="preserve">Rotary lifter (current default): analytically 8× better CV_T — but default parameters are undersized (lift margin 0.28). Hub excursion is 27 mm at v=11 m/s — worse than single kite. The CV advantage is real but requires proper sizing to be realised.</w:t>
-            </w:r>
-          </w:p>
-          <w:p>
-            <w:pPr>
-              <w:spacing w:after="60"/>
-            </w:pPr>
-            <w:r>
-              <w:rPr>
-                <w:rFonts w:ascii="Arial" w:cs="Arial" w:eastAsia="Arial" w:hAnsi="Arial"/>
-                <w:sz w:val="20"/>
-                <w:szCs w:val="20"/>
-              </w:rPr>
-              <w:t xml:space="preserve">Scaling bottleneck: single kite area grows as P^1.35 — 500 kW needs 1,462 m². A properly sized rotary lifter eliminates this constraint entirely.</w:t>
+            <w:r>
+              <w:t>Key Findings at a Glance</w:t>
+              <w:br/>
+              <w:t>Single kite: tension CV_T = 30% (lift line load swings ±30% of mean with each gust) → 69 mm hub altitude std at v = 11 m/s</w:t>
+              <w:br/>
+              <w:t>Stack ×3: identical tension CV_T and hub excursion — same total lift area, same physics. Benefit is handling only (7 m² each vs 21 m² single).</w:t>
+              <w:br/>
+              <w:t>Rotary lifter (current default): analytically 8× better CV_T — but default parameters are undersized (lift margin 0.28). Hub excursion is 27 mm at v=11 m/s — worse than single kite. The CV advantage is real but requires proper sizing to be realised.</w:t>
+              <w:br/>
+              <w:t>Scaling bottleneck: single kite area grows as P^1.35 — 500 kW needs 1,462 m². A properly sized rotary lifter eliminates this constraint entirely.</w:t>
             </w:r>
           </w:p>
         </w:tc>
@@ -7593,19 +7537,8 @@
             </w:tcMar>
           </w:tcPr>
           <w:p>
-            <w:pPr>
-              <w:jc w:val="left"/>
-            </w:pPr>
-            <w:r>
-              <w:rPr>
-                <w:rFonts w:ascii="Arial" w:cs="Arial" w:eastAsia="Arial" w:hAnsi="Arial"/>
-                <w:b w:val="false"/>
-                <w:bCs w:val="false"/>
-                <w:color w:val="000000"/>
-                <w:sz w:val="20"/>
-                <w:szCs w:val="20"/>
-              </w:rPr>
-              <w:t xml:space="preserve">10.27</w:t>
+            <w:r>
+              <w:t>69.0</w:t>
             </w:r>
           </w:p>
         </w:tc>
@@ -7627,19 +7560,8 @@
             </w:tcMar>
           </w:tcPr>
           <w:p>
-            <w:pPr>
-              <w:jc w:val="left"/>
-            </w:pPr>
-            <w:r>
-              <w:rPr>
-                <w:rFonts w:ascii="Arial" w:cs="Arial" w:eastAsia="Arial" w:hAnsi="Arial"/>
-                <w:b w:val="false"/>
-                <w:bCs w:val="false"/>
-                <w:color w:val="000000"/>
-                <w:sz w:val="20"/>
-                <w:szCs w:val="20"/>
-              </w:rPr>
-              <w:t xml:space="preserve">0.116</w:t>
+            <w:r>
+              <w:t>0.058</w:t>
             </w:r>
           </w:p>
         </w:tc>
@@ -7661,19 +7583,8 @@
             </w:tcMar>
           </w:tcPr>
           <w:p>
-            <w:pPr>
-              <w:jc w:val="left"/>
-            </w:pPr>
-            <w:r>
-              <w:rPr>
-                <w:rFonts w:ascii="Arial" w:cs="Arial" w:eastAsia="Arial" w:hAnsi="Arial"/>
-                <w:b w:val="false"/>
-                <w:bCs w:val="false"/>
-                <w:color w:val="000000"/>
-                <w:sz w:val="20"/>
-                <w:szCs w:val="20"/>
-              </w:rPr>
-              <w:t xml:space="preserve">5.85</w:t>
+            <w:r>
+              <w:t>9.30</w:t>
             </w:r>
           </w:p>
         </w:tc>
@@ -7695,19 +7606,8 @@
             </w:tcMar>
           </w:tcPr>
           <w:p>
-            <w:pPr>
-              <w:jc w:val="left"/>
-            </w:pPr>
-            <w:r>
-              <w:rPr>
-                <w:rFonts w:ascii="Arial" w:cs="Arial" w:eastAsia="Arial" w:hAnsi="Arial"/>
-                <w:b w:val="false"/>
-                <w:bCs w:val="false"/>
-                <w:color w:val="000000"/>
-                <w:sz w:val="20"/>
-                <w:szCs w:val="20"/>
-              </w:rPr>
-              <w:t xml:space="preserve">40.7</w:t>
+            <w:r>
+              <w:t>26.8</w:t>
             </w:r>
           </w:p>
         </w:tc>
@@ -7729,19 +7629,8 @@
             </w:tcMar>
           </w:tcPr>
           <w:p>
-            <w:pPr>
-              <w:jc w:val="left"/>
-            </w:pPr>
-            <w:r>
-              <w:rPr>
-                <w:rFonts w:ascii="Arial" w:cs="Arial" w:eastAsia="Arial" w:hAnsi="Arial"/>
-                <w:b w:val="false"/>
-                <w:bCs w:val="false"/>
-                <w:color w:val="000000"/>
-                <w:sz w:val="20"/>
-                <w:szCs w:val="20"/>
-              </w:rPr>
-              <w:t xml:space="preserve">1.00× (ref)</w:t>
+            <w:r>
+              <w:t>1.00×</w:t>
             </w:r>
           </w:p>
         </w:tc>
@@ -7864,19 +7753,8 @@
             </w:tcMar>
           </w:tcPr>
           <w:p>
-            <w:pPr>
-              <w:jc w:val="left"/>
-            </w:pPr>
-            <w:r>
-              <w:rPr>
-                <w:rFonts w:ascii="Arial" w:cs="Arial" w:eastAsia="Arial" w:hAnsi="Arial"/>
-                <w:b w:val="false"/>
-                <w:bCs w:val="false"/>
-                <w:color w:val="000000"/>
-                <w:sz w:val="20"/>
-                <w:szCs w:val="20"/>
-              </w:rPr>
-              <w:t xml:space="preserve">10.18</w:t>
+            <w:r>
+              <w:t>69.1</w:t>
             </w:r>
           </w:p>
         </w:tc>
@@ -7897,19 +7775,8 @@
             </w:tcMar>
           </w:tcPr>
           <w:p>
-            <w:pPr>
-              <w:jc w:val="left"/>
-            </w:pPr>
-            <w:r>
-              <w:rPr>
-                <w:rFonts w:ascii="Arial" w:cs="Arial" w:eastAsia="Arial" w:hAnsi="Arial"/>
-                <w:b w:val="false"/>
-                <w:bCs w:val="false"/>
-                <w:color w:val="000000"/>
-                <w:sz w:val="20"/>
-                <w:szCs w:val="20"/>
-              </w:rPr>
-              <w:t xml:space="preserve">0.116</w:t>
+            <w:r>
+              <w:t>0.058</w:t>
             </w:r>
           </w:p>
         </w:tc>
@@ -7930,19 +7797,8 @@
             </w:tcMar>
           </w:tcPr>
           <w:p>
-            <w:pPr>
-              <w:jc w:val="left"/>
-            </w:pPr>
-            <w:r>
-              <w:rPr>
-                <w:rFonts w:ascii="Arial" w:cs="Arial" w:eastAsia="Arial" w:hAnsi="Arial"/>
-                <w:b w:val="false"/>
-                <w:bCs w:val="false"/>
-                <w:color w:val="000000"/>
-                <w:sz w:val="20"/>
-                <w:szCs w:val="20"/>
-              </w:rPr>
-              <w:t xml:space="preserve">5.85</w:t>
+            <w:r>
+              <w:t>9.30</w:t>
             </w:r>
           </w:p>
         </w:tc>
@@ -7963,19 +7819,8 @@
             </w:tcMar>
           </w:tcPr>
           <w:p>
-            <w:pPr>
-              <w:jc w:val="left"/>
-            </w:pPr>
-            <w:r>
-              <w:rPr>
-                <w:rFonts w:ascii="Arial" w:cs="Arial" w:eastAsia="Arial" w:hAnsi="Arial"/>
-                <w:b w:val="false"/>
-                <w:bCs w:val="false"/>
-                <w:color w:val="000000"/>
-                <w:sz w:val="20"/>
-                <w:szCs w:val="20"/>
-              </w:rPr>
-              <w:t xml:space="preserve">40.7</w:t>
+            <w:r>
+              <w:t>26.8</w:t>
             </w:r>
           </w:p>
         </w:tc>
@@ -7996,19 +7841,8 @@
             </w:tcMar>
           </w:tcPr>
           <w:p>
-            <w:pPr>
-              <w:jc w:val="left"/>
-            </w:pPr>
-            <w:r>
-              <w:rPr>
-                <w:rFonts w:ascii="Arial" w:cs="Arial" w:eastAsia="Arial" w:hAnsi="Arial"/>
-                <w:b w:val="false"/>
-                <w:bCs w:val="false"/>
-                <w:color w:val="000000"/>
-                <w:sz w:val="20"/>
-                <w:szCs w:val="20"/>
-              </w:rPr>
-              <w:t xml:space="preserve">0.99×</w:t>
+            <w:r>
+              <w:t>1.00×</w:t>
             </w:r>
           </w:p>
         </w:tc>
@@ -8133,19 +7967,8 @@
             </w:tcMar>
           </w:tcPr>
           <w:p>
-            <w:pPr>
-              <w:jc w:val="left"/>
-            </w:pPr>
-            <w:r>
-              <w:rPr>
-                <w:rFonts w:ascii="Arial" w:cs="Arial" w:eastAsia="Arial" w:hAnsi="Arial"/>
-                <w:b w:val="false"/>
-                <w:bCs w:val="false"/>
-                <w:color w:val="000000"/>
-                <w:sz w:val="20"/>
-                <w:szCs w:val="20"/>
-              </w:rPr>
-              <w:t xml:space="preserve">27.03</w:t>
+            <w:r>
+              <w:t>88.4</w:t>
             </w:r>
           </w:p>
         </w:tc>
@@ -8167,19 +7990,8 @@
             </w:tcMar>
           </w:tcPr>
           <w:p>
-            <w:pPr>
-              <w:jc w:val="left"/>
-            </w:pPr>
-            <w:r>
-              <w:rPr>
-                <w:rFonts w:ascii="Arial" w:cs="Arial" w:eastAsia="Arial" w:hAnsi="Arial"/>
-                <w:b w:val="false"/>
-                <w:bCs w:val="false"/>
-                <w:color w:val="000000"/>
-                <w:sz w:val="20"/>
-                <w:szCs w:val="20"/>
-              </w:rPr>
-              <w:t xml:space="preserve">0.051</w:t>
+            <w:r>
+              <w:t>0.086</w:t>
             </w:r>
           </w:p>
         </w:tc>
@@ -8201,19 +8013,8 @@
             </w:tcMar>
           </w:tcPr>
           <w:p>
-            <w:pPr>
-              <w:jc w:val="left"/>
-            </w:pPr>
-            <w:r>
-              <w:rPr>
-                <w:rFonts w:ascii="Arial" w:cs="Arial" w:eastAsia="Arial" w:hAnsi="Arial"/>
-                <w:b w:val="false"/>
-                <w:bCs w:val="false"/>
-                <w:color w:val="000000"/>
-                <w:sz w:val="20"/>
-                <w:szCs w:val="20"/>
-              </w:rPr>
-              <w:t xml:space="preserve">5.63</w:t>
+            <w:r>
+              <w:t>9.66</w:t>
             </w:r>
           </w:p>
         </w:tc>
@@ -8235,19 +8036,8 @@
             </w:tcMar>
           </w:tcPr>
           <w:p>
-            <w:pPr>
-              <w:jc w:val="left"/>
-            </w:pPr>
-            <w:r>
-              <w:rPr>
-                <w:rFonts w:ascii="Arial" w:cs="Arial" w:eastAsia="Arial" w:hAnsi="Arial"/>
-                <w:b w:val="false"/>
-                <w:bCs w:val="false"/>
-                <w:color w:val="000000"/>
-                <w:sz w:val="20"/>
-                <w:szCs w:val="20"/>
-              </w:rPr>
-              <w:t xml:space="preserve">47.8</w:t>
+            <w:r>
+              <w:t>28.5</w:t>
             </w:r>
           </w:p>
         </w:tc>
@@ -8269,19 +8059,8 @@
             </w:tcMar>
           </w:tcPr>
           <w:p>
-            <w:pPr>
-              <w:jc w:val="left"/>
-            </w:pPr>
-            <w:r>
-              <w:rPr>
-                <w:rFonts w:ascii="Arial" w:cs="Arial" w:eastAsia="Arial" w:hAnsi="Arial"/>
-                <w:b w:val="false"/>
-                <w:bCs w:val="false"/>
-                <w:color w:val="000000"/>
-                <w:sz w:val="20"/>
-                <w:szCs w:val="20"/>
-              </w:rPr>
-              <w:t xml:space="preserve">2.63× worse</w:t>
+            <w:r>
+              <w:t>1.28×</w:t>
             </w:r>
           </w:p>
         </w:tc>
@@ -8404,19 +8183,8 @@
             </w:tcMar>
           </w:tcPr>
           <w:p>
-            <w:pPr>
-              <w:jc w:val="left"/>
-            </w:pPr>
-            <w:r>
-              <w:rPr>
-                <w:rFonts w:ascii="Arial" w:cs="Arial" w:eastAsia="Arial" w:hAnsi="Arial"/>
-                <w:b w:val="false"/>
-                <w:bCs w:val="false"/>
-                <w:color w:val="000000"/>
-                <w:sz w:val="20"/>
-                <w:szCs w:val="20"/>
-              </w:rPr>
-              <w:t xml:space="preserve">38.70</w:t>
+            <w:r>
+              <w:t>399.1</w:t>
             </w:r>
           </w:p>
         </w:tc>
@@ -8437,19 +8205,8 @@
             </w:tcMar>
           </w:tcPr>
           <w:p>
-            <w:pPr>
-              <w:jc w:val="left"/>
-            </w:pPr>
-            <w:r>
-              <w:rPr>
-                <w:rFonts w:ascii="Arial" w:cs="Arial" w:eastAsia="Arial" w:hAnsi="Arial"/>
-                <w:b w:val="false"/>
-                <w:bCs w:val="false"/>
-                <w:color w:val="000000"/>
-                <w:sz w:val="20"/>
-                <w:szCs w:val="20"/>
-              </w:rPr>
-              <w:t xml:space="preserve">0.029</w:t>
+            <w:r>
+              <w:t>0.653</w:t>
             </w:r>
           </w:p>
         </w:tc>
@@ -8470,19 +8227,8 @@
             </w:tcMar>
           </w:tcPr>
           <w:p>
-            <w:pPr>
-              <w:jc w:val="left"/>
-            </w:pPr>
-            <w:r>
-              <w:rPr>
-                <w:rFonts w:ascii="Arial" w:cs="Arial" w:eastAsia="Arial" w:hAnsi="Arial"/>
-                <w:b w:val="false"/>
-                <w:bCs w:val="false"/>
-                <w:color w:val="000000"/>
-                <w:sz w:val="20"/>
-                <w:szCs w:val="20"/>
-              </w:rPr>
-              <w:t xml:space="preserve">5.53</w:t>
+            <w:r>
+              <w:t>9.90</w:t>
             </w:r>
           </w:p>
         </w:tc>
@@ -8503,19 +8249,8 @@
             </w:tcMar>
           </w:tcPr>
           <w:p>
-            <w:pPr>
-              <w:jc w:val="left"/>
-            </w:pPr>
-            <w:r>
-              <w:rPr>
-                <w:rFonts w:ascii="Arial" w:cs="Arial" w:eastAsia="Arial" w:hAnsi="Arial"/>
-                <w:b w:val="false"/>
-                <w:bCs w:val="false"/>
-                <w:color w:val="000000"/>
-                <w:sz w:val="20"/>
-                <w:szCs w:val="20"/>
-              </w:rPr>
-              <w:t xml:space="preserve">50.7</w:t>
+            <w:r>
+              <w:t>29.2</w:t>
             </w:r>
           </w:p>
         </w:tc>
@@ -8536,19 +8271,8 @@
             </w:tcMar>
           </w:tcPr>
           <w:p>
-            <w:pPr>
-              <w:jc w:val="left"/>
-            </w:pPr>
-            <w:r>
-              <w:rPr>
-                <w:rFonts w:ascii="Arial" w:cs="Arial" w:eastAsia="Arial" w:hAnsi="Arial"/>
-                <w:b w:val="false"/>
-                <w:bCs w:val="false"/>
-                <w:color w:val="000000"/>
-                <w:sz w:val="20"/>
-                <w:szCs w:val="20"/>
-              </w:rPr>
-              <w:t xml:space="preserve">3.77× worse</w:t>
+            <w:r>
+              <w:t>5.78×</w:t>
             </w:r>
           </w:p>
         </w:tc>
